--- a/MLOPS_Εργασία.docx
+++ b/MLOPS_Εργασία.docx
@@ -531,7 +531,7 @@
         <w:br w:type="page"/>
       </w:r>
     </w:p>
-    <w:bookmarkStart w:id="0" w:name="_Toc218439698" w:displacedByCustomXml="next"/>
+    <w:bookmarkStart w:id="0" w:name="_Toc221958616" w:displacedByCustomXml="next"/>
     <w:sdt>
       <w:sdtPr>
         <w:rPr>
@@ -599,7 +599,7 @@
           <w:r>
             <w:fldChar w:fldCharType="separate"/>
           </w:r>
-          <w:hyperlink w:anchor="_Toc218439698" w:history="1">
+          <w:hyperlink w:anchor="_Toc221958616" w:history="1">
             <w:r>
               <w:rPr>
                 <w:rStyle w:val="Hyperlink"/>
@@ -627,7 +627,7 @@
                 <w:noProof/>
                 <w:webHidden/>
               </w:rPr>
-              <w:instrText xml:space="preserve"> PAGEREF _Toc218439698 \h </w:instrText>
+              <w:instrText xml:space="preserve"> PAGEREF _Toc221958616 \h </w:instrText>
             </w:r>
             <w:r>
               <w:rPr>
@@ -670,7 +670,7 @@
               <w14:ligatures w14:val="standardContextual"/>
             </w:rPr>
           </w:pPr>
-          <w:hyperlink w:anchor="_Toc218439699" w:history="1">
+          <w:hyperlink w:anchor="_Toc221958617" w:history="1">
             <w:r>
               <w:rPr>
                 <w:rStyle w:val="Hyperlink"/>
@@ -698,7 +698,7 @@
                 <w:noProof/>
                 <w:webHidden/>
               </w:rPr>
-              <w:instrText xml:space="preserve"> PAGEREF _Toc218439699 \h </w:instrText>
+              <w:instrText xml:space="preserve"> PAGEREF _Toc221958617 \h </w:instrText>
             </w:r>
             <w:r>
               <w:rPr>
@@ -741,7 +741,7 @@
               <w14:ligatures w14:val="standardContextual"/>
             </w:rPr>
           </w:pPr>
-          <w:hyperlink w:anchor="_Toc218439700" w:history="1">
+          <w:hyperlink w:anchor="_Toc221958618" w:history="1">
             <w:r>
               <w:rPr>
                 <w:rStyle w:val="Hyperlink"/>
@@ -769,7 +769,7 @@
                 <w:noProof/>
                 <w:webHidden/>
               </w:rPr>
-              <w:instrText xml:space="preserve"> PAGEREF _Toc218439700 \h </w:instrText>
+              <w:instrText xml:space="preserve"> PAGEREF _Toc221958618 \h </w:instrText>
             </w:r>
             <w:r>
               <w:rPr>
@@ -812,7 +812,7 @@
               <w14:ligatures w14:val="standardContextual"/>
             </w:rPr>
           </w:pPr>
-          <w:hyperlink w:anchor="_Toc218439701" w:history="1">
+          <w:hyperlink w:anchor="_Toc221958619" w:history="1">
             <w:r>
               <w:rPr>
                 <w:rStyle w:val="Hyperlink"/>
@@ -840,7 +840,7 @@
                 <w:noProof/>
                 <w:webHidden/>
               </w:rPr>
-              <w:instrText xml:space="preserve"> PAGEREF _Toc218439701 \h </w:instrText>
+              <w:instrText xml:space="preserve"> PAGEREF _Toc221958619 \h </w:instrText>
             </w:r>
             <w:r>
               <w:rPr>
@@ -883,7 +883,7 @@
               <w14:ligatures w14:val="standardContextual"/>
             </w:rPr>
           </w:pPr>
-          <w:hyperlink w:anchor="_Toc218439702" w:history="1">
+          <w:hyperlink w:anchor="_Toc221958620" w:history="1">
             <w:r>
               <w:rPr>
                 <w:rStyle w:val="Hyperlink"/>
@@ -910,7 +910,7 @@
                 <w:noProof/>
                 <w:webHidden/>
               </w:rPr>
-              <w:instrText xml:space="preserve"> PAGEREF _Toc218439702 \h </w:instrText>
+              <w:instrText xml:space="preserve"> PAGEREF _Toc221958620 \h </w:instrText>
             </w:r>
             <w:r>
               <w:rPr>
@@ -953,7 +953,7 @@
               <w14:ligatures w14:val="standardContextual"/>
             </w:rPr>
           </w:pPr>
-          <w:hyperlink w:anchor="_Toc218439703" w:history="1">
+          <w:hyperlink w:anchor="_Toc221958621" w:history="1">
             <w:r>
               <w:rPr>
                 <w:rStyle w:val="Hyperlink"/>
@@ -1000,7 +1000,7 @@
                 <w:noProof/>
                 <w:webHidden/>
               </w:rPr>
-              <w:instrText xml:space="preserve"> PAGEREF _Toc218439703 \h </w:instrText>
+              <w:instrText xml:space="preserve"> PAGEREF _Toc221958621 \h </w:instrText>
             </w:r>
             <w:r>
               <w:rPr>
@@ -1043,7 +1043,7 @@
               <w14:ligatures w14:val="standardContextual"/>
             </w:rPr>
           </w:pPr>
-          <w:hyperlink w:anchor="_Toc218439704" w:history="1">
+          <w:hyperlink w:anchor="_Toc221958622" w:history="1">
             <w:r>
               <w:rPr>
                 <w:rStyle w:val="Hyperlink"/>
@@ -1089,7 +1089,7 @@
                 <w:noProof/>
                 <w:webHidden/>
               </w:rPr>
-              <w:instrText xml:space="preserve"> PAGEREF _Toc218439704 \h </w:instrText>
+              <w:instrText xml:space="preserve"> PAGEREF _Toc221958622 \h </w:instrText>
             </w:r>
             <w:r>
               <w:rPr>
@@ -1136,7 +1136,7 @@
               <w14:ligatures w14:val="standardContextual"/>
             </w:rPr>
           </w:pPr>
-          <w:hyperlink w:anchor="_Toc218439705" w:history="1">
+          <w:hyperlink w:anchor="_Toc221958623" w:history="1">
             <w:r>
               <w:rPr>
                 <w:rStyle w:val="Hyperlink"/>
@@ -1182,7 +1182,7 @@
                 <w:noProof/>
                 <w:webHidden/>
               </w:rPr>
-              <w:instrText xml:space="preserve"> PAGEREF _Toc218439705 \h </w:instrText>
+              <w:instrText xml:space="preserve"> PAGEREF _Toc221958623 \h </w:instrText>
             </w:r>
             <w:r>
               <w:rPr>
@@ -1229,7 +1229,7 @@
               <w14:ligatures w14:val="standardContextual"/>
             </w:rPr>
           </w:pPr>
-          <w:hyperlink w:anchor="_Toc218439706" w:history="1">
+          <w:hyperlink w:anchor="_Toc221958624" w:history="1">
             <w:r>
               <w:rPr>
                 <w:rStyle w:val="Hyperlink"/>
@@ -1277,7 +1277,7 @@
                 <w:noProof/>
                 <w:webHidden/>
               </w:rPr>
-              <w:instrText xml:space="preserve"> PAGEREF _Toc218439706 \h </w:instrText>
+              <w:instrText xml:space="preserve"> PAGEREF _Toc221958624 \h </w:instrText>
             </w:r>
             <w:r>
               <w:rPr>
@@ -1324,7 +1324,7 @@
               <w14:ligatures w14:val="standardContextual"/>
             </w:rPr>
           </w:pPr>
-          <w:hyperlink w:anchor="_Toc218439707" w:history="1">
+          <w:hyperlink w:anchor="_Toc221958625" w:history="1">
             <w:r>
               <w:rPr>
                 <w:rStyle w:val="Hyperlink"/>
@@ -1390,7 +1390,7 @@
                 <w:noProof/>
                 <w:webHidden/>
               </w:rPr>
-              <w:instrText xml:space="preserve"> PAGEREF _Toc218439707 \h </w:instrText>
+              <w:instrText xml:space="preserve"> PAGEREF _Toc221958625 \h </w:instrText>
             </w:r>
             <w:r>
               <w:rPr>
@@ -1437,7 +1437,7 @@
               <w14:ligatures w14:val="standardContextual"/>
             </w:rPr>
           </w:pPr>
-          <w:hyperlink w:anchor="_Toc218439708" w:history="1">
+          <w:hyperlink w:anchor="_Toc221958626" w:history="1">
             <w:r>
               <w:rPr>
                 <w:rStyle w:val="Hyperlink"/>
@@ -1485,7 +1485,7 @@
                 <w:noProof/>
                 <w:webHidden/>
               </w:rPr>
-              <w:instrText xml:space="preserve"> PAGEREF _Toc218439708 \h </w:instrText>
+              <w:instrText xml:space="preserve"> PAGEREF _Toc221958626 \h </w:instrText>
             </w:r>
             <w:r>
               <w:rPr>
@@ -1532,7 +1532,7 @@
               <w14:ligatures w14:val="standardContextual"/>
             </w:rPr>
           </w:pPr>
-          <w:hyperlink w:anchor="_Toc218439709" w:history="1">
+          <w:hyperlink w:anchor="_Toc221958627" w:history="1">
             <w:r>
               <w:rPr>
                 <w:rStyle w:val="Hyperlink"/>
@@ -1580,7 +1580,7 @@
                 <w:noProof/>
                 <w:webHidden/>
               </w:rPr>
-              <w:instrText xml:space="preserve"> PAGEREF _Toc218439709 \h </w:instrText>
+              <w:instrText xml:space="preserve"> PAGEREF _Toc221958627 \h </w:instrText>
             </w:r>
             <w:r>
               <w:rPr>
@@ -1627,7 +1627,7 @@
               <w14:ligatures w14:val="standardContextual"/>
             </w:rPr>
           </w:pPr>
-          <w:hyperlink w:anchor="_Toc218439710" w:history="1">
+          <w:hyperlink w:anchor="_Toc221958628" w:history="1">
             <w:r>
               <w:rPr>
                 <w:rStyle w:val="Hyperlink"/>
@@ -1675,7 +1675,7 @@
                 <w:noProof/>
                 <w:webHidden/>
               </w:rPr>
-              <w:instrText xml:space="preserve"> PAGEREF _Toc218439710 \h </w:instrText>
+              <w:instrText xml:space="preserve"> PAGEREF _Toc221958628 \h </w:instrText>
             </w:r>
             <w:r>
               <w:rPr>
@@ -1718,7 +1718,7 @@
               <w14:ligatures w14:val="standardContextual"/>
             </w:rPr>
           </w:pPr>
-          <w:hyperlink w:anchor="_Toc218439711" w:history="1">
+          <w:hyperlink w:anchor="_Toc221958629" w:history="1">
             <w:r>
               <w:rPr>
                 <w:rStyle w:val="Hyperlink"/>
@@ -1765,7 +1765,7 @@
                 <w:noProof/>
                 <w:webHidden/>
               </w:rPr>
-              <w:instrText xml:space="preserve"> PAGEREF _Toc218439711 \h </w:instrText>
+              <w:instrText xml:space="preserve"> PAGEREF _Toc221958629 \h </w:instrText>
             </w:r>
             <w:r>
               <w:rPr>
@@ -1812,7 +1812,7 @@
               <w14:ligatures w14:val="standardContextual"/>
             </w:rPr>
           </w:pPr>
-          <w:hyperlink w:anchor="_Toc218439712" w:history="1">
+          <w:hyperlink w:anchor="_Toc221958630" w:history="1">
             <w:r>
               <w:rPr>
                 <w:rStyle w:val="Hyperlink"/>
@@ -1865,7 +1865,7 @@
                 <w:noProof/>
                 <w:webHidden/>
               </w:rPr>
-              <w:instrText xml:space="preserve"> PAGEREF _Toc218439712 \h </w:instrText>
+              <w:instrText xml:space="preserve"> PAGEREF _Toc221958630 \h </w:instrText>
             </w:r>
             <w:r>
               <w:rPr>
@@ -1912,7 +1912,7 @@
               <w14:ligatures w14:val="standardContextual"/>
             </w:rPr>
           </w:pPr>
-          <w:hyperlink w:anchor="_Toc218439713" w:history="1">
+          <w:hyperlink w:anchor="_Toc221958631" w:history="1">
             <w:r>
               <w:rPr>
                 <w:rStyle w:val="Hyperlink"/>
@@ -1981,7 +1981,7 @@
                 <w:noProof/>
                 <w:webHidden/>
               </w:rPr>
-              <w:instrText xml:space="preserve"> PAGEREF _Toc218439713 \h </w:instrText>
+              <w:instrText xml:space="preserve"> PAGEREF _Toc221958631 \h </w:instrText>
             </w:r>
             <w:r>
               <w:rPr>
@@ -2001,7 +2001,7 @@
                 <w:noProof/>
                 <w:webHidden/>
               </w:rPr>
-              <w:t>11</w:t>
+              <w:t>12</w:t>
             </w:r>
             <w:r>
               <w:rPr>
@@ -2028,7 +2028,7 @@
               <w14:ligatures w14:val="standardContextual"/>
             </w:rPr>
           </w:pPr>
-          <w:hyperlink w:anchor="_Toc218439714" w:history="1">
+          <w:hyperlink w:anchor="_Toc221958632" w:history="1">
             <w:r>
               <w:rPr>
                 <w:rStyle w:val="Hyperlink"/>
@@ -2073,7 +2073,7 @@
                 <w:noProof/>
                 <w:webHidden/>
               </w:rPr>
-              <w:instrText xml:space="preserve"> PAGEREF _Toc218439714 \h </w:instrText>
+              <w:instrText xml:space="preserve"> PAGEREF _Toc221958632 \h </w:instrText>
             </w:r>
             <w:r>
               <w:rPr>
@@ -2120,7 +2120,7 @@
               <w14:ligatures w14:val="standardContextual"/>
             </w:rPr>
           </w:pPr>
-          <w:hyperlink w:anchor="_Toc218439715" w:history="1">
+          <w:hyperlink w:anchor="_Toc221958633" w:history="1">
             <w:r>
               <w:rPr>
                 <w:rStyle w:val="Hyperlink"/>
@@ -2165,7 +2165,7 @@
                 <w:noProof/>
                 <w:webHidden/>
               </w:rPr>
-              <w:instrText xml:space="preserve"> PAGEREF _Toc218439715 \h </w:instrText>
+              <w:instrText xml:space="preserve"> PAGEREF _Toc221958633 \h </w:instrText>
             </w:r>
             <w:r>
               <w:rPr>
@@ -2212,7 +2212,7 @@
               <w14:ligatures w14:val="standardContextual"/>
             </w:rPr>
           </w:pPr>
-          <w:hyperlink w:anchor="_Toc218439716" w:history="1">
+          <w:hyperlink w:anchor="_Toc221958634" w:history="1">
             <w:r>
               <w:rPr>
                 <w:rStyle w:val="Hyperlink"/>
@@ -2257,7 +2257,7 @@
                 <w:noProof/>
                 <w:webHidden/>
               </w:rPr>
-              <w:instrText xml:space="preserve"> PAGEREF _Toc218439716 \h </w:instrText>
+              <w:instrText xml:space="preserve"> PAGEREF _Toc221958634 \h </w:instrText>
             </w:r>
             <w:r>
               <w:rPr>
@@ -2300,7 +2300,7 @@
               <w14:ligatures w14:val="standardContextual"/>
             </w:rPr>
           </w:pPr>
-          <w:hyperlink w:anchor="_Toc218439717" w:history="1">
+          <w:hyperlink w:anchor="_Toc221958635" w:history="1">
             <w:r>
               <w:rPr>
                 <w:rStyle w:val="Hyperlink"/>
@@ -2347,7 +2347,7 @@
                 <w:noProof/>
                 <w:webHidden/>
               </w:rPr>
-              <w:instrText xml:space="preserve"> PAGEREF _Toc218439717 \h </w:instrText>
+              <w:instrText xml:space="preserve"> PAGEREF _Toc221958635 \h </w:instrText>
             </w:r>
             <w:r>
               <w:rPr>
@@ -2390,7 +2390,7 @@
               <w14:ligatures w14:val="standardContextual"/>
             </w:rPr>
           </w:pPr>
-          <w:hyperlink w:anchor="_Toc218439718" w:history="1">
+          <w:hyperlink w:anchor="_Toc221958636" w:history="1">
             <w:r>
               <w:rPr>
                 <w:rStyle w:val="Hyperlink"/>
@@ -2417,7 +2417,7 @@
                 <w:noProof/>
                 <w:webHidden/>
               </w:rPr>
-              <w:instrText xml:space="preserve"> PAGEREF _Toc218439718 \h </w:instrText>
+              <w:instrText xml:space="preserve"> PAGEREF _Toc221958636 \h </w:instrText>
             </w:r>
             <w:r>
               <w:rPr>
@@ -2472,7 +2472,7 @@
           <w:lang w:val="el-GR"/>
         </w:rPr>
       </w:pPr>
-      <w:bookmarkStart w:id="1" w:name="_Toc218439699"/>
+      <w:bookmarkStart w:id="1" w:name="_Toc221958617"/>
       <w:r>
         <w:rPr>
           <w:lang w:val="el-GR"/>
@@ -2857,21 +2857,7 @@
             <w:rStyle w:val="Hyperlink"/>
             <w:noProof/>
           </w:rPr>
-          <w:t>Εικόνα 4 Traini</w:t>
-        </w:r>
-        <w:r>
-          <w:rPr>
-            <w:rStyle w:val="Hyperlink"/>
-            <w:noProof/>
-          </w:rPr>
-          <w:t>n</w:t>
-        </w:r>
-        <w:r>
-          <w:rPr>
-            <w:rStyle w:val="Hyperlink"/>
-            <w:noProof/>
-          </w:rPr>
-          <w:t>g Pipeline</w:t>
+          <w:t>Εικόνα 4 Training Pipeline</w:t>
         </w:r>
         <w:r>
           <w:rPr>
@@ -3222,7 +3208,7 @@
           <w:lang w:val="el-GR"/>
         </w:rPr>
       </w:pPr>
-      <w:bookmarkStart w:id="2" w:name="_Toc218439700"/>
+      <w:bookmarkStart w:id="2" w:name="_Toc221958618"/>
       <w:r>
         <w:rPr>
           <w:lang w:val="el-GR"/>
@@ -3265,7 +3251,7 @@
           <w:lang w:val="el-GR"/>
         </w:rPr>
       </w:pPr>
-      <w:bookmarkStart w:id="3" w:name="_Toc218439701"/>
+      <w:bookmarkStart w:id="3" w:name="_Toc221958619"/>
       <w:r>
         <w:rPr>
           <w:lang w:val="el-GR"/>
@@ -3543,7 +3529,7 @@
         </w:numPr>
         <w:ind w:left="432" w:hanging="432"/>
       </w:pPr>
-      <w:bookmarkStart w:id="5" w:name="_Toc218439702"/>
+      <w:bookmarkStart w:id="5" w:name="_Toc221958620"/>
       <w:r>
         <w:lastRenderedPageBreak/>
         <w:t>Abstract</w:t>
@@ -3595,7 +3581,7 @@
           <w:lang w:val="el-GR"/>
         </w:rPr>
       </w:pPr>
-      <w:bookmarkStart w:id="6" w:name="_Toc218439703"/>
+      <w:bookmarkStart w:id="6" w:name="_Toc221958621"/>
       <w:r>
         <w:rPr>
           <w:lang w:val="el-GR"/>
@@ -3821,6 +3807,7 @@
               <w:rPr>
                 <w:rStyle w:val="Hyperlink"/>
                 <w:noProof/>
+                <w:lang w:val="el-GR"/>
               </w:rPr>
               <w:t xml:space="preserve"> </w:t>
             </w:r>
@@ -3828,6 +3815,7 @@
               <w:rPr>
                 <w:noProof/>
                 <w:color w:val="0000FF" w:themeColor="hyperlink"/>
+                <w:lang w:val="el-GR"/>
               </w:rPr>
               <w:t>[1]</w:t>
             </w:r>
@@ -3903,6 +3891,7 @@
               <w:rPr>
                 <w:rStyle w:val="Hyperlink"/>
                 <w:noProof/>
+                <w:lang w:val="el-GR"/>
               </w:rPr>
               <w:t xml:space="preserve"> </w:t>
             </w:r>
@@ -3910,6 +3899,7 @@
               <w:rPr>
                 <w:noProof/>
                 <w:color w:val="0000FF" w:themeColor="hyperlink"/>
+                <w:lang w:val="el-GR"/>
               </w:rPr>
               <w:t>[2]</w:t>
             </w:r>
@@ -4198,124 +4188,90 @@
         </w:rPr>
         <w:t xml:space="preserve"> </w:t>
       </w:r>
-      <w:r>
-        <w:fldChar w:fldCharType="begin"/>
-      </w:r>
-      <w:r>
-        <w:instrText>HYPERLINK</w:instrText>
-      </w:r>
-      <w:r>
-        <w:rPr>
-          <w:lang w:val="el-GR"/>
-        </w:rPr>
-        <w:instrText xml:space="preserve"> \</w:instrText>
-      </w:r>
-      <w:r>
-        <w:instrText>l</w:instrText>
-      </w:r>
-      <w:r>
-        <w:rPr>
-          <w:lang w:val="el-GR"/>
-        </w:rPr>
-        <w:instrText xml:space="preserve"> "</w:instrText>
-      </w:r>
-      <w:r>
-        <w:instrText>one</w:instrText>
-      </w:r>
-      <w:r>
-        <w:rPr>
-          <w:lang w:val="el-GR"/>
-        </w:rPr>
-        <w:instrText>"</w:instrText>
-      </w:r>
-      <w:r>
-        <w:fldChar w:fldCharType="separate"/>
-      </w:r>
-      <w:sdt>
-        <w:sdtPr>
-          <w:rPr>
-            <w:rStyle w:val="Hyperlink"/>
-            <w:lang w:val="el-GR"/>
-          </w:rPr>
-          <w:id w:val="-540443885"/>
-          <w:citation/>
-        </w:sdtPr>
-        <w:sdtContent>
-          <w:r>
+      <w:hyperlink w:anchor="one" w:history="1">
+        <w:sdt>
+          <w:sdtPr>
             <w:rPr>
               <w:rStyle w:val="Hyperlink"/>
               <w:lang w:val="el-GR"/>
             </w:rPr>
-            <w:fldChar w:fldCharType="begin"/>
-          </w:r>
-          <w:r>
-            <w:rPr>
-              <w:rStyle w:val="Hyperlink"/>
-              <w:lang w:val="el-GR"/>
-            </w:rPr>
-            <w:instrText xml:space="preserve"> </w:instrText>
-          </w:r>
-          <w:r>
-            <w:rPr>
-              <w:rStyle w:val="Hyperlink"/>
-            </w:rPr>
-            <w:instrText>CITATION</w:instrText>
-          </w:r>
-          <w:r>
-            <w:rPr>
-              <w:rStyle w:val="Hyperlink"/>
-              <w:lang w:val="el-GR"/>
-            </w:rPr>
-            <w:instrText xml:space="preserve"> 7 \</w:instrText>
-          </w:r>
-          <w:r>
-            <w:rPr>
-              <w:rStyle w:val="Hyperlink"/>
-            </w:rPr>
-            <w:instrText>l</w:instrText>
-          </w:r>
-          <w:r>
-            <w:rPr>
-              <w:rStyle w:val="Hyperlink"/>
-              <w:lang w:val="el-GR"/>
-            </w:rPr>
-            <w:instrText xml:space="preserve"> 1033 </w:instrText>
-          </w:r>
-          <w:r>
-            <w:rPr>
-              <w:rStyle w:val="Hyperlink"/>
-              <w:lang w:val="el-GR"/>
-            </w:rPr>
-            <w:fldChar w:fldCharType="separate"/>
-          </w:r>
-          <w:r>
-            <w:rPr>
-              <w:rStyle w:val="Hyperlink"/>
-              <w:noProof/>
-              <w:lang w:val="el-GR"/>
-            </w:rPr>
-            <w:t xml:space="preserve"> </w:t>
-          </w:r>
-          <w:r>
-            <w:rPr>
-              <w:noProof/>
-              <w:color w:val="0000FF" w:themeColor="hyperlink"/>
-              <w:lang w:val="el-GR"/>
-            </w:rPr>
-            <w:t>[1]</w:t>
-          </w:r>
-          <w:r>
-            <w:rPr>
-              <w:rStyle w:val="Hyperlink"/>
-              <w:lang w:val="el-GR"/>
-            </w:rPr>
-            <w:fldChar w:fldCharType="end"/>
-          </w:r>
-        </w:sdtContent>
-      </w:sdt>
-      <w:r>
-        <w:fldChar w:fldCharType="end"/>
-      </w:r>
+            <w:id w:val="-540443885"/>
+            <w:citation/>
+          </w:sdtPr>
+          <w:sdtContent>
+            <w:r>
+              <w:rPr>
+                <w:rStyle w:val="Hyperlink"/>
+                <w:lang w:val="el-GR"/>
+              </w:rPr>
+              <w:fldChar w:fldCharType="begin"/>
+            </w:r>
+            <w:r>
+              <w:rPr>
+                <w:rStyle w:val="Hyperlink"/>
+                <w:lang w:val="el-GR"/>
+              </w:rPr>
+              <w:instrText xml:space="preserve"> </w:instrText>
+            </w:r>
+            <w:r>
+              <w:rPr>
+                <w:rStyle w:val="Hyperlink"/>
+              </w:rPr>
+              <w:instrText>CITATION</w:instrText>
+            </w:r>
+            <w:r>
+              <w:rPr>
+                <w:rStyle w:val="Hyperlink"/>
+                <w:lang w:val="el-GR"/>
+              </w:rPr>
+              <w:instrText xml:space="preserve"> 7 \</w:instrText>
+            </w:r>
+            <w:r>
+              <w:rPr>
+                <w:rStyle w:val="Hyperlink"/>
+              </w:rPr>
+              <w:instrText>l</w:instrText>
+            </w:r>
+            <w:r>
+              <w:rPr>
+                <w:rStyle w:val="Hyperlink"/>
+                <w:lang w:val="el-GR"/>
+              </w:rPr>
+              <w:instrText xml:space="preserve"> 1033 </w:instrText>
+            </w:r>
+            <w:r>
+              <w:rPr>
+                <w:rStyle w:val="Hyperlink"/>
+                <w:lang w:val="el-GR"/>
+              </w:rPr>
+              <w:fldChar w:fldCharType="separate"/>
+            </w:r>
+            <w:r>
+              <w:rPr>
+                <w:rStyle w:val="Hyperlink"/>
+                <w:noProof/>
+                <w:lang w:val="el-GR"/>
+              </w:rPr>
+              <w:t xml:space="preserve"> </w:t>
+            </w:r>
+            <w:r>
+              <w:rPr>
+                <w:noProof/>
+                <w:color w:val="0000FF" w:themeColor="hyperlink"/>
+                <w:lang w:val="el-GR"/>
+              </w:rPr>
+              <w:t>[1]</w:t>
+            </w:r>
+            <w:r>
+              <w:rPr>
+                <w:rStyle w:val="Hyperlink"/>
+                <w:lang w:val="el-GR"/>
+              </w:rPr>
+              <w:fldChar w:fldCharType="end"/>
+            </w:r>
+          </w:sdtContent>
+        </w:sdt>
+      </w:hyperlink>
       <w:hyperlink w:anchor="four" w:history="1">
         <w:sdt>
           <w:sdtPr>
@@ -4569,7 +4525,7 @@
           <w:lang w:val="el-GR"/>
         </w:rPr>
       </w:pPr>
-      <w:bookmarkStart w:id="7" w:name="_Toc218439704"/>
+      <w:bookmarkStart w:id="7" w:name="_Toc221958622"/>
       <w:proofErr w:type="spellStart"/>
       <w:r>
         <w:lastRenderedPageBreak/>
@@ -4600,7 +4556,7 @@
           <w:lang w:val="el-GR"/>
         </w:rPr>
       </w:pPr>
-      <w:bookmarkStart w:id="8" w:name="_Toc218439705"/>
+      <w:bookmarkStart w:id="8" w:name="_Toc221958623"/>
       <w:proofErr w:type="spellStart"/>
       <w:r>
         <w:t>Αν</w:t>
@@ -4750,6 +4706,7 @@
               <w:rPr>
                 <w:rStyle w:val="Hyperlink"/>
                 <w:noProof/>
+                <w:lang w:val="el-GR"/>
               </w:rPr>
               <w:t xml:space="preserve"> </w:t>
             </w:r>
@@ -4757,6 +4714,7 @@
               <w:rPr>
                 <w:noProof/>
                 <w:color w:val="0000FF" w:themeColor="hyperlink"/>
+                <w:lang w:val="el-GR"/>
               </w:rPr>
               <w:t>[1]</w:t>
             </w:r>
@@ -4899,6 +4857,7 @@
                 <w:rStyle w:val="Hyperlink"/>
                 <w:rFonts w:eastAsia="Times New Roman" w:cstheme="minorHAnsi"/>
                 <w:noProof/>
+                <w:lang w:val="el-GR"/>
               </w:rPr>
               <w:t xml:space="preserve"> </w:t>
             </w:r>
@@ -4907,6 +4866,7 @@
                 <w:rFonts w:eastAsia="Times New Roman" w:cstheme="minorHAnsi"/>
                 <w:noProof/>
                 <w:color w:val="0000FF" w:themeColor="hyperlink"/>
+                <w:lang w:val="el-GR"/>
               </w:rPr>
               <w:t>[2]</w:t>
             </w:r>
@@ -4930,7 +4890,7 @@
           <w:lang w:val="el-GR"/>
         </w:rPr>
       </w:pPr>
-      <w:bookmarkStart w:id="9" w:name="_Toc218439706"/>
+      <w:bookmarkStart w:id="9" w:name="_Toc221958624"/>
       <w:r>
         <w:rPr>
           <w:rFonts w:asciiTheme="minorHAnsi" w:hAnsiTheme="minorHAnsi" w:cstheme="minorHAnsi"/>
@@ -5082,6 +5042,7 @@
                 <w:rStyle w:val="Hyperlink"/>
                 <w:rFonts w:eastAsia="Times New Roman" w:cstheme="minorHAnsi"/>
                 <w:noProof/>
+                <w:lang w:val="el-GR"/>
               </w:rPr>
               <w:t xml:space="preserve"> </w:t>
             </w:r>
@@ -5090,6 +5051,7 @@
                 <w:rFonts w:eastAsia="Times New Roman" w:cstheme="minorHAnsi"/>
                 <w:noProof/>
                 <w:color w:val="0000FF" w:themeColor="hyperlink"/>
+                <w:lang w:val="el-GR"/>
               </w:rPr>
               <w:t>[5]</w:t>
             </w:r>
@@ -5175,6 +5137,7 @@
                 <w:rStyle w:val="Hyperlink"/>
                 <w:rFonts w:eastAsia="Times New Roman" w:cstheme="minorHAnsi"/>
                 <w:noProof/>
+                <w:lang w:val="el-GR"/>
               </w:rPr>
               <w:t xml:space="preserve"> </w:t>
             </w:r>
@@ -5183,6 +5146,7 @@
                 <w:rFonts w:eastAsia="Times New Roman" w:cstheme="minorHAnsi"/>
                 <w:noProof/>
                 <w:color w:val="0000FF" w:themeColor="hyperlink"/>
+                <w:lang w:val="el-GR"/>
               </w:rPr>
               <w:t>[6]</w:t>
             </w:r>
@@ -5222,7 +5186,7 @@
           <w:lang w:val="el-GR"/>
         </w:rPr>
       </w:pPr>
-      <w:bookmarkStart w:id="10" w:name="_Toc218439707"/>
+      <w:bookmarkStart w:id="10" w:name="_Toc221958625"/>
       <w:r>
         <w:rPr>
           <w:rFonts w:asciiTheme="minorHAnsi" w:eastAsia="Times New Roman" w:hAnsiTheme="minorHAnsi" w:cstheme="minorHAnsi"/>
@@ -5473,7 +5437,7 @@
           <w:lang w:val="el-GR"/>
         </w:rPr>
       </w:pPr>
-      <w:bookmarkStart w:id="11" w:name="_Toc218439708"/>
+      <w:bookmarkStart w:id="11" w:name="_Toc221958626"/>
       <w:proofErr w:type="spellStart"/>
       <w:r>
         <w:rPr>
@@ -5658,6 +5622,7 @@
               <w:rPr>
                 <w:rStyle w:val="Hyperlink"/>
                 <w:noProof/>
+                <w:lang w:val="el-GR"/>
               </w:rPr>
               <w:t xml:space="preserve"> </w:t>
             </w:r>
@@ -5665,6 +5630,7 @@
               <w:rPr>
                 <w:noProof/>
                 <w:color w:val="0000FF" w:themeColor="hyperlink"/>
+                <w:lang w:val="el-GR"/>
               </w:rPr>
               <w:t>[1]</w:t>
             </w:r>
@@ -5749,6 +5715,7 @@
                 <w:rStyle w:val="Hyperlink"/>
                 <w:rFonts w:eastAsia="Times New Roman" w:cstheme="minorHAnsi"/>
                 <w:noProof/>
+                <w:lang w:val="el-GR"/>
               </w:rPr>
               <w:t xml:space="preserve"> </w:t>
             </w:r>
@@ -5757,6 +5724,7 @@
                 <w:rFonts w:eastAsia="Times New Roman" w:cstheme="minorHAnsi"/>
                 <w:noProof/>
                 <w:color w:val="0000FF" w:themeColor="hyperlink"/>
+                <w:lang w:val="el-GR"/>
               </w:rPr>
               <w:t>[3]</w:t>
             </w:r>
@@ -5780,7 +5748,7 @@
           <w:lang w:val="el-GR"/>
         </w:rPr>
       </w:pPr>
-      <w:bookmarkStart w:id="12" w:name="_Toc218439709"/>
+      <w:bookmarkStart w:id="12" w:name="_Toc221958627"/>
       <w:r>
         <w:rPr>
           <w:rFonts w:asciiTheme="minorHAnsi" w:hAnsiTheme="minorHAnsi" w:cstheme="minorHAnsi"/>
@@ -5971,6 +5939,7 @@
                 <w:rStyle w:val="Hyperlink"/>
                 <w:rFonts w:cstheme="minorHAnsi"/>
                 <w:noProof/>
+                <w:lang w:val="el-GR"/>
               </w:rPr>
               <w:t xml:space="preserve"> </w:t>
             </w:r>
@@ -5979,6 +5948,7 @@
                 <w:rFonts w:cstheme="minorHAnsi"/>
                 <w:noProof/>
                 <w:color w:val="0000FF" w:themeColor="hyperlink"/>
+                <w:lang w:val="el-GR"/>
               </w:rPr>
               <w:t>[8]</w:t>
             </w:r>
@@ -6002,7 +5972,7 @@
           <w:lang w:val="el-GR"/>
         </w:rPr>
       </w:pPr>
-      <w:bookmarkStart w:id="13" w:name="_Toc218439710"/>
+      <w:bookmarkStart w:id="13" w:name="_Toc221958628"/>
       <w:proofErr w:type="spellStart"/>
       <w:r>
         <w:rPr>
@@ -6132,6 +6102,7 @@
               <w:rPr>
                 <w:rStyle w:val="Hyperlink"/>
                 <w:noProof/>
+                <w:lang w:val="el-GR"/>
               </w:rPr>
               <w:t xml:space="preserve"> </w:t>
             </w:r>
@@ -6139,8 +6110,25 @@
               <w:rPr>
                 <w:noProof/>
                 <w:color w:val="0000FF" w:themeColor="hyperlink"/>
-              </w:rPr>
-              <w:t>[1]</w:t>
+                <w:lang w:val="el-GR"/>
+              </w:rPr>
+              <w:t>[</w:t>
+            </w:r>
+            <w:r>
+              <w:rPr>
+                <w:noProof/>
+                <w:color w:val="0000FF" w:themeColor="hyperlink"/>
+                <w:lang w:val="el-GR"/>
+              </w:rPr>
+              <w:t>1</w:t>
+            </w:r>
+            <w:r>
+              <w:rPr>
+                <w:noProof/>
+                <w:color w:val="0000FF" w:themeColor="hyperlink"/>
+                <w:lang w:val="el-GR"/>
+              </w:rPr>
+              <w:t>]</w:t>
             </w:r>
             <w:r>
               <w:rPr>
@@ -6156,7 +6144,6 @@
     <w:p>
       <w:pPr>
         <w:rPr>
-          <w:rFonts w:cstheme="minorHAnsi"/>
           <w:lang w:val="el-GR"/>
         </w:rPr>
       </w:pPr>
@@ -6251,6 +6238,7 @@
               <w:rPr>
                 <w:rStyle w:val="Hyperlink"/>
                 <w:noProof/>
+                <w:lang w:val="el-GR"/>
               </w:rPr>
               <w:t xml:space="preserve"> </w:t>
             </w:r>
@@ -6258,6 +6246,7 @@
               <w:rPr>
                 <w:noProof/>
                 <w:color w:val="0000FF" w:themeColor="hyperlink"/>
+                <w:lang w:val="el-GR"/>
               </w:rPr>
               <w:t>[1]</w:t>
             </w:r>
@@ -6276,6 +6265,106 @@
       <w:pPr>
         <w:rPr>
           <w:rFonts w:cstheme="minorHAnsi"/>
+        </w:rPr>
+      </w:pPr>
+      <w:r>
+        <w:rPr>
+          <w:lang w:val="el-GR"/>
+        </w:rPr>
+        <w:t xml:space="preserve">Μια ακόμη χρήσιμη πρακτική σε βιομηχανικό περιβάλλον είναι και η </w:t>
+      </w:r>
+      <w:r>
+        <w:rPr>
+          <w:lang w:val="el-GR"/>
+        </w:rPr>
+        <w:t>Αυτοματοποιημένη Επικύρωση Δεδομένων</w:t>
+      </w:r>
+      <w:r>
+        <w:rPr>
+          <w:lang w:val="el-GR"/>
+        </w:rPr>
+        <w:t xml:space="preserve"> (</w:t>
+      </w:r>
+      <w:r>
+        <w:t>Data</w:t>
+      </w:r>
+      <w:r>
+        <w:rPr>
+          <w:lang w:val="el-GR"/>
+        </w:rPr>
+        <w:t xml:space="preserve"> </w:t>
+      </w:r>
+      <w:r>
+        <w:t>Validation</w:t>
+      </w:r>
+      <w:r>
+        <w:rPr>
+          <w:lang w:val="el-GR"/>
+        </w:rPr>
+        <w:t xml:space="preserve">). </w:t>
+      </w:r>
+      <w:r>
+        <w:rPr>
+          <w:lang w:val="el-GR"/>
+        </w:rPr>
+        <w:t>Η διαδικασία αυτή είναι απαραίτητη για τη διασφάλιση της ποιότητας των δεδομένων πριν αυτά εισαχθούν στο στάδιο της εκπαίδευσης, αποτρέποντας σφάλματα που προκύπτουν από αλλοιωμένα αρχεία, απουσία τιμών (</w:t>
+      </w:r>
+      <w:r>
+        <w:t>null</w:t>
+      </w:r>
+      <w:r>
+        <w:rPr>
+          <w:lang w:val="el-GR"/>
+        </w:rPr>
+        <w:t xml:space="preserve"> </w:t>
+      </w:r>
+      <w:r>
+        <w:t>values</w:t>
+      </w:r>
+      <w:r>
+        <w:rPr>
+          <w:lang w:val="el-GR"/>
+        </w:rPr>
+        <w:t>) ή απροσδόκητες αλλαγές στο σχήμα των δεδομένων (</w:t>
+      </w:r>
+      <w:r>
+        <w:t>schema</w:t>
+      </w:r>
+      <w:r>
+        <w:rPr>
+          <w:lang w:val="el-GR"/>
+        </w:rPr>
+        <w:t xml:space="preserve"> </w:t>
+      </w:r>
+      <w:r>
+        <w:t>changes</w:t>
+      </w:r>
+      <w:r>
+        <w:rPr>
+          <w:lang w:val="el-GR"/>
+        </w:rPr>
+        <w:t>).</w:t>
+      </w:r>
+      <w:r>
+        <w:rPr>
+          <w:lang w:val="el-GR"/>
+        </w:rPr>
+        <w:t xml:space="preserve"> </w:t>
+      </w:r>
+      <w:r>
+        <w:rPr>
+          <w:lang w:val="el-GR"/>
+        </w:rPr>
+        <w:t xml:space="preserve">Στην παρούσα εργασία δεν έχει υλοποιηθεί </w:t>
+      </w:r>
+      <w:r>
+        <w:t>data validation</w:t>
+      </w:r>
+    </w:p>
+    <w:p>
+      <w:pPr>
+        <w:rPr>
+          <w:rFonts w:cstheme="minorHAnsi"/>
           <w:lang w:val="el-GR"/>
         </w:rPr>
       </w:pPr>
@@ -6309,7 +6398,7 @@
           <w:lang w:val="el-GR"/>
         </w:rPr>
       </w:pPr>
-      <w:bookmarkStart w:id="14" w:name="_Toc218439711"/>
+      <w:bookmarkStart w:id="14" w:name="_Toc221958629"/>
       <w:r>
         <w:rPr>
           <w:lang w:val="el-GR"/>
@@ -6368,7 +6457,7 @@
       <w:pPr>
         <w:pStyle w:val="Heading2"/>
       </w:pPr>
-      <w:bookmarkStart w:id="15" w:name="_Toc218439712"/>
+      <w:bookmarkStart w:id="15" w:name="_Toc221958630"/>
       <w:r>
         <w:rPr>
           <w:lang w:val="el-GR"/>
@@ -6387,794 +6476,569 @@
       <w:pPr>
         <w:spacing w:before="100" w:beforeAutospacing="1" w:after="100" w:afterAutospacing="1"/>
         <w:rPr>
+          <w:rFonts w:eastAsia="Times New Roman" w:cstheme="minorHAnsi"/>
+          <w:lang w:val="el-GR"/>
+        </w:rPr>
+      </w:pPr>
+      <w:r>
+        <w:rPr>
+          <w:rFonts w:eastAsia="Times New Roman" w:cstheme="minorHAnsi"/>
+          <w:lang w:val="el-GR"/>
+        </w:rPr>
+        <w:t xml:space="preserve">Το έργο οργανώθηκε με τρόπο που να υποστηρίζει τις πρακτικές </w:t>
+      </w:r>
+      <w:proofErr w:type="spellStart"/>
+      <w:r>
+        <w:rPr>
+          <w:rFonts w:eastAsia="Times New Roman" w:cstheme="minorHAnsi"/>
+        </w:rPr>
+        <w:t>MLOps</w:t>
+      </w:r>
+      <w:proofErr w:type="spellEnd"/>
+      <w:r>
+        <w:rPr>
+          <w:rFonts w:eastAsia="Times New Roman" w:cstheme="minorHAnsi"/>
+          <w:lang w:val="el-GR"/>
+        </w:rPr>
+        <w:t xml:space="preserve"> και να διευκολύνει τη συντήρηση, την αυτοματοποίηση και την </w:t>
+      </w:r>
+      <w:proofErr w:type="spellStart"/>
+      <w:r>
+        <w:rPr>
+          <w:rFonts w:eastAsia="Times New Roman" w:cstheme="minorHAnsi"/>
+          <w:lang w:val="el-GR"/>
+        </w:rPr>
+        <w:t>αναπαραγωγιμότητα</w:t>
+      </w:r>
+      <w:proofErr w:type="spellEnd"/>
+      <w:r>
+        <w:rPr>
+          <w:rFonts w:eastAsia="Times New Roman" w:cstheme="minorHAnsi"/>
+          <w:lang w:val="el-GR"/>
+        </w:rPr>
+        <w:t xml:space="preserve">. Ο βασικός πηγαίος κώδικας βρίσκεται στον φάκελο </w:t>
+      </w:r>
+      <w:proofErr w:type="spellStart"/>
+      <w:r>
+        <w:rPr>
+          <w:rFonts w:eastAsia="Times New Roman" w:cstheme="minorHAnsi"/>
+        </w:rPr>
+        <w:t>src</w:t>
+      </w:r>
+      <w:proofErr w:type="spellEnd"/>
+      <w:r>
+        <w:rPr>
+          <w:rFonts w:eastAsia="Times New Roman" w:cstheme="minorHAnsi"/>
+          <w:lang w:val="el-GR"/>
+        </w:rPr>
+        <w:t>, ο οποίος περιλαμβάνει τη λογική εκπαίδευσης, αξιολόγησης και προώθησης (</w:t>
+      </w:r>
+      <w:r>
+        <w:rPr>
+          <w:rFonts w:eastAsia="Times New Roman" w:cstheme="minorHAnsi"/>
+        </w:rPr>
+        <w:t>promotion</w:t>
+      </w:r>
+      <w:r>
+        <w:rPr>
+          <w:rFonts w:eastAsia="Times New Roman" w:cstheme="minorHAnsi"/>
+          <w:lang w:val="el-GR"/>
+        </w:rPr>
+        <w:t xml:space="preserve">) των μοντέλων. Οι ρυθμίσεις εκπαίδευσης και εκτέλεσης ορίζονται μέσω αρχείων </w:t>
+      </w:r>
+      <w:r>
+        <w:rPr>
+          <w:rFonts w:eastAsia="Times New Roman" w:cstheme="minorHAnsi"/>
+        </w:rPr>
+        <w:t>YAML</w:t>
+      </w:r>
+      <w:r>
+        <w:rPr>
+          <w:rFonts w:eastAsia="Times New Roman" w:cstheme="minorHAnsi"/>
+          <w:lang w:val="el-GR"/>
+        </w:rPr>
+        <w:t xml:space="preserve"> στον φάκελο </w:t>
+      </w:r>
+      <w:r>
+        <w:rPr>
+          <w:rFonts w:eastAsia="Times New Roman" w:cstheme="minorHAnsi"/>
+        </w:rPr>
+        <w:t>configs</w:t>
+      </w:r>
+      <w:r>
+        <w:rPr>
+          <w:rFonts w:eastAsia="Times New Roman" w:cstheme="minorHAnsi"/>
+          <w:lang w:val="el-GR"/>
+        </w:rPr>
+        <w:t>, επιτρέποντας την εύκολη τροποποίηση παραμέτρων χωρίς αλλαγές στον κώδικα.</w:t>
+      </w:r>
+    </w:p>
+    <w:p>
+      <w:pPr>
+        <w:spacing w:before="100" w:beforeAutospacing="1" w:after="100" w:afterAutospacing="1"/>
+        <w:rPr>
+          <w:rFonts w:eastAsia="Times New Roman" w:cstheme="minorHAnsi"/>
+          <w:lang w:val="el-GR"/>
+        </w:rPr>
+      </w:pPr>
+      <w:r>
+        <w:rPr>
+          <w:rFonts w:eastAsia="Times New Roman" w:cstheme="minorHAnsi"/>
+          <w:lang w:val="el-GR"/>
+        </w:rPr>
+        <w:t xml:space="preserve">Τα δεδομένα του έργου παρακολουθούνται μέσω του </w:t>
+      </w:r>
+      <w:r>
+        <w:rPr>
+          <w:rFonts w:eastAsia="Times New Roman" w:cstheme="minorHAnsi"/>
+        </w:rPr>
+        <w:t>DVC</w:t>
+      </w:r>
+      <w:r>
+        <w:rPr>
+          <w:rFonts w:eastAsia="Times New Roman" w:cstheme="minorHAnsi"/>
+          <w:lang w:val="el-GR"/>
+        </w:rPr>
+        <w:t xml:space="preserve"> και οργανώνονται στον φάκελο </w:t>
+      </w:r>
+      <w:r>
+        <w:rPr>
+          <w:rFonts w:eastAsia="Times New Roman" w:cstheme="minorHAnsi"/>
+        </w:rPr>
+        <w:t>data</w:t>
+      </w:r>
+      <w:r>
+        <w:rPr>
+          <w:rFonts w:eastAsia="Times New Roman" w:cstheme="minorHAnsi"/>
+          <w:lang w:val="el-GR"/>
+        </w:rPr>
+        <w:t xml:space="preserve">, ενώ τα παραγόμενα μοντέλα αποθηκεύονται στον φάκελο </w:t>
+      </w:r>
+      <w:r>
+        <w:rPr>
+          <w:rFonts w:eastAsia="Times New Roman" w:cstheme="minorHAnsi"/>
+        </w:rPr>
+        <w:t>models</w:t>
+      </w:r>
+      <w:r>
+        <w:rPr>
+          <w:rFonts w:eastAsia="Times New Roman" w:cstheme="minorHAnsi"/>
+          <w:lang w:val="el-GR"/>
+        </w:rPr>
+        <w:t xml:space="preserve">, επίσης υπό έλεγχο εκδόσεων μέσω </w:t>
+      </w:r>
+      <w:r>
+        <w:rPr>
+          <w:rFonts w:eastAsia="Times New Roman" w:cstheme="minorHAnsi"/>
+        </w:rPr>
+        <w:t>DVC</w:t>
+      </w:r>
+      <w:r>
+        <w:rPr>
+          <w:rFonts w:eastAsia="Times New Roman" w:cstheme="minorHAnsi"/>
+          <w:lang w:val="el-GR"/>
+        </w:rPr>
+        <w:t xml:space="preserve">. Ο φάκελος </w:t>
+      </w:r>
+      <w:r>
+        <w:rPr>
+          <w:rFonts w:eastAsia="Times New Roman" w:cstheme="minorHAnsi"/>
+        </w:rPr>
+        <w:t>outputs</w:t>
+      </w:r>
+      <w:r>
+        <w:rPr>
+          <w:rFonts w:eastAsia="Times New Roman" w:cstheme="minorHAnsi"/>
+          <w:lang w:val="el-GR"/>
+        </w:rPr>
+        <w:t xml:space="preserve"> παράγεται αυτόματα επειδή χρησιμοποιήθηκε το εργαλείο </w:t>
+      </w:r>
+      <w:r>
+        <w:rPr>
+          <w:rFonts w:eastAsia="Times New Roman" w:cstheme="minorHAnsi"/>
+        </w:rPr>
+        <w:t>hydra</w:t>
+      </w:r>
+      <w:r>
+        <w:rPr>
+          <w:rFonts w:eastAsia="Times New Roman" w:cstheme="minorHAnsi"/>
+          <w:lang w:val="el-GR"/>
+        </w:rPr>
+        <w:t xml:space="preserve"> για επεξεργασία τ</w:t>
+      </w:r>
+      <w:r>
+        <w:rPr>
+          <w:rFonts w:eastAsia="Times New Roman" w:cstheme="minorHAnsi"/>
+          <w:lang w:val="el-GR"/>
+        </w:rPr>
+        <w:t>ω</w:t>
+      </w:r>
+      <w:r>
+        <w:rPr>
+          <w:rFonts w:eastAsia="Times New Roman" w:cstheme="minorHAnsi"/>
+          <w:lang w:val="el-GR"/>
+        </w:rPr>
+        <w:t xml:space="preserve">ν </w:t>
+      </w:r>
+      <w:r>
+        <w:rPr>
+          <w:rFonts w:eastAsia="Times New Roman" w:cstheme="minorHAnsi"/>
+        </w:rPr>
+        <w:t>config</w:t>
+      </w:r>
+      <w:r>
+        <w:rPr>
+          <w:rFonts w:eastAsia="Times New Roman" w:cstheme="minorHAnsi"/>
+          <w:lang w:val="el-GR"/>
+        </w:rPr>
+        <w:t xml:space="preserve"> αρχείων</w:t>
+      </w:r>
+      <w:r>
+        <w:rPr>
+          <w:rFonts w:eastAsia="Times New Roman" w:cstheme="minorHAnsi"/>
+          <w:lang w:val="el-GR"/>
+        </w:rPr>
+        <w:t>.</w:t>
+      </w:r>
+      <w:r>
+        <w:rPr>
+          <w:rFonts w:eastAsia="Times New Roman" w:cstheme="minorHAnsi"/>
+          <w:lang w:val="el-GR"/>
+        </w:rPr>
+        <w:t xml:space="preserve"> </w:t>
+      </w:r>
+      <w:r>
+        <w:rPr>
+          <w:rFonts w:eastAsia="Times New Roman" w:cstheme="minorHAnsi"/>
+          <w:lang w:val="el-GR"/>
+        </w:rPr>
+        <w:t xml:space="preserve">Επιπλέον, ο φάκελος </w:t>
+      </w:r>
+      <w:r>
+        <w:rPr>
+          <w:rFonts w:eastAsia="Times New Roman" w:cstheme="minorHAnsi"/>
+        </w:rPr>
+        <w:t>notebooks</w:t>
+      </w:r>
+      <w:r>
+        <w:rPr>
+          <w:rFonts w:eastAsia="Times New Roman" w:cstheme="minorHAnsi"/>
+          <w:lang w:val="el-GR"/>
+        </w:rPr>
+        <w:t xml:space="preserve"> χρησιμοποιείται για πειραματισμό και ανάλυση αποτελεσμάτων, χωρίς να επηρεάζεται η κύρια ροή του έργου</w:t>
+      </w:r>
+      <w:r>
+        <w:rPr>
+          <w:rFonts w:eastAsia="Times New Roman" w:cstheme="minorHAnsi"/>
+          <w:lang w:val="el-GR"/>
+        </w:rPr>
+        <w:t xml:space="preserve">. Ουσιαστικά εκεί γίνεται ο πειραματισμός για νέες υλοποιήσεις πριν ενταχθούν στο </w:t>
+      </w:r>
+      <w:proofErr w:type="spellStart"/>
+      <w:r>
+        <w:rPr>
+          <w:rFonts w:eastAsia="Times New Roman" w:cstheme="minorHAnsi"/>
+        </w:rPr>
+        <w:t>src</w:t>
+      </w:r>
+      <w:proofErr w:type="spellEnd"/>
+      <w:r>
+        <w:rPr>
+          <w:rFonts w:eastAsia="Times New Roman" w:cstheme="minorHAnsi"/>
+          <w:lang w:val="el-GR"/>
+        </w:rPr>
+        <w:t>.</w:t>
+      </w:r>
+      <w:r>
+        <w:rPr>
+          <w:rFonts w:eastAsia="Times New Roman" w:cstheme="minorHAnsi"/>
+          <w:lang w:val="el-GR"/>
+        </w:rPr>
+        <w:t xml:space="preserve"> Τα </w:t>
+      </w:r>
+      <w:r>
+        <w:rPr>
+          <w:rFonts w:eastAsia="Times New Roman" w:cstheme="minorHAnsi"/>
+        </w:rPr>
+        <w:t>notebooks</w:t>
+      </w:r>
+      <w:r>
+        <w:rPr>
+          <w:rFonts w:eastAsia="Times New Roman" w:cstheme="minorHAnsi"/>
+          <w:lang w:val="el-GR"/>
+        </w:rPr>
+        <w:t xml:space="preserve"> παρέχουν πιο δυναμική αλληλεπίδραση με τον κώδικα και βοηθούν στην δυναμική συγγραφή του</w:t>
+      </w:r>
+      <w:r>
+        <w:rPr>
+          <w:rFonts w:eastAsia="Times New Roman" w:cstheme="minorHAnsi"/>
+          <w:lang w:val="el-GR"/>
+        </w:rPr>
+        <w:t>.</w:t>
+      </w:r>
+    </w:p>
+    <w:p>
+      <w:pPr>
+        <w:spacing w:before="100" w:beforeAutospacing="1" w:after="100" w:afterAutospacing="1"/>
+        <w:rPr>
+          <w:rFonts w:eastAsia="Times New Roman" w:cstheme="minorHAnsi"/>
+          <w:lang w:val="el-GR"/>
+        </w:rPr>
+      </w:pPr>
+      <w:r>
+        <w:rPr>
+          <w:rFonts w:eastAsia="Times New Roman" w:cstheme="minorHAnsi"/>
+          <w:lang w:val="el-GR"/>
+        </w:rPr>
+        <w:t>Οι αυτοματοποιημένες διαδικασίες συνεχούς ολοκλήρωσης ορίζονται στον φάκελο .</w:t>
+      </w:r>
+      <w:proofErr w:type="spellStart"/>
+      <w:r>
+        <w:rPr>
+          <w:rFonts w:eastAsia="Times New Roman" w:cstheme="minorHAnsi"/>
+        </w:rPr>
+        <w:t>github</w:t>
+      </w:r>
+      <w:proofErr w:type="spellEnd"/>
+      <w:r>
+        <w:rPr>
+          <w:rFonts w:eastAsia="Times New Roman" w:cstheme="minorHAnsi"/>
+          <w:lang w:val="el-GR"/>
+        </w:rPr>
+        <w:t xml:space="preserve">, ο οποίος περιλαμβάνει τα </w:t>
+      </w:r>
+      <w:r>
+        <w:rPr>
+          <w:rFonts w:eastAsia="Times New Roman" w:cstheme="minorHAnsi"/>
+        </w:rPr>
+        <w:t>workflows</w:t>
+      </w:r>
+      <w:r>
+        <w:rPr>
+          <w:rFonts w:eastAsia="Times New Roman" w:cstheme="minorHAnsi"/>
+          <w:lang w:val="el-GR"/>
+        </w:rPr>
+        <w:t xml:space="preserve"> που ενεργοποιούνται με κάθε αλλαγή στον κώδικα και εκτελούν ελέγχους, δοκιμές και βασικές διαδικασίες αξιολόγησης.</w:t>
+      </w:r>
+      <w:r>
+        <w:rPr>
+          <w:rFonts w:eastAsia="Times New Roman" w:cstheme="minorHAnsi"/>
+          <w:lang w:val="el-GR"/>
+        </w:rPr>
+        <w:t xml:space="preserve"> </w:t>
+      </w:r>
+      <w:r>
+        <w:rPr>
+          <w:rFonts w:eastAsia="Times New Roman" w:cstheme="minorHAnsi"/>
+          <w:lang w:val="el-GR"/>
+        </w:rPr>
+        <w:t xml:space="preserve">Η ποιότητα και η σταθερότητα του κώδικα διασφαλίζονται μέσω του φακέλου </w:t>
+      </w:r>
+      <w:r>
+        <w:rPr>
+          <w:rFonts w:eastAsia="Times New Roman" w:cstheme="minorHAnsi"/>
+        </w:rPr>
+        <w:t>tests</w:t>
+      </w:r>
+      <w:r>
+        <w:rPr>
+          <w:rFonts w:eastAsia="Times New Roman" w:cstheme="minorHAnsi"/>
+          <w:lang w:val="el-GR"/>
+        </w:rPr>
+        <w:t xml:space="preserve">, ο οποίος περιλαμβάνει αυτοματοποιημένους ελέγχους που εκτελούνται στο πλαίσιο της συνεχούς ολοκλήρωσης. Η υποστήριξη </w:t>
+      </w:r>
+      <w:r>
+        <w:rPr>
+          <w:rFonts w:eastAsia="Times New Roman" w:cstheme="minorHAnsi"/>
+        </w:rPr>
+        <w:t>containerization</w:t>
+      </w:r>
+      <w:r>
+        <w:rPr>
+          <w:rFonts w:eastAsia="Times New Roman" w:cstheme="minorHAnsi"/>
+          <w:lang w:val="el-GR"/>
+        </w:rPr>
+        <w:t xml:space="preserve"> υλοποιείται μέσω των αρχείων </w:t>
+      </w:r>
+      <w:proofErr w:type="spellStart"/>
+      <w:r>
+        <w:rPr>
+          <w:rFonts w:eastAsia="Times New Roman" w:cstheme="minorHAnsi"/>
+        </w:rPr>
+        <w:t>Dockerfile</w:t>
+      </w:r>
+      <w:proofErr w:type="spellEnd"/>
+      <w:r>
+        <w:rPr>
+          <w:rFonts w:eastAsia="Times New Roman" w:cstheme="minorHAnsi"/>
+          <w:lang w:val="el-GR"/>
+        </w:rPr>
+        <w:t xml:space="preserve"> και </w:t>
+      </w:r>
+      <w:r>
+        <w:rPr>
+          <w:rFonts w:eastAsia="Times New Roman" w:cstheme="minorHAnsi"/>
+        </w:rPr>
+        <w:t>docker</w:t>
+      </w:r>
+      <w:r>
+        <w:rPr>
+          <w:rFonts w:eastAsia="Times New Roman" w:cstheme="minorHAnsi"/>
+          <w:lang w:val="el-GR"/>
+        </w:rPr>
+        <w:t>-</w:t>
+      </w:r>
+      <w:r>
+        <w:rPr>
+          <w:rFonts w:eastAsia="Times New Roman" w:cstheme="minorHAnsi"/>
+        </w:rPr>
+        <w:t>compose</w:t>
+      </w:r>
+      <w:r>
+        <w:rPr>
+          <w:rFonts w:eastAsia="Times New Roman" w:cstheme="minorHAnsi"/>
+          <w:lang w:val="el-GR"/>
+        </w:rPr>
+        <w:t>.</w:t>
+      </w:r>
+      <w:proofErr w:type="spellStart"/>
+      <w:r>
+        <w:rPr>
+          <w:rFonts w:eastAsia="Times New Roman" w:cstheme="minorHAnsi"/>
+        </w:rPr>
+        <w:t>yml</w:t>
+      </w:r>
+      <w:proofErr w:type="spellEnd"/>
+      <w:r>
+        <w:rPr>
+          <w:rFonts w:eastAsia="Times New Roman" w:cstheme="minorHAnsi"/>
+          <w:lang w:val="el-GR"/>
+        </w:rPr>
+        <w:t xml:space="preserve">, επιτρέποντας την εκτέλεση του έργου σε σταθερό και </w:t>
+      </w:r>
+      <w:proofErr w:type="spellStart"/>
+      <w:r>
+        <w:rPr>
+          <w:rFonts w:eastAsia="Times New Roman" w:cstheme="minorHAnsi"/>
+          <w:lang w:val="el-GR"/>
+        </w:rPr>
+        <w:t>αναπαραγώγιμο</w:t>
+      </w:r>
+      <w:proofErr w:type="spellEnd"/>
+      <w:r>
+        <w:rPr>
+          <w:rFonts w:eastAsia="Times New Roman" w:cstheme="minorHAnsi"/>
+          <w:lang w:val="el-GR"/>
+        </w:rPr>
+        <w:t xml:space="preserve"> περιβάλλον. Τέλος, τα αρχεία </w:t>
+      </w:r>
+      <w:proofErr w:type="spellStart"/>
+      <w:r>
+        <w:rPr>
+          <w:rFonts w:eastAsia="Times New Roman" w:cstheme="minorHAnsi"/>
+        </w:rPr>
+        <w:t>dvc</w:t>
+      </w:r>
+      <w:proofErr w:type="spellEnd"/>
+      <w:r>
+        <w:rPr>
+          <w:rFonts w:eastAsia="Times New Roman" w:cstheme="minorHAnsi"/>
+          <w:lang w:val="el-GR"/>
+        </w:rPr>
+        <w:t>.</w:t>
+      </w:r>
+      <w:proofErr w:type="spellStart"/>
+      <w:r>
+        <w:rPr>
+          <w:rFonts w:eastAsia="Times New Roman" w:cstheme="minorHAnsi"/>
+        </w:rPr>
+        <w:t>yaml</w:t>
+      </w:r>
+      <w:proofErr w:type="spellEnd"/>
+      <w:r>
+        <w:rPr>
+          <w:rFonts w:eastAsia="Times New Roman" w:cstheme="minorHAnsi"/>
+          <w:lang w:val="el-GR"/>
+        </w:rPr>
+        <w:t xml:space="preserve"> και </w:t>
+      </w:r>
+      <w:proofErr w:type="spellStart"/>
+      <w:r>
+        <w:rPr>
+          <w:rFonts w:eastAsia="Times New Roman" w:cstheme="minorHAnsi"/>
+        </w:rPr>
+        <w:t>dvc</w:t>
+      </w:r>
+      <w:proofErr w:type="spellEnd"/>
+      <w:r>
+        <w:rPr>
+          <w:rFonts w:eastAsia="Times New Roman" w:cstheme="minorHAnsi"/>
+          <w:lang w:val="el-GR"/>
+        </w:rPr>
+        <w:t>.</w:t>
+      </w:r>
+      <w:r>
+        <w:rPr>
+          <w:rFonts w:eastAsia="Times New Roman" w:cstheme="minorHAnsi"/>
+        </w:rPr>
+        <w:t>lock</w:t>
+      </w:r>
+      <w:r>
+        <w:rPr>
+          <w:rFonts w:eastAsia="Times New Roman" w:cstheme="minorHAnsi"/>
+          <w:lang w:val="el-GR"/>
+        </w:rPr>
+        <w:t xml:space="preserve"> ορίζουν και τεκμηριώνουν το </w:t>
+      </w:r>
+      <w:r>
+        <w:rPr>
+          <w:rFonts w:eastAsia="Times New Roman" w:cstheme="minorHAnsi"/>
+        </w:rPr>
+        <w:t>pipeline</w:t>
+      </w:r>
+      <w:r>
+        <w:rPr>
+          <w:rFonts w:eastAsia="Times New Roman" w:cstheme="minorHAnsi"/>
+          <w:lang w:val="el-GR"/>
+        </w:rPr>
+        <w:t xml:space="preserve"> εκπαίδευσης και αξιολόγησης, ενώ τα αρχεία .</w:t>
+      </w:r>
+      <w:proofErr w:type="spellStart"/>
+      <w:r>
+        <w:rPr>
+          <w:rFonts w:eastAsia="Times New Roman" w:cstheme="minorHAnsi"/>
+        </w:rPr>
+        <w:t>gitignore</w:t>
+      </w:r>
+      <w:proofErr w:type="spellEnd"/>
+      <w:r>
+        <w:rPr>
+          <w:rFonts w:eastAsia="Times New Roman" w:cstheme="minorHAnsi"/>
+          <w:lang w:val="el-GR"/>
+        </w:rPr>
+        <w:t xml:space="preserve"> και .</w:t>
+      </w:r>
+      <w:proofErr w:type="spellStart"/>
+      <w:r>
+        <w:rPr>
+          <w:rFonts w:eastAsia="Times New Roman" w:cstheme="minorHAnsi"/>
+        </w:rPr>
+        <w:t>dvcignore</w:t>
+      </w:r>
+      <w:proofErr w:type="spellEnd"/>
+      <w:r>
+        <w:rPr>
+          <w:rFonts w:eastAsia="Times New Roman" w:cstheme="minorHAnsi"/>
+          <w:lang w:val="el-GR"/>
+        </w:rPr>
+        <w:t xml:space="preserve"> εξασφαλίζουν τον σωστό διαχωρισμό μεταξύ κώδικα και δεδομένων.</w:t>
+      </w:r>
+    </w:p>
+    <w:p>
+      <w:pPr>
+        <w:spacing w:before="100" w:beforeAutospacing="1" w:after="100" w:afterAutospacing="1"/>
+        <w:rPr>
           <w:rFonts w:ascii="Times New Roman" w:eastAsia="Times New Roman" w:hAnsi="Times New Roman" w:cs="Times New Roman"/>
-          <w:sz w:val="24"/>
-          <w:szCs w:val="24"/>
-          <w:lang w:val="el-GR"/>
-        </w:rPr>
-      </w:pPr>
-      <w:r>
-        <w:rPr>
-          <w:rFonts w:ascii="Times New Roman" w:eastAsia="Times New Roman" w:hAnsi="Times New Roman" w:cs="Times New Roman"/>
-          <w:sz w:val="24"/>
-          <w:szCs w:val="24"/>
-          <w:lang w:val="el-GR"/>
-        </w:rPr>
-        <w:t xml:space="preserve">Το έργο οργανώθηκε με τρόπο που να υποστηρίζει τις πρακτικές </w:t>
-      </w:r>
-      <w:proofErr w:type="spellStart"/>
-      <w:r>
-        <w:rPr>
-          <w:rFonts w:ascii="Times New Roman" w:eastAsia="Times New Roman" w:hAnsi="Times New Roman" w:cs="Times New Roman"/>
-          <w:sz w:val="24"/>
-          <w:szCs w:val="24"/>
-        </w:rPr>
-        <w:t>MLOps</w:t>
-      </w:r>
-      <w:proofErr w:type="spellEnd"/>
-      <w:r>
-        <w:rPr>
-          <w:rFonts w:ascii="Times New Roman" w:eastAsia="Times New Roman" w:hAnsi="Times New Roman" w:cs="Times New Roman"/>
-          <w:sz w:val="24"/>
-          <w:szCs w:val="24"/>
-          <w:lang w:val="el-GR"/>
-        </w:rPr>
-        <w:t xml:space="preserve"> και να διευκολύνει τη συντήρηση, την αυτοματοποίηση και την </w:t>
-      </w:r>
-      <w:proofErr w:type="spellStart"/>
-      <w:r>
-        <w:rPr>
-          <w:rFonts w:ascii="Times New Roman" w:eastAsia="Times New Roman" w:hAnsi="Times New Roman" w:cs="Times New Roman"/>
-          <w:sz w:val="24"/>
-          <w:szCs w:val="24"/>
-          <w:lang w:val="el-GR"/>
-        </w:rPr>
-        <w:t>αναπαραγωγιμότητα</w:t>
-      </w:r>
-      <w:proofErr w:type="spellEnd"/>
-      <w:r>
-        <w:rPr>
-          <w:rFonts w:ascii="Times New Roman" w:eastAsia="Times New Roman" w:hAnsi="Times New Roman" w:cs="Times New Roman"/>
-          <w:sz w:val="24"/>
-          <w:szCs w:val="24"/>
-          <w:lang w:val="el-GR"/>
-        </w:rPr>
-        <w:t xml:space="preserve">. Ο βασικός πηγαίος κώδικας βρίσκεται στον φάκελο </w:t>
-      </w:r>
-      <w:proofErr w:type="spellStart"/>
-      <w:r>
-        <w:rPr>
-          <w:rFonts w:ascii="Courier New" w:eastAsia="Times New Roman" w:hAnsi="Courier New" w:cs="Courier New"/>
-          <w:sz w:val="20"/>
-          <w:szCs w:val="20"/>
-        </w:rPr>
-        <w:t>src</w:t>
-      </w:r>
-      <w:proofErr w:type="spellEnd"/>
-      <w:r>
-        <w:rPr>
-          <w:rFonts w:ascii="Times New Roman" w:eastAsia="Times New Roman" w:hAnsi="Times New Roman" w:cs="Times New Roman"/>
-          <w:sz w:val="24"/>
-          <w:szCs w:val="24"/>
-          <w:lang w:val="el-GR"/>
-        </w:rPr>
-        <w:t>, ο οποίος περιλαμβάνει τη λογική εκπαίδευσης, αξιολόγησης και προώθησης (</w:t>
-      </w:r>
-      <w:r>
-        <w:rPr>
-          <w:rFonts w:ascii="Times New Roman" w:eastAsia="Times New Roman" w:hAnsi="Times New Roman" w:cs="Times New Roman"/>
-          <w:sz w:val="24"/>
-          <w:szCs w:val="24"/>
-        </w:rPr>
-        <w:t>promotion</w:t>
-      </w:r>
-      <w:r>
-        <w:rPr>
-          <w:rFonts w:ascii="Times New Roman" w:eastAsia="Times New Roman" w:hAnsi="Times New Roman" w:cs="Times New Roman"/>
-          <w:sz w:val="24"/>
-          <w:szCs w:val="24"/>
-          <w:lang w:val="el-GR"/>
-        </w:rPr>
-        <w:t xml:space="preserve">) των μοντέλων. Οι ρυθμίσεις εκπαίδευσης και εκτέλεσης ορίζονται μέσω αρχείων </w:t>
-      </w:r>
-      <w:r>
-        <w:rPr>
-          <w:rFonts w:ascii="Times New Roman" w:eastAsia="Times New Roman" w:hAnsi="Times New Roman" w:cs="Times New Roman"/>
-          <w:sz w:val="24"/>
-          <w:szCs w:val="24"/>
-        </w:rPr>
-        <w:t>YAML</w:t>
-      </w:r>
-      <w:r>
-        <w:rPr>
-          <w:rFonts w:ascii="Times New Roman" w:eastAsia="Times New Roman" w:hAnsi="Times New Roman" w:cs="Times New Roman"/>
-          <w:sz w:val="24"/>
-          <w:szCs w:val="24"/>
-          <w:lang w:val="el-GR"/>
-        </w:rPr>
-        <w:t xml:space="preserve"> στον φάκελο </w:t>
-      </w:r>
-      <w:r>
-        <w:rPr>
-          <w:rFonts w:ascii="Courier New" w:eastAsia="Times New Roman" w:hAnsi="Courier New" w:cs="Courier New"/>
-          <w:sz w:val="20"/>
-          <w:szCs w:val="20"/>
-        </w:rPr>
-        <w:t>configs</w:t>
-      </w:r>
-      <w:r>
-        <w:rPr>
-          <w:rFonts w:ascii="Times New Roman" w:eastAsia="Times New Roman" w:hAnsi="Times New Roman" w:cs="Times New Roman"/>
-          <w:sz w:val="24"/>
-          <w:szCs w:val="24"/>
-          <w:lang w:val="el-GR"/>
-        </w:rPr>
-        <w:t>, επιτρέποντας την εύκολη τροποποίηση παραμέτρων χωρίς αλλαγές στον κώδικα.</w:t>
-      </w:r>
-    </w:p>
-    <w:p>
-      <w:pPr>
-        <w:spacing w:before="100" w:beforeAutospacing="1" w:after="100" w:afterAutospacing="1"/>
-        <w:rPr>
-          <w:rFonts w:ascii="Times New Roman" w:eastAsia="Times New Roman" w:hAnsi="Times New Roman" w:cs="Times New Roman"/>
-          <w:sz w:val="24"/>
-          <w:szCs w:val="24"/>
-          <w:lang w:val="el-GR"/>
-        </w:rPr>
-      </w:pPr>
-      <w:r>
-        <w:rPr>
-          <w:rFonts w:ascii="Times New Roman" w:eastAsia="Times New Roman" w:hAnsi="Times New Roman" w:cs="Times New Roman"/>
-          <w:sz w:val="24"/>
-          <w:szCs w:val="24"/>
-          <w:lang w:val="el-GR"/>
-        </w:rPr>
-        <w:t xml:space="preserve">Τα δεδομένα του έργου παρακολουθούνται μέσω του </w:t>
-      </w:r>
-      <w:r>
-        <w:rPr>
-          <w:rFonts w:ascii="Times New Roman" w:eastAsia="Times New Roman" w:hAnsi="Times New Roman" w:cs="Times New Roman"/>
-          <w:sz w:val="24"/>
-          <w:szCs w:val="24"/>
-        </w:rPr>
-        <w:t>DVC</w:t>
-      </w:r>
-      <w:r>
-        <w:rPr>
-          <w:rFonts w:ascii="Times New Roman" w:eastAsia="Times New Roman" w:hAnsi="Times New Roman" w:cs="Times New Roman"/>
-          <w:sz w:val="24"/>
-          <w:szCs w:val="24"/>
-          <w:lang w:val="el-GR"/>
-        </w:rPr>
-        <w:t xml:space="preserve"> και οργανώνονται στον φάκελο </w:t>
-      </w:r>
-      <w:r>
-        <w:rPr>
-          <w:rFonts w:ascii="Courier New" w:eastAsia="Times New Roman" w:hAnsi="Courier New" w:cs="Courier New"/>
-          <w:sz w:val="20"/>
-          <w:szCs w:val="20"/>
-        </w:rPr>
-        <w:t>data</w:t>
-      </w:r>
-      <w:r>
-        <w:rPr>
-          <w:rFonts w:ascii="Times New Roman" w:eastAsia="Times New Roman" w:hAnsi="Times New Roman" w:cs="Times New Roman"/>
-          <w:sz w:val="24"/>
-          <w:szCs w:val="24"/>
-          <w:lang w:val="el-GR"/>
-        </w:rPr>
-        <w:t xml:space="preserve">, ενώ τα παραγόμενα μοντέλα αποθηκεύονται στον φάκελο </w:t>
-      </w:r>
-      <w:r>
-        <w:rPr>
-          <w:rFonts w:ascii="Courier New" w:eastAsia="Times New Roman" w:hAnsi="Courier New" w:cs="Courier New"/>
-          <w:sz w:val="20"/>
-          <w:szCs w:val="20"/>
-        </w:rPr>
-        <w:t>models</w:t>
-      </w:r>
-      <w:r>
-        <w:rPr>
-          <w:rFonts w:ascii="Times New Roman" w:eastAsia="Times New Roman" w:hAnsi="Times New Roman" w:cs="Times New Roman"/>
-          <w:sz w:val="24"/>
-          <w:szCs w:val="24"/>
-          <w:lang w:val="el-GR"/>
-        </w:rPr>
-        <w:t xml:space="preserve">, επίσης υπό έλεγχο εκδόσεων μέσω </w:t>
-      </w:r>
-      <w:r>
-        <w:rPr>
-          <w:rFonts w:ascii="Times New Roman" w:eastAsia="Times New Roman" w:hAnsi="Times New Roman" w:cs="Times New Roman"/>
-          <w:sz w:val="24"/>
-          <w:szCs w:val="24"/>
-        </w:rPr>
-        <w:t>DVC</w:t>
-      </w:r>
-      <w:r>
-        <w:rPr>
-          <w:rFonts w:ascii="Times New Roman" w:eastAsia="Times New Roman" w:hAnsi="Times New Roman" w:cs="Times New Roman"/>
-          <w:sz w:val="24"/>
-          <w:szCs w:val="24"/>
-          <w:lang w:val="el-GR"/>
-        </w:rPr>
-        <w:t xml:space="preserve">. Ο φάκελος </w:t>
-      </w:r>
-      <w:r>
-        <w:rPr>
-          <w:rFonts w:ascii="Courier New" w:eastAsia="Times New Roman" w:hAnsi="Courier New" w:cs="Courier New"/>
-          <w:sz w:val="20"/>
-          <w:szCs w:val="20"/>
-        </w:rPr>
-        <w:t>outputs</w:t>
-      </w:r>
-      <w:r>
-        <w:rPr>
-          <w:rFonts w:ascii="Times New Roman" w:eastAsia="Times New Roman" w:hAnsi="Times New Roman" w:cs="Times New Roman"/>
-          <w:sz w:val="24"/>
-          <w:szCs w:val="24"/>
-          <w:lang w:val="el-GR"/>
-        </w:rPr>
-        <w:t xml:space="preserve"> </w:t>
-      </w:r>
-      <w:r>
-        <w:rPr>
-          <w:rFonts w:ascii="Times New Roman" w:eastAsia="Times New Roman" w:hAnsi="Times New Roman" w:cs="Times New Roman"/>
-          <w:sz w:val="24"/>
-          <w:szCs w:val="24"/>
-          <w:lang w:val="el-GR"/>
-        </w:rPr>
-        <w:t xml:space="preserve">παράγεται αυτόματα επειδή χρησιμοποιήθηκε το εργαλείο </w:t>
-      </w:r>
-      <w:r>
-        <w:rPr>
-          <w:rFonts w:ascii="Times New Roman" w:eastAsia="Times New Roman" w:hAnsi="Times New Roman" w:cs="Times New Roman"/>
-          <w:sz w:val="24"/>
-          <w:szCs w:val="24"/>
-        </w:rPr>
-        <w:t>hydra</w:t>
-      </w:r>
-      <w:r>
-        <w:rPr>
-          <w:rFonts w:ascii="Times New Roman" w:eastAsia="Times New Roman" w:hAnsi="Times New Roman" w:cs="Times New Roman"/>
-          <w:sz w:val="24"/>
-          <w:szCs w:val="24"/>
-          <w:lang w:val="el-GR"/>
-        </w:rPr>
-        <w:t xml:space="preserve"> </w:t>
-      </w:r>
-      <w:r>
-        <w:rPr>
-          <w:rFonts w:ascii="Times New Roman" w:eastAsia="Times New Roman" w:hAnsi="Times New Roman" w:cs="Times New Roman"/>
-          <w:sz w:val="24"/>
-          <w:szCs w:val="24"/>
-          <w:lang w:val="el-GR"/>
-        </w:rPr>
-        <w:t>για επεξεργασία τ</w:t>
-      </w:r>
-      <w:r>
-        <w:rPr>
-          <w:rFonts w:ascii="Times New Roman" w:eastAsia="Times New Roman" w:hAnsi="Times New Roman" w:cs="Times New Roman"/>
-          <w:sz w:val="24"/>
-          <w:szCs w:val="24"/>
-          <w:lang w:val="el-GR"/>
-        </w:rPr>
-        <w:t>ω</w:t>
-      </w:r>
-      <w:r>
-        <w:rPr>
-          <w:rFonts w:ascii="Times New Roman" w:eastAsia="Times New Roman" w:hAnsi="Times New Roman" w:cs="Times New Roman"/>
-          <w:sz w:val="24"/>
-          <w:szCs w:val="24"/>
-          <w:lang w:val="el-GR"/>
-        </w:rPr>
-        <w:t xml:space="preserve">ν </w:t>
-      </w:r>
-      <w:r>
-        <w:rPr>
-          <w:rFonts w:ascii="Times New Roman" w:eastAsia="Times New Roman" w:hAnsi="Times New Roman" w:cs="Times New Roman"/>
-          <w:sz w:val="24"/>
-          <w:szCs w:val="24"/>
-        </w:rPr>
-        <w:t>config</w:t>
-      </w:r>
-      <w:r>
-        <w:rPr>
-          <w:rFonts w:ascii="Times New Roman" w:eastAsia="Times New Roman" w:hAnsi="Times New Roman" w:cs="Times New Roman"/>
-          <w:sz w:val="24"/>
-          <w:szCs w:val="24"/>
-          <w:lang w:val="el-GR"/>
-        </w:rPr>
-        <w:t xml:space="preserve"> </w:t>
-      </w:r>
-      <w:r>
-        <w:rPr>
-          <w:rFonts w:ascii="Times New Roman" w:eastAsia="Times New Roman" w:hAnsi="Times New Roman" w:cs="Times New Roman"/>
-          <w:sz w:val="24"/>
-          <w:szCs w:val="24"/>
-          <w:lang w:val="el-GR"/>
-        </w:rPr>
-        <w:t>αρχείων</w:t>
-      </w:r>
-      <w:r>
-        <w:rPr>
-          <w:rFonts w:ascii="Times New Roman" w:eastAsia="Times New Roman" w:hAnsi="Times New Roman" w:cs="Times New Roman"/>
-          <w:sz w:val="24"/>
-          <w:szCs w:val="24"/>
-          <w:lang w:val="el-GR"/>
-        </w:rPr>
-        <w:t>.</w:t>
-      </w:r>
-      <w:r>
-        <w:rPr>
-          <w:rFonts w:ascii="Times New Roman" w:eastAsia="Times New Roman" w:hAnsi="Times New Roman" w:cs="Times New Roman"/>
-          <w:sz w:val="24"/>
-          <w:szCs w:val="24"/>
-          <w:lang w:val="el-GR"/>
-        </w:rPr>
-        <w:t xml:space="preserve"> </w:t>
-      </w:r>
-      <w:r>
-        <w:rPr>
-          <w:rFonts w:ascii="Times New Roman" w:eastAsia="Times New Roman" w:hAnsi="Times New Roman" w:cs="Times New Roman"/>
-          <w:sz w:val="24"/>
-          <w:szCs w:val="24"/>
-          <w:lang w:val="el-GR"/>
-        </w:rPr>
-        <w:t xml:space="preserve">Επιπλέον, ο φάκελος </w:t>
-      </w:r>
-      <w:r>
-        <w:rPr>
-          <w:rFonts w:ascii="Courier New" w:eastAsia="Times New Roman" w:hAnsi="Courier New" w:cs="Courier New"/>
-          <w:sz w:val="20"/>
-          <w:szCs w:val="20"/>
-        </w:rPr>
-        <w:t>notebooks</w:t>
-      </w:r>
-      <w:r>
-        <w:rPr>
-          <w:rFonts w:ascii="Times New Roman" w:eastAsia="Times New Roman" w:hAnsi="Times New Roman" w:cs="Times New Roman"/>
-          <w:sz w:val="24"/>
-          <w:szCs w:val="24"/>
-          <w:lang w:val="el-GR"/>
-        </w:rPr>
-        <w:t xml:space="preserve"> χρησιμοποιείται για πειραματισμό και ανάλυση αποτελεσμάτων, χωρίς να επηρεάζεται η κύρια ροή του έργου</w:t>
-      </w:r>
-      <w:r>
-        <w:rPr>
-          <w:rFonts w:ascii="Times New Roman" w:eastAsia="Times New Roman" w:hAnsi="Times New Roman" w:cs="Times New Roman"/>
-          <w:sz w:val="24"/>
-          <w:szCs w:val="24"/>
-          <w:lang w:val="el-GR"/>
-        </w:rPr>
-        <w:t xml:space="preserve">. Ουσιαστικά εκεί γίνεται ο πειραματισμός για νέες υλοποιήσεις πριν ενταχθούν στο </w:t>
-      </w:r>
-      <w:proofErr w:type="spellStart"/>
-      <w:r>
-        <w:rPr>
-          <w:rFonts w:ascii="Times New Roman" w:eastAsia="Times New Roman" w:hAnsi="Times New Roman" w:cs="Times New Roman"/>
-          <w:sz w:val="24"/>
-          <w:szCs w:val="24"/>
-        </w:rPr>
-        <w:t>src</w:t>
-      </w:r>
-      <w:proofErr w:type="spellEnd"/>
-      <w:r>
-        <w:rPr>
-          <w:rFonts w:ascii="Times New Roman" w:eastAsia="Times New Roman" w:hAnsi="Times New Roman" w:cs="Times New Roman"/>
-          <w:sz w:val="24"/>
-          <w:szCs w:val="24"/>
-          <w:lang w:val="el-GR"/>
-        </w:rPr>
-        <w:t>.</w:t>
-      </w:r>
-      <w:r>
-        <w:rPr>
-          <w:rFonts w:ascii="Times New Roman" w:eastAsia="Times New Roman" w:hAnsi="Times New Roman" w:cs="Times New Roman"/>
-          <w:sz w:val="24"/>
-          <w:szCs w:val="24"/>
-          <w:lang w:val="el-GR"/>
-        </w:rPr>
-        <w:t xml:space="preserve"> </w:t>
-      </w:r>
-      <w:r>
-        <w:rPr>
-          <w:rFonts w:ascii="Times New Roman" w:eastAsia="Times New Roman" w:hAnsi="Times New Roman" w:cs="Times New Roman"/>
-          <w:sz w:val="24"/>
-          <w:szCs w:val="24"/>
-          <w:lang w:val="el-GR"/>
-        </w:rPr>
-        <w:t xml:space="preserve">Τα </w:t>
-      </w:r>
-      <w:r>
-        <w:rPr>
-          <w:rFonts w:ascii="Times New Roman" w:eastAsia="Times New Roman" w:hAnsi="Times New Roman" w:cs="Times New Roman"/>
-          <w:sz w:val="24"/>
-          <w:szCs w:val="24"/>
-        </w:rPr>
-        <w:t>notebooks</w:t>
-      </w:r>
-      <w:r>
-        <w:rPr>
-          <w:rFonts w:ascii="Times New Roman" w:eastAsia="Times New Roman" w:hAnsi="Times New Roman" w:cs="Times New Roman"/>
-          <w:sz w:val="24"/>
-          <w:szCs w:val="24"/>
-          <w:lang w:val="el-GR"/>
-        </w:rPr>
-        <w:t xml:space="preserve"> </w:t>
-      </w:r>
-      <w:r>
-        <w:rPr>
-          <w:rFonts w:ascii="Times New Roman" w:eastAsia="Times New Roman" w:hAnsi="Times New Roman" w:cs="Times New Roman"/>
-          <w:sz w:val="24"/>
-          <w:szCs w:val="24"/>
-          <w:lang w:val="el-GR"/>
-        </w:rPr>
-        <w:t>παρέχουν πιο δυναμική αλληλεπίδραση με τον κώδικα και βοηθούν στην δυναμική συγγραφή του</w:t>
-      </w:r>
-      <w:r>
-        <w:rPr>
-          <w:rFonts w:ascii="Times New Roman" w:eastAsia="Times New Roman" w:hAnsi="Times New Roman" w:cs="Times New Roman"/>
-          <w:sz w:val="24"/>
-          <w:szCs w:val="24"/>
-          <w:lang w:val="el-GR"/>
-        </w:rPr>
-        <w:t>.</w:t>
-      </w:r>
-    </w:p>
-    <w:p>
-      <w:pPr>
-        <w:spacing w:before="100" w:beforeAutospacing="1" w:after="100" w:afterAutospacing="1"/>
-        <w:rPr>
-          <w:rFonts w:ascii="Times New Roman" w:eastAsia="Times New Roman" w:hAnsi="Times New Roman" w:cs="Times New Roman"/>
-          <w:sz w:val="24"/>
-          <w:szCs w:val="24"/>
-          <w:lang w:val="el-GR"/>
-        </w:rPr>
-      </w:pPr>
-      <w:r>
-        <w:rPr>
-          <w:rFonts w:ascii="Times New Roman" w:eastAsia="Times New Roman" w:hAnsi="Times New Roman" w:cs="Times New Roman"/>
-          <w:sz w:val="24"/>
-          <w:szCs w:val="24"/>
-          <w:lang w:val="el-GR"/>
-        </w:rPr>
-        <w:t>Οι αυτοματοποιημένες διαδικασίες συνεχούς ολοκλήρωσης ορίζονται στον φάκελο .</w:t>
-      </w:r>
-      <w:proofErr w:type="spellStart"/>
-      <w:r>
-        <w:rPr>
-          <w:rFonts w:ascii="Times New Roman" w:eastAsia="Times New Roman" w:hAnsi="Times New Roman" w:cs="Times New Roman"/>
-          <w:sz w:val="24"/>
-          <w:szCs w:val="24"/>
-        </w:rPr>
-        <w:t>github</w:t>
-      </w:r>
-      <w:proofErr w:type="spellEnd"/>
-      <w:r>
-        <w:rPr>
-          <w:rFonts w:ascii="Times New Roman" w:eastAsia="Times New Roman" w:hAnsi="Times New Roman" w:cs="Times New Roman"/>
-          <w:sz w:val="24"/>
-          <w:szCs w:val="24"/>
-          <w:lang w:val="el-GR"/>
-        </w:rPr>
-        <w:t xml:space="preserve">, ο οποίος περιλαμβάνει τα </w:t>
-      </w:r>
-      <w:r>
-        <w:rPr>
-          <w:rFonts w:ascii="Times New Roman" w:eastAsia="Times New Roman" w:hAnsi="Times New Roman" w:cs="Times New Roman"/>
-          <w:sz w:val="24"/>
-          <w:szCs w:val="24"/>
-        </w:rPr>
-        <w:t>workflows</w:t>
-      </w:r>
-      <w:r>
-        <w:rPr>
-          <w:rFonts w:ascii="Times New Roman" w:eastAsia="Times New Roman" w:hAnsi="Times New Roman" w:cs="Times New Roman"/>
-          <w:sz w:val="24"/>
-          <w:szCs w:val="24"/>
-          <w:lang w:val="el-GR"/>
-        </w:rPr>
-        <w:t xml:space="preserve"> που ενεργοποιούνται με κάθε αλλαγή στον κώδικα και εκτελούν ελέγχους, δοκιμές και βασικές διαδικασίες αξιολόγησης.</w:t>
-      </w:r>
-      <w:r>
-        <w:rPr>
-          <w:rFonts w:ascii="Times New Roman" w:eastAsia="Times New Roman" w:hAnsi="Times New Roman" w:cs="Times New Roman"/>
-          <w:sz w:val="24"/>
-          <w:szCs w:val="24"/>
-          <w:lang w:val="el-GR"/>
-        </w:rPr>
-        <w:t xml:space="preserve"> </w:t>
-      </w:r>
-      <w:r>
-        <w:rPr>
-          <w:rFonts w:ascii="Times New Roman" w:eastAsia="Times New Roman" w:hAnsi="Times New Roman" w:cs="Times New Roman"/>
-          <w:sz w:val="24"/>
-          <w:szCs w:val="24"/>
-          <w:lang w:val="el-GR"/>
-        </w:rPr>
-        <w:t xml:space="preserve">Η ποιότητα και η σταθερότητα του κώδικα διασφαλίζονται μέσω του φακέλου </w:t>
-      </w:r>
-      <w:r>
-        <w:rPr>
-          <w:rFonts w:ascii="Courier New" w:eastAsia="Times New Roman" w:hAnsi="Courier New" w:cs="Courier New"/>
-          <w:sz w:val="20"/>
-          <w:szCs w:val="20"/>
-        </w:rPr>
-        <w:t>tests</w:t>
-      </w:r>
-      <w:r>
-        <w:rPr>
-          <w:rFonts w:ascii="Times New Roman" w:eastAsia="Times New Roman" w:hAnsi="Times New Roman" w:cs="Times New Roman"/>
-          <w:sz w:val="24"/>
-          <w:szCs w:val="24"/>
-          <w:lang w:val="el-GR"/>
-        </w:rPr>
-        <w:t xml:space="preserve">, ο οποίος περιλαμβάνει αυτοματοποιημένους ελέγχους που εκτελούνται στο πλαίσιο της συνεχούς ολοκλήρωσης. Η υποστήριξη </w:t>
-      </w:r>
-      <w:r>
-        <w:rPr>
-          <w:rFonts w:ascii="Times New Roman" w:eastAsia="Times New Roman" w:hAnsi="Times New Roman" w:cs="Times New Roman"/>
-          <w:sz w:val="24"/>
-          <w:szCs w:val="24"/>
-        </w:rPr>
-        <w:t>containerization</w:t>
-      </w:r>
-      <w:r>
-        <w:rPr>
-          <w:rFonts w:ascii="Times New Roman" w:eastAsia="Times New Roman" w:hAnsi="Times New Roman" w:cs="Times New Roman"/>
-          <w:sz w:val="24"/>
-          <w:szCs w:val="24"/>
-          <w:lang w:val="el-GR"/>
-        </w:rPr>
-        <w:t xml:space="preserve"> υλοποιείται μέσω των αρχείων </w:t>
-      </w:r>
-      <w:proofErr w:type="spellStart"/>
-      <w:r>
-        <w:rPr>
-          <w:rFonts w:ascii="Courier New" w:eastAsia="Times New Roman" w:hAnsi="Courier New" w:cs="Courier New"/>
-          <w:sz w:val="20"/>
-          <w:szCs w:val="20"/>
-        </w:rPr>
-        <w:t>Dockerfile</w:t>
-      </w:r>
-      <w:proofErr w:type="spellEnd"/>
-      <w:r>
-        <w:rPr>
-          <w:rFonts w:ascii="Times New Roman" w:eastAsia="Times New Roman" w:hAnsi="Times New Roman" w:cs="Times New Roman"/>
-          <w:sz w:val="24"/>
-          <w:szCs w:val="24"/>
-          <w:lang w:val="el-GR"/>
-        </w:rPr>
-        <w:t xml:space="preserve"> και </w:t>
-      </w:r>
-      <w:r>
-        <w:rPr>
-          <w:rFonts w:ascii="Courier New" w:eastAsia="Times New Roman" w:hAnsi="Courier New" w:cs="Courier New"/>
-          <w:sz w:val="20"/>
-          <w:szCs w:val="20"/>
-        </w:rPr>
-        <w:t>docker</w:t>
-      </w:r>
-      <w:r>
-        <w:rPr>
-          <w:rFonts w:ascii="Courier New" w:eastAsia="Times New Roman" w:hAnsi="Courier New" w:cs="Courier New"/>
-          <w:sz w:val="20"/>
-          <w:szCs w:val="20"/>
-          <w:lang w:val="el-GR"/>
-        </w:rPr>
-        <w:t>-</w:t>
-      </w:r>
-      <w:r>
-        <w:rPr>
-          <w:rFonts w:ascii="Courier New" w:eastAsia="Times New Roman" w:hAnsi="Courier New" w:cs="Courier New"/>
-          <w:sz w:val="20"/>
-          <w:szCs w:val="20"/>
-        </w:rPr>
-        <w:t>compose</w:t>
-      </w:r>
-      <w:r>
-        <w:rPr>
-          <w:rFonts w:ascii="Courier New" w:eastAsia="Times New Roman" w:hAnsi="Courier New" w:cs="Courier New"/>
-          <w:sz w:val="20"/>
-          <w:szCs w:val="20"/>
-          <w:lang w:val="el-GR"/>
-        </w:rPr>
-        <w:t>.</w:t>
-      </w:r>
-      <w:proofErr w:type="spellStart"/>
-      <w:r>
-        <w:rPr>
-          <w:rFonts w:ascii="Courier New" w:eastAsia="Times New Roman" w:hAnsi="Courier New" w:cs="Courier New"/>
-          <w:sz w:val="20"/>
-          <w:szCs w:val="20"/>
-        </w:rPr>
-        <w:t>yml</w:t>
-      </w:r>
-      <w:proofErr w:type="spellEnd"/>
-      <w:r>
-        <w:rPr>
-          <w:rFonts w:ascii="Times New Roman" w:eastAsia="Times New Roman" w:hAnsi="Times New Roman" w:cs="Times New Roman"/>
-          <w:sz w:val="24"/>
-          <w:szCs w:val="24"/>
-          <w:lang w:val="el-GR"/>
-        </w:rPr>
-        <w:t xml:space="preserve">, επιτρέποντας την εκτέλεση του έργου σε σταθερό και </w:t>
-      </w:r>
-      <w:proofErr w:type="spellStart"/>
-      <w:r>
-        <w:rPr>
-          <w:rFonts w:ascii="Times New Roman" w:eastAsia="Times New Roman" w:hAnsi="Times New Roman" w:cs="Times New Roman"/>
-          <w:sz w:val="24"/>
-          <w:szCs w:val="24"/>
-          <w:lang w:val="el-GR"/>
-        </w:rPr>
-        <w:t>αναπαραγώγιμο</w:t>
-      </w:r>
-      <w:proofErr w:type="spellEnd"/>
-      <w:r>
-        <w:rPr>
-          <w:rFonts w:ascii="Times New Roman" w:eastAsia="Times New Roman" w:hAnsi="Times New Roman" w:cs="Times New Roman"/>
-          <w:sz w:val="24"/>
-          <w:szCs w:val="24"/>
-          <w:lang w:val="el-GR"/>
-        </w:rPr>
-        <w:t xml:space="preserve"> περιβάλλον. Τέλος, τα αρχεία </w:t>
-      </w:r>
-      <w:proofErr w:type="spellStart"/>
-      <w:r>
-        <w:rPr>
-          <w:rFonts w:ascii="Courier New" w:eastAsia="Times New Roman" w:hAnsi="Courier New" w:cs="Courier New"/>
-          <w:sz w:val="20"/>
-          <w:szCs w:val="20"/>
-        </w:rPr>
-        <w:t>dvc</w:t>
-      </w:r>
-      <w:proofErr w:type="spellEnd"/>
-      <w:r>
-        <w:rPr>
-          <w:rFonts w:ascii="Courier New" w:eastAsia="Times New Roman" w:hAnsi="Courier New" w:cs="Courier New"/>
-          <w:sz w:val="20"/>
-          <w:szCs w:val="20"/>
-          <w:lang w:val="el-GR"/>
-        </w:rPr>
-        <w:t>.</w:t>
-      </w:r>
-      <w:proofErr w:type="spellStart"/>
-      <w:r>
-        <w:rPr>
-          <w:rFonts w:ascii="Courier New" w:eastAsia="Times New Roman" w:hAnsi="Courier New" w:cs="Courier New"/>
-          <w:sz w:val="20"/>
-          <w:szCs w:val="20"/>
-        </w:rPr>
-        <w:t>yaml</w:t>
-      </w:r>
-      <w:proofErr w:type="spellEnd"/>
-      <w:r>
-        <w:rPr>
-          <w:rFonts w:ascii="Times New Roman" w:eastAsia="Times New Roman" w:hAnsi="Times New Roman" w:cs="Times New Roman"/>
-          <w:sz w:val="24"/>
-          <w:szCs w:val="24"/>
-          <w:lang w:val="el-GR"/>
-        </w:rPr>
-        <w:t xml:space="preserve"> και </w:t>
-      </w:r>
-      <w:proofErr w:type="spellStart"/>
-      <w:r>
-        <w:rPr>
-          <w:rFonts w:ascii="Courier New" w:eastAsia="Times New Roman" w:hAnsi="Courier New" w:cs="Courier New"/>
-          <w:sz w:val="20"/>
-          <w:szCs w:val="20"/>
-        </w:rPr>
-        <w:t>dvc</w:t>
-      </w:r>
-      <w:proofErr w:type="spellEnd"/>
-      <w:r>
-        <w:rPr>
-          <w:rFonts w:ascii="Courier New" w:eastAsia="Times New Roman" w:hAnsi="Courier New" w:cs="Courier New"/>
-          <w:sz w:val="20"/>
-          <w:szCs w:val="20"/>
-          <w:lang w:val="el-GR"/>
-        </w:rPr>
-        <w:t>.</w:t>
-      </w:r>
-      <w:r>
-        <w:rPr>
-          <w:rFonts w:ascii="Courier New" w:eastAsia="Times New Roman" w:hAnsi="Courier New" w:cs="Courier New"/>
-          <w:sz w:val="20"/>
-          <w:szCs w:val="20"/>
-        </w:rPr>
-        <w:t>lock</w:t>
-      </w:r>
-      <w:r>
-        <w:rPr>
-          <w:rFonts w:ascii="Times New Roman" w:eastAsia="Times New Roman" w:hAnsi="Times New Roman" w:cs="Times New Roman"/>
-          <w:sz w:val="24"/>
-          <w:szCs w:val="24"/>
-          <w:lang w:val="el-GR"/>
-        </w:rPr>
-        <w:t xml:space="preserve"> ορίζουν και τεκμηριώνουν το </w:t>
-      </w:r>
-      <w:r>
-        <w:rPr>
-          <w:rFonts w:ascii="Times New Roman" w:eastAsia="Times New Roman" w:hAnsi="Times New Roman" w:cs="Times New Roman"/>
-          <w:sz w:val="24"/>
-          <w:szCs w:val="24"/>
-        </w:rPr>
-        <w:t>pipeline</w:t>
-      </w:r>
-      <w:r>
-        <w:rPr>
-          <w:rFonts w:ascii="Times New Roman" w:eastAsia="Times New Roman" w:hAnsi="Times New Roman" w:cs="Times New Roman"/>
-          <w:sz w:val="24"/>
-          <w:szCs w:val="24"/>
-          <w:lang w:val="el-GR"/>
-        </w:rPr>
-        <w:t xml:space="preserve"> εκπαίδευσης και αξιολόγησης, ενώ τα αρχεία </w:t>
-      </w:r>
-      <w:r>
-        <w:rPr>
-          <w:rFonts w:ascii="Courier New" w:eastAsia="Times New Roman" w:hAnsi="Courier New" w:cs="Courier New"/>
-          <w:sz w:val="20"/>
-          <w:szCs w:val="20"/>
-          <w:lang w:val="el-GR"/>
-        </w:rPr>
-        <w:t>.</w:t>
-      </w:r>
-      <w:proofErr w:type="spellStart"/>
-      <w:r>
-        <w:rPr>
-          <w:rFonts w:ascii="Courier New" w:eastAsia="Times New Roman" w:hAnsi="Courier New" w:cs="Courier New"/>
-          <w:sz w:val="20"/>
-          <w:szCs w:val="20"/>
-        </w:rPr>
-        <w:t>gitignore</w:t>
-      </w:r>
-      <w:proofErr w:type="spellEnd"/>
-      <w:r>
-        <w:rPr>
-          <w:rFonts w:ascii="Times New Roman" w:eastAsia="Times New Roman" w:hAnsi="Times New Roman" w:cs="Times New Roman"/>
-          <w:sz w:val="24"/>
-          <w:szCs w:val="24"/>
-          <w:lang w:val="el-GR"/>
-        </w:rPr>
-        <w:t xml:space="preserve"> και </w:t>
-      </w:r>
-      <w:r>
-        <w:rPr>
-          <w:rFonts w:ascii="Courier New" w:eastAsia="Times New Roman" w:hAnsi="Courier New" w:cs="Courier New"/>
-          <w:sz w:val="20"/>
-          <w:szCs w:val="20"/>
-          <w:lang w:val="el-GR"/>
-        </w:rPr>
-        <w:t>.</w:t>
-      </w:r>
-      <w:proofErr w:type="spellStart"/>
-      <w:r>
-        <w:rPr>
-          <w:rFonts w:ascii="Courier New" w:eastAsia="Times New Roman" w:hAnsi="Courier New" w:cs="Courier New"/>
-          <w:sz w:val="20"/>
-          <w:szCs w:val="20"/>
-        </w:rPr>
-        <w:t>dvcignore</w:t>
-      </w:r>
-      <w:proofErr w:type="spellEnd"/>
-      <w:r>
-        <w:rPr>
-          <w:rFonts w:ascii="Times New Roman" w:eastAsia="Times New Roman" w:hAnsi="Times New Roman" w:cs="Times New Roman"/>
-          <w:sz w:val="24"/>
-          <w:szCs w:val="24"/>
-          <w:lang w:val="el-GR"/>
-        </w:rPr>
-        <w:t xml:space="preserve"> εξασφαλίζουν τον σωστό διαχωρισμό μεταξύ κώδικα και δεδομένων.</w:t>
-      </w:r>
-    </w:p>
-    <w:p>
-      <w:pPr>
-        <w:spacing w:before="100" w:beforeAutospacing="1" w:after="100" w:afterAutospacing="1"/>
-        <w:rPr>
-          <w:rFonts w:ascii="Times New Roman" w:eastAsia="Times New Roman" w:hAnsi="Times New Roman" w:cs="Times New Roman"/>
-          <w:sz w:val="24"/>
-          <w:szCs w:val="24"/>
           <w:lang w:val="el-GR"/>
         </w:rPr>
       </w:pPr>
@@ -7245,14 +7109,27 @@
       <w:r>
         <w:t xml:space="preserve">α </w:t>
       </w:r>
-      <w:fldSimple w:instr=" SEQ Εικόνα \* ARABIC ">
-        <w:r>
-          <w:rPr>
-            <w:noProof/>
-          </w:rPr>
-          <w:t>1</w:t>
-        </w:r>
-      </w:fldSimple>
+      <w:r>
+        <w:fldChar w:fldCharType="begin"/>
+      </w:r>
+      <w:r>
+        <w:instrText xml:space="preserve"> SEQ Εικόνα \* ARABIC </w:instrText>
+      </w:r>
+      <w:r>
+        <w:fldChar w:fldCharType="separate"/>
+      </w:r>
+      <w:r>
+        <w:rPr>
+          <w:noProof/>
+        </w:rPr>
+        <w:t>1</w:t>
+      </w:r>
+      <w:r>
+        <w:rPr>
+          <w:noProof/>
+        </w:rPr>
+        <w:fldChar w:fldCharType="end"/>
+      </w:r>
       <w:r>
         <w:t xml:space="preserve"> </w:t>
       </w:r>
@@ -7316,7 +7193,7 @@
           <w:lang w:val="el-GR"/>
         </w:rPr>
       </w:pPr>
-      <w:bookmarkStart w:id="17" w:name="_Toc218439713"/>
+      <w:bookmarkStart w:id="17" w:name="_Toc221958631"/>
       <w:r>
         <w:rPr>
           <w:lang w:val="el-GR"/>
@@ -8078,7 +7955,7 @@
       <w:pPr>
         <w:pStyle w:val="Heading2"/>
       </w:pPr>
-      <w:bookmarkStart w:id="20" w:name="_Toc218439714"/>
+      <w:bookmarkStart w:id="20" w:name="_Toc221958632"/>
       <w:r>
         <w:t>DVC Pipeline</w:t>
       </w:r>
@@ -8491,7 +8368,120 @@
         <w:rPr>
           <w:lang w:val="el-GR"/>
         </w:rPr>
-        <w:t xml:space="preserve"> παρουσιάζει καλύτερη απόδοση βάσει σύγκρισης των μετρικών αξιολόγησης. Κατά την προώθηση, τα αντίστοιχα αρχεία του μοντέλου, των μετρικών και των ρυθμίσεων μεταφέρονται στον φάκελο </w:t>
+        <w:t xml:space="preserve"> παρουσιάζει καλύτερη απόδοση βάσει σύγκρισης των μετρικών αξιολόγησης.</w:t>
+      </w:r>
+      <w:r>
+        <w:rPr>
+          <w:lang w:val="el-GR"/>
+        </w:rPr>
+        <w:t xml:space="preserve"> </w:t>
+      </w:r>
+      <w:r>
+        <w:rPr>
+          <w:lang w:val="el-GR"/>
+        </w:rPr>
+        <w:t>Συγκεκριμένα, η διαδικασία συγκρίνει την τιμή της συνάρτησης απώλειας (</w:t>
+      </w:r>
+      <w:r>
+        <w:t>loss</w:t>
+      </w:r>
+      <w:r>
+        <w:rPr>
+          <w:lang w:val="el-GR"/>
+        </w:rPr>
+        <w:t xml:space="preserve">) στο </w:t>
+      </w:r>
+      <w:r>
+        <w:t>validation</w:t>
+      </w:r>
+      <w:r>
+        <w:rPr>
+          <w:lang w:val="el-GR"/>
+        </w:rPr>
+        <w:t xml:space="preserve"> </w:t>
+      </w:r>
+      <w:r>
+        <w:t>set</w:t>
+      </w:r>
+      <w:r>
+        <w:rPr>
+          <w:lang w:val="el-GR"/>
+        </w:rPr>
+        <w:t xml:space="preserve"> μεταξύ του τρέχοντος </w:t>
+      </w:r>
+      <w:r>
+        <w:t>champion</w:t>
+      </w:r>
+      <w:r>
+        <w:rPr>
+          <w:lang w:val="el-GR"/>
+        </w:rPr>
+        <w:t xml:space="preserve"> και του νέου </w:t>
+      </w:r>
+      <w:r>
+        <w:t>candidate</w:t>
+      </w:r>
+      <w:r>
+        <w:rPr>
+          <w:lang w:val="el-GR"/>
+        </w:rPr>
+        <w:t xml:space="preserve">, ανακτώντας τα αντίστοιχα αρχεία </w:t>
+      </w:r>
+      <w:r>
+        <w:t>metrics</w:t>
+      </w:r>
+      <w:r>
+        <w:rPr>
+          <w:lang w:val="el-GR"/>
+        </w:rPr>
+        <w:t>.</w:t>
+      </w:r>
+      <w:proofErr w:type="spellStart"/>
+      <w:r>
+        <w:t>json</w:t>
+      </w:r>
+      <w:proofErr w:type="spellEnd"/>
+      <w:r>
+        <w:rPr>
+          <w:lang w:val="el-GR"/>
+        </w:rPr>
+        <w:t xml:space="preserve">. Εάν το νέο μοντέλο επιτύχει χαμηλότερο </w:t>
+      </w:r>
+      <w:r>
+        <w:t>loss</w:t>
+      </w:r>
+      <w:r>
+        <w:rPr>
+          <w:lang w:val="el-GR"/>
+        </w:rPr>
+        <w:t>, τότε θεωρείται βελτιωμένο και η διαδικασία προχωρά στην αντικατάσταση</w:t>
+      </w:r>
+      <w:r>
+        <w:rPr>
+          <w:lang w:val="el-GR"/>
+        </w:rPr>
+        <w:t>.</w:t>
+      </w:r>
+      <w:r>
+        <w:rPr>
+          <w:lang w:val="el-GR"/>
+        </w:rPr>
+        <w:t xml:space="preserve"> Κατά την προώθηση, τα αντίστοιχα αρχεία του </w:t>
+      </w:r>
+      <w:r>
+        <w:t>candidate</w:t>
+      </w:r>
+      <w:r>
+        <w:rPr>
+          <w:lang w:val="el-GR"/>
+        </w:rPr>
+        <w:t xml:space="preserve"> </w:t>
+      </w:r>
+      <w:r>
+        <w:rPr>
+          <w:lang w:val="el-GR"/>
+        </w:rPr>
+        <w:t xml:space="preserve">μοντέλου, των μετρικών και των ρυθμίσεων μεταφέρονται στον φάκελο </w:t>
       </w:r>
       <w:r>
         <w:t>models</w:t>
@@ -8518,7 +8508,14 @@
         <w:rPr>
           <w:lang w:val="el-GR"/>
         </w:rPr>
-        <w:t xml:space="preserve"> μοντέλο θεωρείται το επικρατέστερο και αποτελεί το μοντέλο που θα μπορούσε να χρησιμοποιηθεί σε περιβάλλον παραγωγής για σκοπούς </w:t>
+        <w:t xml:space="preserve"> μοντέλο θεωρείται το επικρατέστερο και αποτελεί το μοντέλο που θα μπορούσε να </w:t>
+      </w:r>
+      <w:r>
+        <w:rPr>
+          <w:lang w:val="el-GR"/>
+        </w:rPr>
+        <w:lastRenderedPageBreak/>
+        <w:t xml:space="preserve">χρησιμοποιηθεί σε περιβάλλον παραγωγής για σκοπούς </w:t>
       </w:r>
       <w:r>
         <w:t>inference</w:t>
@@ -8574,7 +8571,6 @@
         <w:rPr>
           <w:lang w:val="el-GR"/>
         </w:rPr>
-        <w:lastRenderedPageBreak/>
         <w:t xml:space="preserve"> </w:t>
       </w:r>
       <w:r>
@@ -8663,14 +8659,27 @@
       <w:r>
         <w:t xml:space="preserve">α </w:t>
       </w:r>
-      <w:fldSimple w:instr=" SEQ Εικόνα \* ARABIC ">
-        <w:r>
-          <w:rPr>
-            <w:noProof/>
-          </w:rPr>
-          <w:t>4</w:t>
-        </w:r>
-      </w:fldSimple>
+      <w:r>
+        <w:fldChar w:fldCharType="begin"/>
+      </w:r>
+      <w:r>
+        <w:instrText xml:space="preserve"> SEQ Εικόνα \* ARABIC </w:instrText>
+      </w:r>
+      <w:r>
+        <w:fldChar w:fldCharType="separate"/>
+      </w:r>
+      <w:r>
+        <w:rPr>
+          <w:noProof/>
+        </w:rPr>
+        <w:t>4</w:t>
+      </w:r>
+      <w:r>
+        <w:rPr>
+          <w:noProof/>
+        </w:rPr>
+        <w:fldChar w:fldCharType="end"/>
+      </w:r>
       <w:r>
         <w:t xml:space="preserve"> Training Pipeline</w:t>
       </w:r>
@@ -9179,14 +9188,27 @@
       <w:r>
         <w:t xml:space="preserve">α </w:t>
       </w:r>
-      <w:fldSimple w:instr=" SEQ Εικόνα \* ARABIC ">
-        <w:r>
-          <w:rPr>
-            <w:noProof/>
-          </w:rPr>
-          <w:t>5</w:t>
-        </w:r>
-      </w:fldSimple>
+      <w:r>
+        <w:fldChar w:fldCharType="begin"/>
+      </w:r>
+      <w:r>
+        <w:instrText xml:space="preserve"> SEQ Εικόνα \* ARABIC </w:instrText>
+      </w:r>
+      <w:r>
+        <w:fldChar w:fldCharType="separate"/>
+      </w:r>
+      <w:r>
+        <w:rPr>
+          <w:noProof/>
+        </w:rPr>
+        <w:t>5</w:t>
+      </w:r>
+      <w:r>
+        <w:rPr>
+          <w:noProof/>
+        </w:rPr>
+        <w:fldChar w:fldCharType="end"/>
+      </w:r>
       <w:r>
         <w:t xml:space="preserve"> </w:t>
       </w:r>
@@ -9199,7 +9221,7 @@
       <w:pPr>
         <w:pStyle w:val="Heading2"/>
       </w:pPr>
-      <w:bookmarkStart w:id="23" w:name="_Toc218439715"/>
+      <w:bookmarkStart w:id="23" w:name="_Toc221958633"/>
       <w:r>
         <w:t xml:space="preserve">Containerization </w:t>
       </w:r>
@@ -9652,7 +9674,7 @@
       <w:pPr>
         <w:pStyle w:val="Heading2"/>
       </w:pPr>
-      <w:bookmarkStart w:id="25" w:name="_Toc218439716"/>
+      <w:bookmarkStart w:id="25" w:name="_Toc221958634"/>
       <w:r>
         <w:t xml:space="preserve">Continuous Integration και </w:t>
       </w:r>
@@ -9700,7 +9722,7 @@
         <w:rPr>
           <w:lang w:val="el-GR"/>
         </w:rPr>
-        <w:t xml:space="preserve"> το οποίο ενεργοποιείται με κάθε </w:t>
+        <w:t xml:space="preserve"> που ενεργοποιείται με κάθε </w:t>
       </w:r>
       <w:r>
         <w:t>commit</w:t>
@@ -9709,28 +9731,97 @@
         <w:rPr>
           <w:lang w:val="el-GR"/>
         </w:rPr>
-        <w:t xml:space="preserve"> του κώδικα. Αρχικά εκτελούνται βασικοί έλεγχοι και δοκιμές για την επαλήθευση της ορθότητας του κώδικα. Στη συνέχεια, πραγματοποιείται διαδικασία αξιολόγησης του </w:t>
-      </w:r>
-      <w:r>
-        <w:rPr>
-          <w:b/>
-          <w:bCs/>
-        </w:rPr>
+        <w:t xml:space="preserve"> του κώδικα. Αρχικά εκτελούνται βασικοί έλεγχοι και δοκιμές για την επαλήθευση της ορθότητας: (α) επιβεβαιώνεται ότι ένα </w:t>
+      </w:r>
+      <w:r>
+        <w:t>dummy</w:t>
+      </w:r>
+      <w:r>
+        <w:rPr>
+          <w:lang w:val="el-GR"/>
+        </w:rPr>
+        <w:t xml:space="preserve"> </w:t>
+      </w:r>
+      <w:r>
+        <w:t>input</w:t>
+      </w:r>
+      <w:r>
+        <w:rPr>
+          <w:lang w:val="el-GR"/>
+        </w:rPr>
+        <w:t xml:space="preserve"> παράγει έξοδο με το αναμενόμενο σχήμα, (β) ελέγχεται ότι ο μηχανισμός </w:t>
+      </w:r>
+      <w:r>
+        <w:t>attention</w:t>
+      </w:r>
+      <w:r>
+        <w:rPr>
+          <w:lang w:val="el-GR"/>
+        </w:rPr>
+        <w:t xml:space="preserve"> εφαρμόζει σωστά </w:t>
+      </w:r>
+      <w:r>
+        <w:t>causal</w:t>
+      </w:r>
+      <w:r>
+        <w:rPr>
+          <w:lang w:val="el-GR"/>
+        </w:rPr>
+        <w:t xml:space="preserve"> </w:t>
+      </w:r>
+      <w:r>
+        <w:t>masking</w:t>
+      </w:r>
+      <w:r>
+        <w:rPr>
+          <w:lang w:val="el-GR"/>
+        </w:rPr>
+        <w:t xml:space="preserve"> και δεν “βλέπει” μελλοντικά </w:t>
+      </w:r>
+      <w:r>
+        <w:t>tokens</w:t>
+      </w:r>
+      <w:r>
+        <w:rPr>
+          <w:lang w:val="el-GR"/>
+        </w:rPr>
+        <w:t xml:space="preserve">, και (γ) επαληθεύεται η ορθή λειτουργία του </w:t>
+      </w:r>
+      <w:r>
+        <w:t>tokenizer</w:t>
+      </w:r>
+      <w:r>
+        <w:rPr>
+          <w:lang w:val="el-GR"/>
+        </w:rPr>
+        <w:t xml:space="preserve"> μέσω ελέγχων </w:t>
+      </w:r>
+      <w:r>
+        <w:t>encoding</w:t>
+      </w:r>
+      <w:r>
+        <w:rPr>
+          <w:lang w:val="el-GR"/>
+        </w:rPr>
+        <w:t>/</w:t>
+      </w:r>
+      <w:r>
+        <w:t>decoding</w:t>
+      </w:r>
+      <w:r>
+        <w:rPr>
+          <w:lang w:val="el-GR"/>
+        </w:rPr>
+        <w:t xml:space="preserve">. Στη συνέχεια πραγματοποιείται αξιολόγηση του </w:t>
+      </w:r>
+      <w:r>
         <w:t>champion</w:t>
       </w:r>
       <w:r>
         <w:rPr>
-          <w:b/>
-          <w:bCs/>
-          <w:lang w:val="el-GR"/>
-        </w:rPr>
-        <w:t xml:space="preserve"> μοντέλου</w:t>
-      </w:r>
-      <w:r>
-        <w:rPr>
-          <w:lang w:val="el-GR"/>
-        </w:rPr>
-        <w:t xml:space="preserve">, το οποίο ανακτάται αυτόματα από το απομακρυσμένο </w:t>
+          <w:lang w:val="el-GR"/>
+        </w:rPr>
+        <w:t xml:space="preserve"> μοντέλου, το οποίο ανακτάται αυτόματα από το απομακρυσμένο </w:t>
       </w:r>
       <w:r>
         <w:t>repository</w:t>
@@ -9750,7 +9841,7 @@
         <w:rPr>
           <w:lang w:val="el-GR"/>
         </w:rPr>
-        <w:t xml:space="preserve">, μαζί με τα απαραίτητα αρχεία δεδομένων για το </w:t>
+        <w:t xml:space="preserve">, μαζί με τα απαραίτητα αρχεία του </w:t>
       </w:r>
       <w:r>
         <w:t>test</w:t>
@@ -9768,20 +9859,7 @@
         <w:rPr>
           <w:lang w:val="el-GR"/>
         </w:rPr>
-        <w:t>.</w:t>
-      </w:r>
-    </w:p>
-    <w:p>
-      <w:pPr>
-        <w:rPr>
-          <w:lang w:val="el-GR"/>
-        </w:rPr>
-      </w:pPr>
-      <w:r>
-        <w:rPr>
-          <w:lang w:val="el-GR"/>
-        </w:rPr>
-        <w:t xml:space="preserve">Η αξιολόγηση εκτελείται εντός </w:t>
+        <w:t xml:space="preserve"> που χρησιμοποιείται ως σταθερό σύνολο αναφοράς για τις συγκρίσεις. Η αξιολόγηση εκτελείται εντός </w:t>
       </w:r>
       <w:r>
         <w:t>Docker</w:t>
@@ -9799,7 +9877,7 @@
         <w:rPr>
           <w:lang w:val="el-GR"/>
         </w:rPr>
-        <w:t xml:space="preserve">, διασφαλίζοντας σταθερό και </w:t>
+        <w:t xml:space="preserve">, εξασφαλίζοντας σταθερό και </w:t>
       </w:r>
       <w:proofErr w:type="spellStart"/>
       <w:r>
@@ -9813,16 +9891,7 @@
         <w:rPr>
           <w:lang w:val="el-GR"/>
         </w:rPr>
-        <w:t xml:space="preserve"> περιβάλλον εκτέλεσης, ανεξάρτητα από το σύστημα στο οποίο τρέχει το </w:t>
-      </w:r>
-      <w:r>
-        <w:t>CI</w:t>
-      </w:r>
-      <w:r>
-        <w:rPr>
-          <w:lang w:val="el-GR"/>
-        </w:rPr>
-        <w:t xml:space="preserve"> </w:t>
+        <w:t xml:space="preserve"> περιβάλλον εκτέλεσης ανεξάρτητα από το σύστημα στο οποίο τρέχει το </w:t>
       </w:r>
       <w:r>
         <w:t>workflow</w:t>
@@ -9831,7 +9900,7 @@
         <w:rPr>
           <w:lang w:val="el-GR"/>
         </w:rPr>
-        <w:t>. Με τον τρόπο αυτό, κάθε αλλαγή στον κώδικα ελέγχεται άμεσα ως προς τη συμβατότητά της με το ήδη εγκεκριμένο μοντέλο, συμβάλλοντας στη διατήρηση της αξιοπιστίας και της συνέπειας του έργου.</w:t>
+        <w:t xml:space="preserve">. Με τον τρόπο αυτό, κάθε αλλαγή στον κώδικα ελέγχεται άμεσα ως προς τη συμβατότητά της με το ήδη εγκεκριμένο μοντέλο, συμβάλλοντας στη διατήρηση της αξιοπιστίας και της συνέπειας του έργου. </w:t>
       </w:r>
     </w:p>
     <w:p>
@@ -9972,8 +10041,8 @@
           <w:lang w:val="el-GR"/>
         </w:rPr>
       </w:pPr>
-      <w:bookmarkStart w:id="26" w:name="image6"/>
-      <w:bookmarkStart w:id="27" w:name="_Toc218440793"/>
+      <w:bookmarkStart w:id="26" w:name="_Toc218440793"/>
+      <w:bookmarkStart w:id="27" w:name="image6"/>
       <w:r>
         <w:rPr>
           <w:lang w:val="el-GR"/>
@@ -10073,162 +10142,1085 @@
         </w:rPr>
         <w:t>.</w:t>
       </w:r>
+      <w:bookmarkEnd w:id="26"/>
+    </w:p>
+    <w:p>
+      <w:pPr>
+        <w:rPr>
+          <w:lang w:val="el-GR"/>
+        </w:rPr>
+      </w:pPr>
+    </w:p>
+    <w:p>
+      <w:pPr>
+        <w:rPr>
+          <w:lang w:val="el-GR"/>
+        </w:rPr>
+      </w:pPr>
+      <w:r>
+        <w:rPr>
+          <w:lang w:val="el-GR"/>
+        </w:rPr>
+        <w:t>Προκειμένου να μπο</w:t>
+      </w:r>
+      <w:r>
+        <w:rPr>
+          <w:lang w:val="el-GR"/>
+        </w:rPr>
+        <w:t>ρέσουμε</w:t>
+      </w:r>
+      <w:r>
+        <w:rPr>
+          <w:lang w:val="el-GR"/>
+        </w:rPr>
+        <w:t xml:space="preserve"> να αποκτήσ</w:t>
+      </w:r>
+      <w:r>
+        <w:rPr>
+          <w:lang w:val="el-GR"/>
+        </w:rPr>
+        <w:t xml:space="preserve">ουμε πρόσβαση στα δεδομένα που είναι στο </w:t>
+      </w:r>
+      <w:r>
+        <w:t>remote</w:t>
+      </w:r>
+      <w:r>
+        <w:rPr>
+          <w:lang w:val="el-GR"/>
+        </w:rPr>
+        <w:t xml:space="preserve"> </w:t>
+      </w:r>
+      <w:r>
+        <w:t>repository</w:t>
+      </w:r>
+      <w:r>
+        <w:rPr>
+          <w:lang w:val="el-GR"/>
+        </w:rPr>
+        <w:t xml:space="preserve"> </w:t>
+      </w:r>
+      <w:r>
+        <w:rPr>
+          <w:lang w:val="el-GR"/>
+        </w:rPr>
+        <w:t xml:space="preserve">χρησιμοποιούμε τα </w:t>
+      </w:r>
+      <w:r>
+        <w:t>secrets</w:t>
+      </w:r>
+      <w:r>
+        <w:rPr>
+          <w:lang w:val="el-GR"/>
+        </w:rPr>
+        <w:t xml:space="preserve"> </w:t>
+      </w:r>
+      <w:r>
+        <w:rPr>
+          <w:lang w:val="el-GR"/>
+        </w:rPr>
+        <w:t xml:space="preserve">του </w:t>
+      </w:r>
+      <w:r>
+        <w:t>GitHub</w:t>
+      </w:r>
+      <w:r>
+        <w:rPr>
+          <w:lang w:val="el-GR"/>
+        </w:rPr>
+        <w:t xml:space="preserve"> </w:t>
+      </w:r>
+      <w:r>
+        <w:rPr>
+          <w:lang w:val="el-GR"/>
+        </w:rPr>
+        <w:t xml:space="preserve">για να περάσουμε κάποια </w:t>
+      </w:r>
+      <w:r>
+        <w:t>environment</w:t>
+      </w:r>
+      <w:r>
+        <w:rPr>
+          <w:lang w:val="el-GR"/>
+        </w:rPr>
+        <w:t xml:space="preserve"> </w:t>
+      </w:r>
+      <w:r>
+        <w:t>variables</w:t>
+      </w:r>
+      <w:r>
+        <w:rPr>
+          <w:lang w:val="el-GR"/>
+        </w:rPr>
+        <w:t>.</w:t>
+      </w:r>
+    </w:p>
+    <w:p>
+      <w:pPr>
+        <w:rPr>
+          <w:lang w:val="el-GR"/>
+        </w:rPr>
+      </w:pPr>
+    </w:p>
+    <w:p>
+      <w:pPr>
+        <w:rPr>
+          <w:lang w:val="el-GR"/>
+        </w:rPr>
+      </w:pPr>
+    </w:p>
+    <w:p>
+      <w:pPr>
+        <w:rPr>
+          <w:lang w:val="el-GR"/>
+        </w:rPr>
+      </w:pPr>
+    </w:p>
+    <w:p>
+      <w:pPr>
+        <w:rPr>
+          <w:lang w:val="el-GR"/>
+        </w:rPr>
+      </w:pPr>
+    </w:p>
+    <w:p>
+      <w:pPr>
+        <w:rPr>
+          <w:lang w:val="el-GR"/>
+        </w:rPr>
+      </w:pPr>
+    </w:p>
+    <w:p>
+      <w:pPr>
+        <w:pStyle w:val="Heading2"/>
+        <w:rPr>
+          <w:lang w:val="el-GR"/>
+        </w:rPr>
+      </w:pPr>
+      <w:r>
+        <w:lastRenderedPageBreak/>
+        <w:t>Model Serving και Inference API</w:t>
+      </w:r>
+    </w:p>
+    <w:p>
+      <w:pPr>
+        <w:rPr>
+          <w:lang w:val="el-GR"/>
+        </w:rPr>
+      </w:pPr>
+    </w:p>
+    <w:p>
+      <w:pPr>
+        <w:rPr>
+          <w:lang w:val="el-GR"/>
+        </w:rPr>
+      </w:pPr>
+      <w:r>
+        <w:rPr>
+          <w:lang w:val="el-GR"/>
+        </w:rPr>
+        <w:t xml:space="preserve">Για την </w:t>
+      </w:r>
+      <w:r>
+        <w:rPr>
+          <w:lang w:val="el-GR"/>
+        </w:rPr>
+        <w:t xml:space="preserve"> καλύτερη </w:t>
+      </w:r>
+      <w:r>
+        <w:rPr>
+          <w:lang w:val="el-GR"/>
+        </w:rPr>
+        <w:t>αξιοποίηση του μοντέλου (</w:t>
+      </w:r>
+      <w:r>
+        <w:t>model</w:t>
+      </w:r>
+      <w:r>
+        <w:rPr>
+          <w:lang w:val="el-GR"/>
+        </w:rPr>
+        <w:t xml:space="preserve"> </w:t>
+      </w:r>
+      <w:r>
+        <w:t>serving</w:t>
+      </w:r>
+      <w:r>
+        <w:rPr>
+          <w:lang w:val="el-GR"/>
+        </w:rPr>
+        <w:t xml:space="preserve">), υλοποιήθηκε ένα </w:t>
+      </w:r>
+      <w:r>
+        <w:t>REST</w:t>
+      </w:r>
+      <w:r>
+        <w:rPr>
+          <w:lang w:val="el-GR"/>
+        </w:rPr>
+        <w:t xml:space="preserve"> </w:t>
+      </w:r>
+      <w:r>
+        <w:t>API</w:t>
+      </w:r>
+      <w:r>
+        <w:rPr>
+          <w:lang w:val="el-GR"/>
+        </w:rPr>
+        <w:t xml:space="preserve"> χρησιμοποιώντας το </w:t>
+      </w:r>
+      <w:r>
+        <w:t>framework</w:t>
+      </w:r>
+      <w:r>
+        <w:rPr>
+          <w:lang w:val="el-GR"/>
+        </w:rPr>
+        <w:t xml:space="preserve"> </w:t>
+      </w:r>
+      <w:proofErr w:type="spellStart"/>
+      <w:r>
+        <w:rPr>
+          <w:b/>
+          <w:bCs/>
+        </w:rPr>
+        <w:t>FastAPI</w:t>
+      </w:r>
+      <w:proofErr w:type="spellEnd"/>
+      <w:r>
+        <w:rPr>
+          <w:lang w:val="el-GR"/>
+        </w:rPr>
+        <w:t xml:space="preserve"> και τον </w:t>
+      </w:r>
+      <w:proofErr w:type="spellStart"/>
+      <w:r>
+        <w:rPr>
+          <w:b/>
+          <w:bCs/>
+        </w:rPr>
+        <w:t>Uvicorn</w:t>
+      </w:r>
+      <w:proofErr w:type="spellEnd"/>
+      <w:r>
+        <w:rPr>
+          <w:lang w:val="el-GR"/>
+        </w:rPr>
+        <w:t xml:space="preserve">  </w:t>
+      </w:r>
+      <w:r>
+        <w:t>server</w:t>
+      </w:r>
+      <w:r>
+        <w:rPr>
+          <w:lang w:val="el-GR"/>
+        </w:rPr>
+        <w:t xml:space="preserve">. Στόχος του </w:t>
+      </w:r>
+      <w:r>
+        <w:t>API</w:t>
+      </w:r>
+      <w:r>
+        <w:rPr>
+          <w:lang w:val="el-GR"/>
+        </w:rPr>
+        <w:t xml:space="preserve"> είναι η διάθεση του </w:t>
+      </w:r>
+      <w:r>
+        <w:rPr>
+          <w:i/>
+          <w:iCs/>
+        </w:rPr>
+        <w:t>champion</w:t>
+      </w:r>
+      <w:r>
+        <w:rPr>
+          <w:lang w:val="el-GR"/>
+        </w:rPr>
+        <w:t xml:space="preserve"> μοντέλου για την παραγωγή κειμένου (</w:t>
+      </w:r>
+      <w:r>
+        <w:t>inference</w:t>
+      </w:r>
+      <w:r>
+        <w:rPr>
+          <w:lang w:val="el-GR"/>
+        </w:rPr>
+        <w:t>) σε πραγματικό χρόνο, καθώς και η δυνατότητα δυναμικής ανανέωσής του χωρίς διακοπή της υπηρεσίας.</w:t>
+      </w:r>
+    </w:p>
+    <w:p>
+      <w:pPr>
+        <w:rPr>
+          <w:lang w:val="el-GR"/>
+        </w:rPr>
+      </w:pPr>
+      <w:r>
+        <w:rPr>
+          <w:lang w:val="el-GR"/>
+        </w:rPr>
+        <w:t xml:space="preserve">Η εφαρμογή φορτώνει αυτόματα τα βάρη του μοντέλου από τον φάκελο </w:t>
+      </w:r>
+      <w:r>
+        <w:t>models</w:t>
+      </w:r>
+      <w:r>
+        <w:rPr>
+          <w:lang w:val="el-GR"/>
+        </w:rPr>
+        <w:t>/</w:t>
+      </w:r>
+      <w:r>
+        <w:t>champion</w:t>
+      </w:r>
+      <w:r>
+        <w:rPr>
+          <w:lang w:val="el-GR"/>
+        </w:rPr>
+        <w:t xml:space="preserve">, διασφαλίζοντας ότι χρησιμοποιείται πάντα η βέλτιστη έκδοση που έχει προκύψει από το </w:t>
+      </w:r>
+      <w:r>
+        <w:t>pipeline</w:t>
+      </w:r>
+      <w:r>
+        <w:rPr>
+          <w:lang w:val="el-GR"/>
+        </w:rPr>
+        <w:t xml:space="preserve"> εκπαίδευσης.</w:t>
+      </w:r>
+    </w:p>
+    <w:p>
+      <w:pPr>
+        <w:rPr>
+          <w:lang w:val="el-GR"/>
+        </w:rPr>
+      </w:pPr>
+      <w:r>
+        <w:rPr>
+          <w:lang w:val="el-GR"/>
+        </w:rPr>
+        <w:t xml:space="preserve">Συγκεκριμένα, υλοποιήθηκαν τα εξής </w:t>
+      </w:r>
+      <w:r>
+        <w:t>endpoints</w:t>
+      </w:r>
+      <w:r>
+        <w:rPr>
+          <w:lang w:val="el-GR"/>
+        </w:rPr>
+        <w:t>:</w:t>
+      </w:r>
+    </w:p>
+    <w:p>
+      <w:pPr>
+        <w:rPr>
+          <w:lang w:val="el-GR"/>
+        </w:rPr>
+      </w:pPr>
+      <w:proofErr w:type="gramStart"/>
+      <w:r>
+        <w:t></w:t>
+      </w:r>
+      <w:r>
+        <w:rPr>
+          <w:lang w:val="el-GR"/>
+        </w:rPr>
+        <w:t xml:space="preserve">  </w:t>
+      </w:r>
+      <w:r>
+        <w:rPr>
+          <w:b/>
+          <w:bCs/>
+          <w:lang w:val="el-GR"/>
+        </w:rPr>
+        <w:t>/</w:t>
+      </w:r>
+      <w:proofErr w:type="gramEnd"/>
+      <w:r>
+        <w:rPr>
+          <w:b/>
+          <w:bCs/>
+        </w:rPr>
+        <w:t>generate</w:t>
+      </w:r>
+      <w:r>
+        <w:rPr>
+          <w:b/>
+          <w:bCs/>
+          <w:lang w:val="el-GR"/>
+        </w:rPr>
+        <w:t xml:space="preserve"> (</w:t>
+      </w:r>
+      <w:r>
+        <w:rPr>
+          <w:b/>
+          <w:bCs/>
+        </w:rPr>
+        <w:t>POST</w:t>
+      </w:r>
+      <w:r>
+        <w:rPr>
+          <w:b/>
+          <w:bCs/>
+          <w:lang w:val="el-GR"/>
+        </w:rPr>
+        <w:t>):</w:t>
+      </w:r>
+      <w:r>
+        <w:rPr>
+          <w:lang w:val="el-GR"/>
+        </w:rPr>
+        <w:t xml:space="preserve"> Δέχεται ως είσοδο ένα </w:t>
+      </w:r>
+      <w:r>
+        <w:t>JSON</w:t>
+      </w:r>
+      <w:r>
+        <w:rPr>
+          <w:lang w:val="el-GR"/>
+        </w:rPr>
+        <w:t xml:space="preserve"> αντικείμενο με το </w:t>
+      </w:r>
+      <w:r>
+        <w:t>prompt</w:t>
+      </w:r>
+      <w:r>
+        <w:rPr>
+          <w:lang w:val="el-GR"/>
+        </w:rPr>
+        <w:t xml:space="preserve"> του χρήστη και παραμέτρους παραγωγής (όπως </w:t>
+      </w:r>
+      <w:r>
+        <w:t>max</w:t>
+      </w:r>
+      <w:r>
+        <w:rPr>
+          <w:lang w:val="el-GR"/>
+        </w:rPr>
+        <w:t>_</w:t>
+      </w:r>
+      <w:r>
+        <w:t>new</w:t>
+      </w:r>
+      <w:r>
+        <w:rPr>
+          <w:lang w:val="el-GR"/>
+        </w:rPr>
+        <w:t>_</w:t>
+      </w:r>
+      <w:r>
+        <w:t>tokens</w:t>
+      </w:r>
+      <w:r>
+        <w:rPr>
+          <w:lang w:val="el-GR"/>
+        </w:rPr>
+        <w:t xml:space="preserve">, </w:t>
+      </w:r>
+      <w:r>
+        <w:t>temperature</w:t>
+      </w:r>
+      <w:r>
+        <w:rPr>
+          <w:lang w:val="el-GR"/>
+        </w:rPr>
+        <w:t xml:space="preserve">, </w:t>
+      </w:r>
+      <w:r>
+        <w:t>top</w:t>
+      </w:r>
+      <w:r>
+        <w:rPr>
+          <w:lang w:val="el-GR"/>
+        </w:rPr>
+        <w:t>_</w:t>
+      </w:r>
+      <w:r>
+        <w:t>k</w:t>
+      </w:r>
+      <w:r>
+        <w:rPr>
+          <w:lang w:val="el-GR"/>
+        </w:rPr>
+        <w:t>). Επιστρέφει το παραγόμενο κείμενο.</w:t>
+      </w:r>
+    </w:p>
+    <w:p>
+      <w:pPr>
+        <w:rPr>
+          <w:lang w:val="el-GR"/>
+        </w:rPr>
+      </w:pPr>
+      <w:proofErr w:type="gramStart"/>
+      <w:r>
+        <w:t></w:t>
+      </w:r>
+      <w:r>
+        <w:rPr>
+          <w:lang w:val="el-GR"/>
+        </w:rPr>
+        <w:t xml:space="preserve">  </w:t>
+      </w:r>
+      <w:r>
+        <w:rPr>
+          <w:b/>
+          <w:bCs/>
+          <w:lang w:val="el-GR"/>
+        </w:rPr>
+        <w:t>/</w:t>
+      </w:r>
+      <w:proofErr w:type="gramEnd"/>
+      <w:r>
+        <w:rPr>
+          <w:b/>
+          <w:bCs/>
+        </w:rPr>
+        <w:t>reload</w:t>
+      </w:r>
+      <w:r>
+        <w:rPr>
+          <w:b/>
+          <w:bCs/>
+          <w:lang w:val="el-GR"/>
+        </w:rPr>
+        <w:t xml:space="preserve"> (</w:t>
+      </w:r>
+      <w:r>
+        <w:rPr>
+          <w:b/>
+          <w:bCs/>
+        </w:rPr>
+        <w:t>POST</w:t>
+      </w:r>
+      <w:r>
+        <w:rPr>
+          <w:b/>
+          <w:bCs/>
+          <w:lang w:val="el-GR"/>
+        </w:rPr>
+        <w:t>):</w:t>
+      </w:r>
+      <w:r>
+        <w:rPr>
+          <w:lang w:val="el-GR"/>
+        </w:rPr>
+        <w:t xml:space="preserve"> Ενεργοποιεί διαδικασία </w:t>
+      </w:r>
+      <w:proofErr w:type="spellStart"/>
+      <w:r>
+        <w:rPr>
+          <w:lang w:val="el-GR"/>
+        </w:rPr>
+        <w:t>επαναφόρτωσης</w:t>
+      </w:r>
+      <w:proofErr w:type="spellEnd"/>
+      <w:r>
+        <w:rPr>
+          <w:lang w:val="el-GR"/>
+        </w:rPr>
+        <w:t xml:space="preserve"> του μοντέλου. Στο παρασκήνιο, εκτελείται εντολή </w:t>
+      </w:r>
+      <w:proofErr w:type="spellStart"/>
+      <w:r>
+        <w:t>dvc</w:t>
+      </w:r>
+      <w:proofErr w:type="spellEnd"/>
+      <w:r>
+        <w:rPr>
+          <w:lang w:val="el-GR"/>
+        </w:rPr>
+        <w:t xml:space="preserve"> </w:t>
+      </w:r>
+      <w:r>
+        <w:t>pull</w:t>
+      </w:r>
+      <w:r>
+        <w:rPr>
+          <w:lang w:val="el-GR"/>
+        </w:rPr>
+        <w:t xml:space="preserve"> για να ληφθούν τυχόν νέες εκδόσεις του </w:t>
+      </w:r>
+      <w:r>
+        <w:rPr>
+          <w:i/>
+          <w:iCs/>
+        </w:rPr>
+        <w:t>champion</w:t>
+      </w:r>
+      <w:r>
+        <w:rPr>
+          <w:lang w:val="el-GR"/>
+        </w:rPr>
+        <w:t xml:space="preserve"> μοντέλου από το απομακρυσμένο </w:t>
+      </w:r>
+      <w:r>
+        <w:t>storage</w:t>
+      </w:r>
+      <w:r>
+        <w:rPr>
+          <w:lang w:val="el-GR"/>
+        </w:rPr>
+        <w:t xml:space="preserve"> και στη συνέχεια το μοντέλο </w:t>
+      </w:r>
+      <w:proofErr w:type="spellStart"/>
+      <w:r>
+        <w:rPr>
+          <w:lang w:val="el-GR"/>
+        </w:rPr>
+        <w:t>επαναφορτώνεται</w:t>
+      </w:r>
+      <w:proofErr w:type="spellEnd"/>
+      <w:r>
+        <w:rPr>
+          <w:lang w:val="el-GR"/>
+        </w:rPr>
+        <w:t xml:space="preserve"> στη μνήμη (</w:t>
+      </w:r>
+      <w:r>
+        <w:t>hot</w:t>
+      </w:r>
+      <w:r>
+        <w:rPr>
+          <w:lang w:val="el-GR"/>
+        </w:rPr>
+        <w:t xml:space="preserve"> </w:t>
+      </w:r>
+      <w:r>
+        <w:t>reloading</w:t>
+      </w:r>
+      <w:r>
+        <w:rPr>
+          <w:lang w:val="el-GR"/>
+        </w:rPr>
+        <w:t xml:space="preserve">). Αυτή η λειτουργία επιτρέπει την ενημέρωση του μοντέλου παραγωγής χωρίς να απαιτείται επανεκκίνηση του </w:t>
+      </w:r>
+      <w:r>
+        <w:t>container</w:t>
+      </w:r>
+      <w:r>
+        <w:rPr>
+          <w:lang w:val="el-GR"/>
+        </w:rPr>
+        <w:t xml:space="preserve"> (</w:t>
+      </w:r>
+      <w:r>
+        <w:t>Zero</w:t>
+      </w:r>
+      <w:r>
+        <w:rPr>
+          <w:lang w:val="el-GR"/>
+        </w:rPr>
+        <w:t xml:space="preserve"> </w:t>
+      </w:r>
+      <w:r>
+        <w:t>Downtime</w:t>
+      </w:r>
+      <w:r>
+        <w:rPr>
+          <w:lang w:val="el-GR"/>
+        </w:rPr>
+        <w:t xml:space="preserve"> </w:t>
+      </w:r>
+      <w:r>
+        <w:t>Deployment</w:t>
+      </w:r>
+      <w:r>
+        <w:rPr>
+          <w:lang w:val="el-GR"/>
+        </w:rPr>
+        <w:t>).</w:t>
+      </w:r>
+    </w:p>
+    <w:p>
+      <w:pPr>
+        <w:rPr>
+          <w:lang w:val="el-GR"/>
+        </w:rPr>
+      </w:pPr>
+      <w:r>
+        <w:rPr>
+          <w:b/>
+          <w:bCs/>
+          <w:lang w:val="el-GR"/>
+        </w:rPr>
+        <w:t>/</w:t>
+      </w:r>
+      <w:r>
+        <w:rPr>
+          <w:b/>
+          <w:bCs/>
+        </w:rPr>
+        <w:t>health</w:t>
+      </w:r>
+      <w:r>
+        <w:rPr>
+          <w:b/>
+          <w:bCs/>
+          <w:lang w:val="el-GR"/>
+        </w:rPr>
+        <w:t xml:space="preserve"> (</w:t>
+      </w:r>
+      <w:r>
+        <w:rPr>
+          <w:b/>
+          <w:bCs/>
+        </w:rPr>
+        <w:t>Get</w:t>
+      </w:r>
+      <w:r>
+        <w:rPr>
+          <w:b/>
+          <w:bCs/>
+          <w:lang w:val="el-GR"/>
+        </w:rPr>
+        <w:t>):</w:t>
+      </w:r>
+      <w:r>
+        <w:rPr>
+          <w:b/>
+          <w:bCs/>
+          <w:lang w:val="el-GR"/>
+        </w:rPr>
+        <w:t xml:space="preserve"> </w:t>
+      </w:r>
+      <w:r>
+        <w:rPr>
+          <w:lang w:val="el-GR"/>
+        </w:rPr>
+        <w:t xml:space="preserve">Πραγματοποιεί έλεγχο ότι το </w:t>
+      </w:r>
+      <w:r>
+        <w:t>API</w:t>
+      </w:r>
+      <w:r>
+        <w:rPr>
+          <w:lang w:val="el-GR"/>
+        </w:rPr>
+        <w:t xml:space="preserve"> είναι </w:t>
+      </w:r>
+      <w:r>
+        <w:rPr>
+          <w:b/>
+          <w:bCs/>
+          <w:lang w:val="el-GR"/>
+        </w:rPr>
+        <w:t>ενεργό και λειτουργικό</w:t>
+      </w:r>
+      <w:r>
+        <w:rPr>
+          <w:lang w:val="el-GR"/>
+        </w:rPr>
+        <w:t xml:space="preserve"> (</w:t>
+      </w:r>
+      <w:r>
+        <w:t>Health</w:t>
+      </w:r>
+      <w:r>
+        <w:rPr>
+          <w:lang w:val="el-GR"/>
+        </w:rPr>
+        <w:t xml:space="preserve"> </w:t>
+      </w:r>
+      <w:r>
+        <w:t>Check</w:t>
+      </w:r>
+      <w:r>
+        <w:rPr>
+          <w:lang w:val="el-GR"/>
+        </w:rPr>
+        <w:t xml:space="preserve">). Επιστρέφει </w:t>
+      </w:r>
+      <w:r>
+        <w:t>status</w:t>
+      </w:r>
+      <w:r>
+        <w:rPr>
+          <w:lang w:val="el-GR"/>
+        </w:rPr>
+        <w:t xml:space="preserve"> </w:t>
+      </w:r>
+      <w:r>
+        <w:t>code</w:t>
+      </w:r>
+      <w:r>
+        <w:rPr>
+          <w:lang w:val="el-GR"/>
+        </w:rPr>
+        <w:t xml:space="preserve"> 200 </w:t>
+      </w:r>
+      <w:r>
+        <w:t>OK</w:t>
+      </w:r>
+      <w:r>
+        <w:rPr>
+          <w:lang w:val="el-GR"/>
+        </w:rPr>
+        <w:t xml:space="preserve"> όταν η υπηρεσία τρέχει κανονικά</w:t>
+      </w:r>
+      <w:r>
+        <w:rPr>
+          <w:lang w:val="el-GR"/>
+        </w:rPr>
+        <w:t>.</w:t>
+      </w:r>
+    </w:p>
+    <w:p>
+      <w:pPr>
+        <w:rPr>
+          <w:lang w:val="el-GR"/>
+        </w:rPr>
+      </w:pPr>
+    </w:p>
+    <w:p>
+      <w:pPr>
+        <w:rPr>
+          <w:lang w:val="el-GR"/>
+        </w:rPr>
+      </w:pPr>
+    </w:p>
+    <w:p>
+      <w:pPr>
+        <w:ind w:left="431"/>
+      </w:pPr>
+      <w:r>
+        <w:rPr>
+          <w:lang w:val="el-GR"/>
+        </w:rPr>
+        <w:t>Η εκκίνηση της υπηρεσίας γίνεται με την εντολή:</w:t>
+      </w:r>
+      <w:r>
+        <w:rPr>
+          <w:lang w:val="el-GR"/>
+        </w:rPr>
+        <w:br/>
+      </w:r>
+      <w:proofErr w:type="spellStart"/>
+      <w:r>
+        <w:t>uvicorn</w:t>
+      </w:r>
+      <w:proofErr w:type="spellEnd"/>
+      <w:r>
+        <w:rPr>
+          <w:lang w:val="el-GR"/>
+        </w:rPr>
+        <w:t xml:space="preserve"> </w:t>
+      </w:r>
+      <w:proofErr w:type="spellStart"/>
+      <w:r>
+        <w:t>src</w:t>
+      </w:r>
+      <w:proofErr w:type="spellEnd"/>
+      <w:r>
+        <w:rPr>
+          <w:lang w:val="el-GR"/>
+        </w:rPr>
+        <w:t>.</w:t>
+      </w:r>
+      <w:r>
+        <w:t>inference</w:t>
+      </w:r>
+      <w:r>
+        <w:rPr>
+          <w:lang w:val="el-GR"/>
+        </w:rPr>
+        <w:t>.</w:t>
+      </w:r>
+      <w:proofErr w:type="spellStart"/>
+      <w:r>
+        <w:t>api</w:t>
+      </w:r>
+      <w:proofErr w:type="spellEnd"/>
+      <w:r>
+        <w:rPr>
+          <w:lang w:val="el-GR"/>
+        </w:rPr>
+        <w:t>:</w:t>
+      </w:r>
+      <w:r>
+        <w:t>app</w:t>
+      </w:r>
+      <w:r>
+        <w:rPr>
+          <w:lang w:val="el-GR"/>
+        </w:rPr>
+        <w:t xml:space="preserve"> --</w:t>
+      </w:r>
+      <w:r>
+        <w:t>host</w:t>
+      </w:r>
+      <w:r>
+        <w:rPr>
+          <w:lang w:val="el-GR"/>
+        </w:rPr>
+        <w:t xml:space="preserve"> 0.0.0.0 --</w:t>
+      </w:r>
+      <w:r>
+        <w:t>port</w:t>
+      </w:r>
+      <w:r>
+        <w:rPr>
+          <w:lang w:val="el-GR"/>
+        </w:rPr>
+        <w:t xml:space="preserve"> 8000</w:t>
+      </w:r>
+    </w:p>
+    <w:p>
+      <w:pPr>
+        <w:ind w:left="431"/>
+      </w:pPr>
+    </w:p>
+    <w:p>
+      <w:pPr>
+        <w:ind w:left="431"/>
+        <w:rPr>
+          <w:lang w:val="el-GR"/>
+        </w:rPr>
+      </w:pPr>
+      <w:r>
+        <w:rPr>
+          <w:lang w:val="el-GR"/>
+        </w:rPr>
+        <w:t>Ένα παράδειγμα κλήσης για παραγωγή κειμένου φαίνεται παρακάτω:</w:t>
+      </w:r>
+    </w:p>
+    <w:p>
+      <w:pPr>
+        <w:ind w:left="431"/>
+      </w:pPr>
+      <w:r>
+        <w:t>curl -X POST "http://127.0.0.1:8000/generate" \</w:t>
+      </w:r>
+    </w:p>
+    <w:p>
+      <w:pPr>
+        <w:ind w:left="431"/>
+      </w:pPr>
+      <w:r>
+        <w:t xml:space="preserve">  -H "Content-Type: application/</w:t>
+      </w:r>
+      <w:proofErr w:type="spellStart"/>
+      <w:r>
+        <w:t>json</w:t>
+      </w:r>
+      <w:proofErr w:type="spellEnd"/>
+      <w:r>
+        <w:t>" \</w:t>
+      </w:r>
+    </w:p>
+    <w:p>
+      <w:pPr>
+        <w:ind w:left="431"/>
+      </w:pPr>
+      <w:r>
+        <w:t xml:space="preserve">  -</w:t>
+      </w:r>
+      <w:proofErr w:type="gramStart"/>
+      <w:r>
+        <w:t>d "{</w:t>
+      </w:r>
+      <w:proofErr w:type="gramEnd"/>
+      <w:r>
+        <w:t>\"prompt\</w:t>
+      </w:r>
+      <w:proofErr w:type="gramStart"/>
+      <w:r>
+        <w:t>":\</w:t>
+      </w:r>
+      <w:proofErr w:type="gramEnd"/>
+      <w:r>
+        <w:t>"The war started\</w:t>
+      </w:r>
+      <w:proofErr w:type="gramStart"/>
+      <w:r>
+        <w:t>",\</w:t>
+      </w:r>
+      <w:proofErr w:type="gramEnd"/>
+      <w:r>
+        <w:t>"max_new_tokens\":</w:t>
+      </w:r>
+      <w:proofErr w:type="gramStart"/>
+      <w:r>
+        <w:t>50,\</w:t>
+      </w:r>
+      <w:proofErr w:type="gramEnd"/>
+      <w:r>
+        <w:t>"temperature\":0.</w:t>
+      </w:r>
+      <w:proofErr w:type="gramStart"/>
+      <w:r>
+        <w:t>8,\</w:t>
+      </w:r>
+      <w:proofErr w:type="gramEnd"/>
+      <w:r>
+        <w:t>"top_k\":</w:t>
+      </w:r>
+      <w:proofErr w:type="gramStart"/>
+      <w:r>
+        <w:t>25}"</w:t>
+      </w:r>
+      <w:proofErr w:type="gramEnd"/>
+    </w:p>
+    <w:p/>
+    <w:p>
+      <w:r>
+        <w:rPr>
+          <w:lang w:val="el-GR"/>
+        </w:rPr>
+        <w:t>Η αρχιτεκτονική αυτή διαχωρίζει πλήρως την εκπαίδευση από την εξυπηρέτηση</w:t>
+      </w:r>
+      <w:r>
+        <w:rPr>
+          <w:lang w:val="el-GR"/>
+        </w:rPr>
+        <w:t xml:space="preserve"> </w:t>
+      </w:r>
+      <w:r>
+        <w:rPr>
+          <w:lang w:val="el-GR"/>
+        </w:rPr>
+        <w:t>επιτρέποντας την ανεξάρτητη κλιμάκωση (</w:t>
+      </w:r>
+      <w:r>
+        <w:t>scaling</w:t>
+      </w:r>
+      <w:r>
+        <w:rPr>
+          <w:lang w:val="el-GR"/>
+        </w:rPr>
+        <w:t xml:space="preserve">) της υπηρεσίας </w:t>
+      </w:r>
+      <w:r>
+        <w:t>inference</w:t>
+      </w:r>
+      <w:r>
+        <w:rPr>
+          <w:lang w:val="el-GR"/>
+        </w:rPr>
+        <w:t>.</w:t>
+      </w:r>
+    </w:p>
+    <w:p>
+      <w:pPr>
+        <w:rPr>
+          <w:lang w:val="el-GR"/>
+        </w:rPr>
+      </w:pPr>
+    </w:p>
+    <w:p>
+      <w:pPr>
+        <w:rPr>
+          <w:lang w:val="el-GR"/>
+        </w:rPr>
+      </w:pPr>
+    </w:p>
+    <w:p>
+      <w:pPr>
+        <w:pStyle w:val="Heading1"/>
+        <w:rPr>
+          <w:lang w:val="el-GR"/>
+        </w:rPr>
+      </w:pPr>
+      <w:bookmarkStart w:id="28" w:name="_Toc221958635"/>
       <w:bookmarkEnd w:id="27"/>
-    </w:p>
-    <w:p>
-      <w:pPr>
-        <w:rPr>
-          <w:lang w:val="el-GR"/>
-        </w:rPr>
-      </w:pPr>
-    </w:p>
-    <w:p>
-      <w:pPr>
-        <w:rPr>
-          <w:lang w:val="el-GR"/>
-        </w:rPr>
-      </w:pPr>
-      <w:r>
-        <w:rPr>
-          <w:lang w:val="el-GR"/>
-        </w:rPr>
-        <w:t>Προκειμένου να μπο</w:t>
-      </w:r>
-      <w:r>
-        <w:rPr>
-          <w:lang w:val="el-GR"/>
-        </w:rPr>
-        <w:t>ρέσουμε</w:t>
-      </w:r>
-      <w:r>
-        <w:rPr>
-          <w:lang w:val="el-GR"/>
-        </w:rPr>
-        <w:t xml:space="preserve"> να αποκτήσ</w:t>
-      </w:r>
-      <w:r>
-        <w:rPr>
-          <w:lang w:val="el-GR"/>
-        </w:rPr>
-        <w:t xml:space="preserve">ουμε πρόσβαση στα δεδομένα που είναι στο </w:t>
-      </w:r>
-      <w:r>
-        <w:t>remote</w:t>
-      </w:r>
-      <w:r>
-        <w:rPr>
-          <w:lang w:val="el-GR"/>
-        </w:rPr>
-        <w:t xml:space="preserve"> </w:t>
-      </w:r>
-      <w:r>
-        <w:t>repository</w:t>
-      </w:r>
-      <w:r>
-        <w:rPr>
-          <w:lang w:val="el-GR"/>
-        </w:rPr>
-        <w:t xml:space="preserve"> </w:t>
-      </w:r>
-      <w:r>
-        <w:rPr>
-          <w:lang w:val="el-GR"/>
-        </w:rPr>
-        <w:t xml:space="preserve">χρησιμοποιούμε τα </w:t>
-      </w:r>
-      <w:r>
-        <w:t>secrets</w:t>
-      </w:r>
-      <w:r>
-        <w:rPr>
-          <w:lang w:val="el-GR"/>
-        </w:rPr>
-        <w:t xml:space="preserve"> </w:t>
-      </w:r>
-      <w:r>
-        <w:rPr>
-          <w:lang w:val="el-GR"/>
-        </w:rPr>
-        <w:t xml:space="preserve">του </w:t>
-      </w:r>
-      <w:r>
-        <w:t>GitHub</w:t>
-      </w:r>
-      <w:r>
-        <w:rPr>
-          <w:lang w:val="el-GR"/>
-        </w:rPr>
-        <w:t xml:space="preserve"> </w:t>
-      </w:r>
-      <w:r>
-        <w:rPr>
-          <w:lang w:val="el-GR"/>
-        </w:rPr>
-        <w:t xml:space="preserve">για να περάσουμε κάποια </w:t>
-      </w:r>
-      <w:r>
-        <w:t>environment</w:t>
-      </w:r>
-      <w:r>
-        <w:rPr>
-          <w:lang w:val="el-GR"/>
-        </w:rPr>
-        <w:t xml:space="preserve"> </w:t>
-      </w:r>
-      <w:r>
-        <w:t>variables</w:t>
-      </w:r>
-      <w:r>
-        <w:rPr>
-          <w:lang w:val="el-GR"/>
-        </w:rPr>
-        <w:t>.</w:t>
-      </w:r>
-    </w:p>
-    <w:p>
-      <w:pPr>
-        <w:rPr>
-          <w:lang w:val="el-GR"/>
-        </w:rPr>
-      </w:pPr>
-    </w:p>
-    <w:p>
-      <w:pPr>
-        <w:rPr>
-          <w:lang w:val="el-GR"/>
-        </w:rPr>
-      </w:pPr>
-    </w:p>
-    <w:p>
-      <w:pPr>
-        <w:rPr>
-          <w:lang w:val="el-GR"/>
-        </w:rPr>
-      </w:pPr>
-    </w:p>
-    <w:p>
-      <w:pPr>
-        <w:rPr>
-          <w:lang w:val="el-GR"/>
-        </w:rPr>
-      </w:pPr>
-    </w:p>
-    <w:p>
-      <w:pPr>
-        <w:rPr>
-          <w:lang w:val="el-GR"/>
-        </w:rPr>
-      </w:pPr>
-    </w:p>
-    <w:p>
-      <w:pPr>
-        <w:pStyle w:val="Heading1"/>
-        <w:rPr>
-          <w:lang w:val="el-GR"/>
-        </w:rPr>
-      </w:pPr>
-      <w:bookmarkStart w:id="28" w:name="_Toc218439717"/>
-      <w:bookmarkEnd w:id="26"/>
       <w:r>
         <w:rPr>
           <w:lang w:val="el-GR"/>
@@ -10387,16 +11379,105 @@
         <w:rPr>
           <w:lang w:val="el-GR"/>
         </w:rPr>
-        <w:t xml:space="preserve"> με επιπλέον στάδια αξιολόγησης πριν την προώθηση ενός μοντέλου. Επιπλέον, θα μπορούσε να υλοποιηθεί διαδικασία </w:t>
-      </w:r>
-      <w:r>
-        <w:t>deployment</w:t>
-      </w:r>
-      <w:r>
-        <w:rPr>
-          <w:lang w:val="el-GR"/>
-        </w:rPr>
-        <w:t xml:space="preserve">)του τελικού μοντέλου, ώστε να είναι δυνατή η χρήση του σε εφαρμογές </w:t>
+        <w:t xml:space="preserve"> με επιπλέον στάδια αξιολόγησης πριν την προώθηση ενός μοντέλου</w:t>
+      </w:r>
+      <w:r>
+        <w:rPr>
+          <w:lang w:val="el-GR"/>
+        </w:rPr>
+        <w:t>(</w:t>
+      </w:r>
+      <w:r>
+        <w:t>data</w:t>
+      </w:r>
+      <w:r>
+        <w:rPr>
+          <w:lang w:val="el-GR"/>
+        </w:rPr>
+        <w:t xml:space="preserve"> </w:t>
+      </w:r>
+      <w:r>
+        <w:t>validation</w:t>
+      </w:r>
+      <w:r>
+        <w:rPr>
+          <w:lang w:val="el-GR"/>
+        </w:rPr>
+        <w:t>)</w:t>
+      </w:r>
+      <w:r>
+        <w:rPr>
+          <w:lang w:val="el-GR"/>
+        </w:rPr>
+        <w:t xml:space="preserve">. </w:t>
+      </w:r>
+      <w:r>
+        <w:rPr>
+          <w:lang w:val="el-GR"/>
+        </w:rPr>
+        <w:t>Μερικές ακόμη μ</w:t>
+      </w:r>
+      <w:r>
+        <w:rPr>
+          <w:lang w:val="el-GR"/>
+        </w:rPr>
+        <w:t>ελλοντικές επεκτάσεις του συστήματος περιλαμβάνουν την ενσωμάτωση ελέγχων ποιότητας κώδικα (</w:t>
+      </w:r>
+      <w:r>
+        <w:t>Linting</w:t>
+      </w:r>
+      <w:r>
+        <w:rPr>
+          <w:lang w:val="el-GR"/>
+        </w:rPr>
+        <w:t>/</w:t>
+      </w:r>
+      <w:r>
+        <w:t>Formatting</w:t>
+      </w:r>
+      <w:r>
+        <w:rPr>
+          <w:lang w:val="el-GR"/>
+        </w:rPr>
+        <w:t xml:space="preserve">) στο </w:t>
+      </w:r>
+      <w:r>
+        <w:t>CI</w:t>
+      </w:r>
+      <w:r>
+        <w:rPr>
+          <w:lang w:val="el-GR"/>
+        </w:rPr>
+        <w:t xml:space="preserve"> </w:t>
+      </w:r>
+      <w:r>
+        <w:t>pipeline</w:t>
+      </w:r>
+      <w:r>
+        <w:rPr>
+          <w:lang w:val="el-GR"/>
+        </w:rPr>
+        <w:t xml:space="preserve">, για τη διασφάλιση της </w:t>
+      </w:r>
+      <w:proofErr w:type="spellStart"/>
+      <w:r>
+        <w:rPr>
+          <w:lang w:val="el-GR"/>
+        </w:rPr>
+        <w:t>συντηρησιμότητας</w:t>
+      </w:r>
+      <w:proofErr w:type="spellEnd"/>
+      <w:r>
+        <w:rPr>
+          <w:lang w:val="el-GR"/>
+        </w:rPr>
+        <w:t xml:space="preserve">. Επιπρόσθετα, </w:t>
+      </w:r>
+      <w:r>
+        <w:rPr>
+          <w:lang w:val="el-GR"/>
+        </w:rPr>
+        <w:t xml:space="preserve">η υπηρεσία </w:t>
       </w:r>
       <w:r>
         <w:t>inference</w:t>
@@ -10405,17 +11486,73 @@
         <w:rPr>
           <w:lang w:val="el-GR"/>
         </w:rPr>
-        <w:t>.</w:t>
-      </w:r>
-    </w:p>
-    <w:p>
-      <w:pPr>
-        <w:rPr>
-          <w:lang w:val="el-GR"/>
-        </w:rPr>
-      </w:pPr>
-    </w:p>
-    <w:bookmarkStart w:id="29" w:name="_Toc218439718" w:displacedByCustomXml="next"/>
+        <w:t xml:space="preserve"> θα μπορούσε να πλαισιωθεί από εργαλεία παρακολούθησης (</w:t>
+      </w:r>
+      <w:r>
+        <w:t>monitoring</w:t>
+      </w:r>
+      <w:r>
+        <w:rPr>
+          <w:lang w:val="el-GR"/>
+        </w:rPr>
+        <w:t xml:space="preserve">) όπως το </w:t>
+      </w:r>
+      <w:r>
+        <w:t>Prometheus</w:t>
+      </w:r>
+      <w:r>
+        <w:rPr>
+          <w:lang w:val="el-GR"/>
+        </w:rPr>
+        <w:t xml:space="preserve"> και το </w:t>
+      </w:r>
+      <w:r>
+        <w:t>Grafana</w:t>
+      </w:r>
+      <w:r>
+        <w:rPr>
+          <w:lang w:val="el-GR"/>
+        </w:rPr>
+        <w:t xml:space="preserve"> για την καταγραφή της απόκρισης του </w:t>
+      </w:r>
+      <w:r>
+        <w:t>API</w:t>
+      </w:r>
+      <w:r>
+        <w:rPr>
+          <w:lang w:val="el-GR"/>
+        </w:rPr>
+        <w:t xml:space="preserve"> και της ποιότητας των προβλέψεων (</w:t>
+      </w:r>
+      <w:r>
+        <w:t>model</w:t>
+      </w:r>
+      <w:r>
+        <w:rPr>
+          <w:lang w:val="el-GR"/>
+        </w:rPr>
+        <w:t xml:space="preserve"> </w:t>
+      </w:r>
+      <w:r>
+        <w:t>drift</w:t>
+      </w:r>
+      <w:r>
+        <w:rPr>
+          <w:lang w:val="el-GR"/>
+        </w:rPr>
+        <w:t xml:space="preserve">) σε πραγματικό χρόνο, καθώς και να μεταφερθεί σε περιβάλλον </w:t>
+      </w:r>
+      <w:r>
+        <w:t>Kubernetes</w:t>
+      </w:r>
+      <w:r>
+        <w:rPr>
+          <w:lang w:val="el-GR"/>
+        </w:rPr>
+        <w:t xml:space="preserve"> για αυτόματη οριζόντια κλιμάκωση.</w:t>
+      </w:r>
+    </w:p>
+    <w:bookmarkStart w:id="29" w:name="_Toc221958636" w:displacedByCustomXml="next"/>
     <w:sdt>
       <w:sdtPr>
         <w:rPr>
@@ -10458,6 +11595,9 @@
                   <w:numId w:val="0"/>
                 </w:numPr>
                 <w:ind w:left="431" w:hanging="431"/>
+                <w:rPr>
+                  <w:lang w:val="el-GR"/>
+                </w:rPr>
               </w:pPr>
               <w:r>
                 <w:t>References</w:t>
@@ -13950,7 +15090,7 @@
   <w:style w:type="paragraph" w:default="1" w:styleId="Normal">
     <w:name w:val="Normal"/>
     <w:qFormat/>
-    <w:rsid w:val="00BD5F1E"/>
+    <w:rsid w:val="00886947"/>
   </w:style>
   <w:style w:type="paragraph" w:styleId="Heading1">
     <w:name w:val="heading 1"/>

--- a/MLOPS_Εργασία.docx
+++ b/MLOPS_Εργασία.docx
@@ -279,7 +279,25 @@
           <w:szCs w:val="32"/>
           <w:lang w:val="el-GR"/>
         </w:rPr>
-        <w:t>Οπτικοποιήση</w:t>
+        <w:t>Οπτικοπο</w:t>
+      </w:r>
+      <w:r>
+        <w:rPr>
+          <w:b/>
+          <w:sz w:val="32"/>
+          <w:szCs w:val="32"/>
+          <w:lang w:val="el-GR"/>
+        </w:rPr>
+        <w:t>ίη</w:t>
+      </w:r>
+      <w:r>
+        <w:rPr>
+          <w:b/>
+          <w:sz w:val="32"/>
+          <w:szCs w:val="32"/>
+          <w:lang w:val="el-GR"/>
+        </w:rPr>
+        <w:t>ση</w:t>
       </w:r>
       <w:proofErr w:type="spellEnd"/>
       <w:r>
@@ -531,7 +549,7 @@
         <w:br w:type="page"/>
       </w:r>
     </w:p>
-    <w:bookmarkStart w:id="0" w:name="_Toc221958616" w:displacedByCustomXml="next"/>
+    <w:bookmarkStart w:id="0" w:name="_Toc221969077" w:displacedByCustomXml="next"/>
     <w:sdt>
       <w:sdtPr>
         <w:rPr>
@@ -599,7 +617,7 @@
           <w:r>
             <w:fldChar w:fldCharType="separate"/>
           </w:r>
-          <w:hyperlink w:anchor="_Toc221958616" w:history="1">
+          <w:hyperlink w:anchor="_Toc221969077" w:history="1">
             <w:r>
               <w:rPr>
                 <w:rStyle w:val="Hyperlink"/>
@@ -627,7 +645,7 @@
                 <w:noProof/>
                 <w:webHidden/>
               </w:rPr>
-              <w:instrText xml:space="preserve"> PAGEREF _Toc221958616 \h </w:instrText>
+              <w:instrText xml:space="preserve"> PAGEREF _Toc221969077 \h </w:instrText>
             </w:r>
             <w:r>
               <w:rPr>
@@ -670,7 +688,7 @@
               <w14:ligatures w14:val="standardContextual"/>
             </w:rPr>
           </w:pPr>
-          <w:hyperlink w:anchor="_Toc221958617" w:history="1">
+          <w:hyperlink w:anchor="_Toc221969078" w:history="1">
             <w:r>
               <w:rPr>
                 <w:rStyle w:val="Hyperlink"/>
@@ -698,7 +716,7 @@
                 <w:noProof/>
                 <w:webHidden/>
               </w:rPr>
-              <w:instrText xml:space="preserve"> PAGEREF _Toc221958617 \h </w:instrText>
+              <w:instrText xml:space="preserve"> PAGEREF _Toc221969078 \h </w:instrText>
             </w:r>
             <w:r>
               <w:rPr>
@@ -741,7 +759,7 @@
               <w14:ligatures w14:val="standardContextual"/>
             </w:rPr>
           </w:pPr>
-          <w:hyperlink w:anchor="_Toc221958618" w:history="1">
+          <w:hyperlink w:anchor="_Toc221969079" w:history="1">
             <w:r>
               <w:rPr>
                 <w:rStyle w:val="Hyperlink"/>
@@ -769,7 +787,7 @@
                 <w:noProof/>
                 <w:webHidden/>
               </w:rPr>
-              <w:instrText xml:space="preserve"> PAGEREF _Toc221958618 \h </w:instrText>
+              <w:instrText xml:space="preserve"> PAGEREF _Toc221969079 \h </w:instrText>
             </w:r>
             <w:r>
               <w:rPr>
@@ -789,7 +807,7 @@
                 <w:noProof/>
                 <w:webHidden/>
               </w:rPr>
-              <w:t>4</w:t>
+              <w:t>5</w:t>
             </w:r>
             <w:r>
               <w:rPr>
@@ -812,7 +830,7 @@
               <w14:ligatures w14:val="standardContextual"/>
             </w:rPr>
           </w:pPr>
-          <w:hyperlink w:anchor="_Toc221958619" w:history="1">
+          <w:hyperlink w:anchor="_Toc221969080" w:history="1">
             <w:r>
               <w:rPr>
                 <w:rStyle w:val="Hyperlink"/>
@@ -840,7 +858,7 @@
                 <w:noProof/>
                 <w:webHidden/>
               </w:rPr>
-              <w:instrText xml:space="preserve"> PAGEREF _Toc221958619 \h </w:instrText>
+              <w:instrText xml:space="preserve"> PAGEREF _Toc221969080 \h </w:instrText>
             </w:r>
             <w:r>
               <w:rPr>
@@ -860,7 +878,7 @@
                 <w:noProof/>
                 <w:webHidden/>
               </w:rPr>
-              <w:t>5</w:t>
+              <w:t>6</w:t>
             </w:r>
             <w:r>
               <w:rPr>
@@ -883,7 +901,7 @@
               <w14:ligatures w14:val="standardContextual"/>
             </w:rPr>
           </w:pPr>
-          <w:hyperlink w:anchor="_Toc221958620" w:history="1">
+          <w:hyperlink w:anchor="_Toc221969081" w:history="1">
             <w:r>
               <w:rPr>
                 <w:rStyle w:val="Hyperlink"/>
@@ -910,7 +928,7 @@
                 <w:noProof/>
                 <w:webHidden/>
               </w:rPr>
-              <w:instrText xml:space="preserve"> PAGEREF _Toc221958620 \h </w:instrText>
+              <w:instrText xml:space="preserve"> PAGEREF _Toc221969081 \h </w:instrText>
             </w:r>
             <w:r>
               <w:rPr>
@@ -930,7 +948,7 @@
                 <w:noProof/>
                 <w:webHidden/>
               </w:rPr>
-              <w:t>6</w:t>
+              <w:t>7</w:t>
             </w:r>
             <w:r>
               <w:rPr>
@@ -953,7 +971,7 @@
               <w14:ligatures w14:val="standardContextual"/>
             </w:rPr>
           </w:pPr>
-          <w:hyperlink w:anchor="_Toc221958621" w:history="1">
+          <w:hyperlink w:anchor="_Toc221969082" w:history="1">
             <w:r>
               <w:rPr>
                 <w:rStyle w:val="Hyperlink"/>
@@ -1000,7 +1018,7 @@
                 <w:noProof/>
                 <w:webHidden/>
               </w:rPr>
-              <w:instrText xml:space="preserve"> PAGEREF _Toc221958621 \h </w:instrText>
+              <w:instrText xml:space="preserve"> PAGEREF _Toc221969082 \h </w:instrText>
             </w:r>
             <w:r>
               <w:rPr>
@@ -1020,7 +1038,7 @@
                 <w:noProof/>
                 <w:webHidden/>
               </w:rPr>
-              <w:t>7</w:t>
+              <w:t>8</w:t>
             </w:r>
             <w:r>
               <w:rPr>
@@ -1043,7 +1061,7 @@
               <w14:ligatures w14:val="standardContextual"/>
             </w:rPr>
           </w:pPr>
-          <w:hyperlink w:anchor="_Toc221958622" w:history="1">
+          <w:hyperlink w:anchor="_Toc221969083" w:history="1">
             <w:r>
               <w:rPr>
                 <w:rStyle w:val="Hyperlink"/>
@@ -1089,7 +1107,7 @@
                 <w:noProof/>
                 <w:webHidden/>
               </w:rPr>
-              <w:instrText xml:space="preserve"> PAGEREF _Toc221958622 \h </w:instrText>
+              <w:instrText xml:space="preserve"> PAGEREF _Toc221969083 \h </w:instrText>
             </w:r>
             <w:r>
               <w:rPr>
@@ -1109,7 +1127,7 @@
                 <w:noProof/>
                 <w:webHidden/>
               </w:rPr>
-              <w:t>8</w:t>
+              <w:t>9</w:t>
             </w:r>
             <w:r>
               <w:rPr>
@@ -1136,7 +1154,7 @@
               <w14:ligatures w14:val="standardContextual"/>
             </w:rPr>
           </w:pPr>
-          <w:hyperlink w:anchor="_Toc221958623" w:history="1">
+          <w:hyperlink w:anchor="_Toc221969084" w:history="1">
             <w:r>
               <w:rPr>
                 <w:rStyle w:val="Hyperlink"/>
@@ -1182,7 +1200,7 @@
                 <w:noProof/>
                 <w:webHidden/>
               </w:rPr>
-              <w:instrText xml:space="preserve"> PAGEREF _Toc221958623 \h </w:instrText>
+              <w:instrText xml:space="preserve"> PAGEREF _Toc221969084 \h </w:instrText>
             </w:r>
             <w:r>
               <w:rPr>
@@ -1202,7 +1220,7 @@
                 <w:noProof/>
                 <w:webHidden/>
               </w:rPr>
-              <w:t>8</w:t>
+              <w:t>9</w:t>
             </w:r>
             <w:r>
               <w:rPr>
@@ -1229,7 +1247,7 @@
               <w14:ligatures w14:val="standardContextual"/>
             </w:rPr>
           </w:pPr>
-          <w:hyperlink w:anchor="_Toc221958624" w:history="1">
+          <w:hyperlink w:anchor="_Toc221969085" w:history="1">
             <w:r>
               <w:rPr>
                 <w:rStyle w:val="Hyperlink"/>
@@ -1277,7 +1295,7 @@
                 <w:noProof/>
                 <w:webHidden/>
               </w:rPr>
-              <w:instrText xml:space="preserve"> PAGEREF _Toc221958624 \h </w:instrText>
+              <w:instrText xml:space="preserve"> PAGEREF _Toc221969085 \h </w:instrText>
             </w:r>
             <w:r>
               <w:rPr>
@@ -1297,7 +1315,7 @@
                 <w:noProof/>
                 <w:webHidden/>
               </w:rPr>
-              <w:t>8</w:t>
+              <w:t>9</w:t>
             </w:r>
             <w:r>
               <w:rPr>
@@ -1324,7 +1342,7 @@
               <w14:ligatures w14:val="standardContextual"/>
             </w:rPr>
           </w:pPr>
-          <w:hyperlink w:anchor="_Toc221958625" w:history="1">
+          <w:hyperlink w:anchor="_Toc221969086" w:history="1">
             <w:r>
               <w:rPr>
                 <w:rStyle w:val="Hyperlink"/>
@@ -1390,7 +1408,7 @@
                 <w:noProof/>
                 <w:webHidden/>
               </w:rPr>
-              <w:instrText xml:space="preserve"> PAGEREF _Toc221958625 \h </w:instrText>
+              <w:instrText xml:space="preserve"> PAGEREF _Toc221969086 \h </w:instrText>
             </w:r>
             <w:r>
               <w:rPr>
@@ -1410,7 +1428,7 @@
                 <w:noProof/>
                 <w:webHidden/>
               </w:rPr>
-              <w:t>8</w:t>
+              <w:t>9</w:t>
             </w:r>
             <w:r>
               <w:rPr>
@@ -1437,7 +1455,7 @@
               <w14:ligatures w14:val="standardContextual"/>
             </w:rPr>
           </w:pPr>
-          <w:hyperlink w:anchor="_Toc221958626" w:history="1">
+          <w:hyperlink w:anchor="_Toc221969087" w:history="1">
             <w:r>
               <w:rPr>
                 <w:rStyle w:val="Hyperlink"/>
@@ -1485,7 +1503,7 @@
                 <w:noProof/>
                 <w:webHidden/>
               </w:rPr>
-              <w:instrText xml:space="preserve"> PAGEREF _Toc221958626 \h </w:instrText>
+              <w:instrText xml:space="preserve"> PAGEREF _Toc221969087 \h </w:instrText>
             </w:r>
             <w:r>
               <w:rPr>
@@ -1505,7 +1523,7 @@
                 <w:noProof/>
                 <w:webHidden/>
               </w:rPr>
-              <w:t>8</w:t>
+              <w:t>9</w:t>
             </w:r>
             <w:r>
               <w:rPr>
@@ -1532,7 +1550,7 @@
               <w14:ligatures w14:val="standardContextual"/>
             </w:rPr>
           </w:pPr>
-          <w:hyperlink w:anchor="_Toc221958627" w:history="1">
+          <w:hyperlink w:anchor="_Toc221969088" w:history="1">
             <w:r>
               <w:rPr>
                 <w:rStyle w:val="Hyperlink"/>
@@ -1580,7 +1598,7 @@
                 <w:noProof/>
                 <w:webHidden/>
               </w:rPr>
-              <w:instrText xml:space="preserve"> PAGEREF _Toc221958627 \h </w:instrText>
+              <w:instrText xml:space="preserve"> PAGEREF _Toc221969088 \h </w:instrText>
             </w:r>
             <w:r>
               <w:rPr>
@@ -1600,7 +1618,7 @@
                 <w:noProof/>
                 <w:webHidden/>
               </w:rPr>
-              <w:t>9</w:t>
+              <w:t>10</w:t>
             </w:r>
             <w:r>
               <w:rPr>
@@ -1627,7 +1645,7 @@
               <w14:ligatures w14:val="standardContextual"/>
             </w:rPr>
           </w:pPr>
-          <w:hyperlink w:anchor="_Toc221958628" w:history="1">
+          <w:hyperlink w:anchor="_Toc221969089" w:history="1">
             <w:r>
               <w:rPr>
                 <w:rStyle w:val="Hyperlink"/>
@@ -1675,7 +1693,7 @@
                 <w:noProof/>
                 <w:webHidden/>
               </w:rPr>
-              <w:instrText xml:space="preserve"> PAGEREF _Toc221958628 \h </w:instrText>
+              <w:instrText xml:space="preserve"> PAGEREF _Toc221969089 \h </w:instrText>
             </w:r>
             <w:r>
               <w:rPr>
@@ -1695,7 +1713,7 @@
                 <w:noProof/>
                 <w:webHidden/>
               </w:rPr>
-              <w:t>9</w:t>
+              <w:t>10</w:t>
             </w:r>
             <w:r>
               <w:rPr>
@@ -1718,7 +1736,7 @@
               <w14:ligatures w14:val="standardContextual"/>
             </w:rPr>
           </w:pPr>
-          <w:hyperlink w:anchor="_Toc221958629" w:history="1">
+          <w:hyperlink w:anchor="_Toc221969090" w:history="1">
             <w:r>
               <w:rPr>
                 <w:rStyle w:val="Hyperlink"/>
@@ -1744,7 +1762,7 @@
                 <w:noProof/>
                 <w:lang w:val="el-GR"/>
               </w:rPr>
-              <w:t>Τεχνική Υλοποιήση</w:t>
+              <w:t>Υλοποιήση</w:t>
             </w:r>
             <w:r>
               <w:rPr>
@@ -1765,7 +1783,7 @@
                 <w:noProof/>
                 <w:webHidden/>
               </w:rPr>
-              <w:instrText xml:space="preserve"> PAGEREF _Toc221958629 \h </w:instrText>
+              <w:instrText xml:space="preserve"> PAGEREF _Toc221969090 \h </w:instrText>
             </w:r>
             <w:r>
               <w:rPr>
@@ -1785,7 +1803,7 @@
                 <w:noProof/>
                 <w:webHidden/>
               </w:rPr>
-              <w:t>10</w:t>
+              <w:t>11</w:t>
             </w:r>
             <w:r>
               <w:rPr>
@@ -1812,7 +1830,7 @@
               <w14:ligatures w14:val="standardContextual"/>
             </w:rPr>
           </w:pPr>
-          <w:hyperlink w:anchor="_Toc221958630" w:history="1">
+          <w:hyperlink w:anchor="_Toc221969091" w:history="1">
             <w:r>
               <w:rPr>
                 <w:rStyle w:val="Hyperlink"/>
@@ -1865,7 +1883,7 @@
                 <w:noProof/>
                 <w:webHidden/>
               </w:rPr>
-              <w:instrText xml:space="preserve"> PAGEREF _Toc221958630 \h </w:instrText>
+              <w:instrText xml:space="preserve"> PAGEREF _Toc221969091 \h </w:instrText>
             </w:r>
             <w:r>
               <w:rPr>
@@ -1885,7 +1903,7 @@
                 <w:noProof/>
                 <w:webHidden/>
               </w:rPr>
-              <w:t>10</w:t>
+              <w:t>11</w:t>
             </w:r>
             <w:r>
               <w:rPr>
@@ -1912,7 +1930,7 @@
               <w14:ligatures w14:val="standardContextual"/>
             </w:rPr>
           </w:pPr>
-          <w:hyperlink w:anchor="_Toc221958631" w:history="1">
+          <w:hyperlink w:anchor="_Toc221969092" w:history="1">
             <w:r>
               <w:rPr>
                 <w:rStyle w:val="Hyperlink"/>
@@ -1981,7 +1999,7 @@
                 <w:noProof/>
                 <w:webHidden/>
               </w:rPr>
-              <w:instrText xml:space="preserve"> PAGEREF _Toc221958631 \h </w:instrText>
+              <w:instrText xml:space="preserve"> PAGEREF _Toc221969092 \h </w:instrText>
             </w:r>
             <w:r>
               <w:rPr>
@@ -2001,7 +2019,7 @@
                 <w:noProof/>
                 <w:webHidden/>
               </w:rPr>
-              <w:t>12</w:t>
+              <w:t>14</w:t>
             </w:r>
             <w:r>
               <w:rPr>
@@ -2028,7 +2046,7 @@
               <w14:ligatures w14:val="standardContextual"/>
             </w:rPr>
           </w:pPr>
-          <w:hyperlink w:anchor="_Toc221958632" w:history="1">
+          <w:hyperlink w:anchor="_Toc221969093" w:history="1">
             <w:r>
               <w:rPr>
                 <w:rStyle w:val="Hyperlink"/>
@@ -2073,7 +2091,7 @@
                 <w:noProof/>
                 <w:webHidden/>
               </w:rPr>
-              <w:instrText xml:space="preserve"> PAGEREF _Toc221958632 \h </w:instrText>
+              <w:instrText xml:space="preserve"> PAGEREF _Toc221969093 \h </w:instrText>
             </w:r>
             <w:r>
               <w:rPr>
@@ -2093,7 +2111,7 @@
                 <w:noProof/>
                 <w:webHidden/>
               </w:rPr>
-              <w:t>13</w:t>
+              <w:t>15</w:t>
             </w:r>
             <w:r>
               <w:rPr>
@@ -2120,7 +2138,7 @@
               <w14:ligatures w14:val="standardContextual"/>
             </w:rPr>
           </w:pPr>
-          <w:hyperlink w:anchor="_Toc221958633" w:history="1">
+          <w:hyperlink w:anchor="_Toc221969094" w:history="1">
             <w:r>
               <w:rPr>
                 <w:rStyle w:val="Hyperlink"/>
@@ -2165,7 +2183,7 @@
                 <w:noProof/>
                 <w:webHidden/>
               </w:rPr>
-              <w:instrText xml:space="preserve"> PAGEREF _Toc221958633 \h </w:instrText>
+              <w:instrText xml:space="preserve"> PAGEREF _Toc221969094 \h </w:instrText>
             </w:r>
             <w:r>
               <w:rPr>
@@ -2185,7 +2203,7 @@
                 <w:noProof/>
                 <w:webHidden/>
               </w:rPr>
-              <w:t>15</w:t>
+              <w:t>17</w:t>
             </w:r>
             <w:r>
               <w:rPr>
@@ -2212,7 +2230,7 @@
               <w14:ligatures w14:val="standardContextual"/>
             </w:rPr>
           </w:pPr>
-          <w:hyperlink w:anchor="_Toc221958634" w:history="1">
+          <w:hyperlink w:anchor="_Toc221969095" w:history="1">
             <w:r>
               <w:rPr>
                 <w:rStyle w:val="Hyperlink"/>
@@ -2257,7 +2275,7 @@
                 <w:noProof/>
                 <w:webHidden/>
               </w:rPr>
-              <w:instrText xml:space="preserve"> PAGEREF _Toc221958634 \h </w:instrText>
+              <w:instrText xml:space="preserve"> PAGEREF _Toc221969095 \h </w:instrText>
             </w:r>
             <w:r>
               <w:rPr>
@@ -2277,7 +2295,100 @@
                 <w:noProof/>
                 <w:webHidden/>
               </w:rPr>
-              <w:t>16</w:t>
+              <w:t>18</w:t>
+            </w:r>
+            <w:r>
+              <w:rPr>
+                <w:noProof/>
+                <w:webHidden/>
+              </w:rPr>
+              <w:fldChar w:fldCharType="end"/>
+            </w:r>
+          </w:hyperlink>
+        </w:p>
+        <w:p>
+          <w:pPr>
+            <w:pStyle w:val="TOC2"/>
+            <w:tabs>
+              <w:tab w:val="left" w:pos="960"/>
+              <w:tab w:val="right" w:leader="dot" w:pos="9350"/>
+            </w:tabs>
+            <w:rPr>
+              <w:rFonts w:eastAsiaTheme="minorEastAsia"/>
+              <w:noProof/>
+              <w:kern w:val="2"/>
+              <w:sz w:val="24"/>
+              <w:szCs w:val="24"/>
+              <w14:ligatures w14:val="standardContextual"/>
+            </w:rPr>
+          </w:pPr>
+          <w:hyperlink w:anchor="_Toc221969096" w:history="1">
+            <w:r>
+              <w:rPr>
+                <w:rStyle w:val="Hyperlink"/>
+                <w:noProof/>
+                <w:lang w:val="el-GR"/>
+              </w:rPr>
+              <w:t>3.6</w:t>
+            </w:r>
+            <w:r>
+              <w:rPr>
+                <w:rFonts w:eastAsiaTheme="minorEastAsia"/>
+                <w:noProof/>
+                <w:kern w:val="2"/>
+                <w:sz w:val="24"/>
+                <w:szCs w:val="24"/>
+                <w14:ligatures w14:val="standardContextual"/>
+              </w:rPr>
+              <w:tab/>
+            </w:r>
+            <w:r>
+              <w:rPr>
+                <w:rStyle w:val="Hyperlink"/>
+                <w:noProof/>
+              </w:rPr>
+              <w:t>Model Serving και Inference API</w:t>
+            </w:r>
+            <w:r>
+              <w:rPr>
+                <w:noProof/>
+                <w:webHidden/>
+              </w:rPr>
+              <w:tab/>
+            </w:r>
+            <w:r>
+              <w:rPr>
+                <w:noProof/>
+                <w:webHidden/>
+              </w:rPr>
+              <w:fldChar w:fldCharType="begin"/>
+            </w:r>
+            <w:r>
+              <w:rPr>
+                <w:noProof/>
+                <w:webHidden/>
+              </w:rPr>
+              <w:instrText xml:space="preserve"> PAGEREF _Toc221969096 \h </w:instrText>
+            </w:r>
+            <w:r>
+              <w:rPr>
+                <w:noProof/>
+                <w:webHidden/>
+              </w:rPr>
+            </w:r>
+            <w:r>
+              <w:rPr>
+                <w:noProof/>
+                <w:webHidden/>
+              </w:rPr>
+              <w:fldChar w:fldCharType="separate"/>
+            </w:r>
+            <w:r>
+              <w:rPr>
+                <w:noProof/>
+                <w:webHidden/>
+              </w:rPr>
+              <w:t>20</w:t>
             </w:r>
             <w:r>
               <w:rPr>
@@ -2300,7 +2411,7 @@
               <w14:ligatures w14:val="standardContextual"/>
             </w:rPr>
           </w:pPr>
-          <w:hyperlink w:anchor="_Toc221958635" w:history="1">
+          <w:hyperlink w:anchor="_Toc221969097" w:history="1">
             <w:r>
               <w:rPr>
                 <w:rStyle w:val="Hyperlink"/>
@@ -2347,7 +2458,7 @@
                 <w:noProof/>
                 <w:webHidden/>
               </w:rPr>
-              <w:instrText xml:space="preserve"> PAGEREF _Toc221958635 \h </w:instrText>
+              <w:instrText xml:space="preserve"> PAGEREF _Toc221969097 \h </w:instrText>
             </w:r>
             <w:r>
               <w:rPr>
@@ -2367,7 +2478,7 @@
                 <w:noProof/>
                 <w:webHidden/>
               </w:rPr>
-              <w:t>18</w:t>
+              <w:t>22</w:t>
             </w:r>
             <w:r>
               <w:rPr>
@@ -2390,7 +2501,7 @@
               <w14:ligatures w14:val="standardContextual"/>
             </w:rPr>
           </w:pPr>
-          <w:hyperlink w:anchor="_Toc221958636" w:history="1">
+          <w:hyperlink w:anchor="_Toc221969098" w:history="1">
             <w:r>
               <w:rPr>
                 <w:rStyle w:val="Hyperlink"/>
@@ -2417,7 +2528,7 @@
                 <w:noProof/>
                 <w:webHidden/>
               </w:rPr>
-              <w:instrText xml:space="preserve"> PAGEREF _Toc221958636 \h </w:instrText>
+              <w:instrText xml:space="preserve"> PAGEREF _Toc221969098 \h </w:instrText>
             </w:r>
             <w:r>
               <w:rPr>
@@ -2437,7 +2548,7 @@
                 <w:noProof/>
                 <w:webHidden/>
               </w:rPr>
-              <w:t>19</w:t>
+              <w:t>23</w:t>
             </w:r>
             <w:r>
               <w:rPr>
@@ -2472,7 +2583,7 @@
           <w:lang w:val="el-GR"/>
         </w:rPr>
       </w:pPr>
-      <w:bookmarkStart w:id="1" w:name="_Toc221958617"/>
+      <w:bookmarkStart w:id="1" w:name="_Toc221969078"/>
       <w:r>
         <w:rPr>
           <w:lang w:val="el-GR"/>
@@ -2533,7 +2644,7 @@
         </w:rPr>
         <w:fldChar w:fldCharType="separate"/>
       </w:r>
-      <w:hyperlink w:anchor="_Toc218440787" w:history="1">
+      <w:hyperlink w:anchor="_Toc221968718" w:history="1">
         <w:r>
           <w:rPr>
             <w:rStyle w:val="Hyperlink"/>
@@ -2575,7 +2686,7 @@
             <w:noProof/>
             <w:webHidden/>
           </w:rPr>
-          <w:instrText xml:space="preserve"> PAGEREF _Toc218440787 \h </w:instrText>
+          <w:instrText xml:space="preserve"> PAGEREF _Toc221968718 \h </w:instrText>
         </w:r>
         <w:r>
           <w:rPr>
@@ -2595,7 +2706,7 @@
             <w:noProof/>
             <w:webHidden/>
           </w:rPr>
-          <w:t>11</w:t>
+          <w:t>13</w:t>
         </w:r>
         <w:r>
           <w:rPr>
@@ -2621,7 +2732,7 @@
           <w14:ligatures w14:val="standardContextual"/>
         </w:rPr>
       </w:pPr>
-      <w:hyperlink w:anchor="_Toc218440788" w:history="1">
+      <w:hyperlink w:anchor="_Toc221968719" w:history="1">
         <w:r>
           <w:rPr>
             <w:rStyle w:val="Hyperlink"/>
@@ -2686,7 +2797,7 @@
             <w:noProof/>
             <w:webHidden/>
           </w:rPr>
-          <w:instrText xml:space="preserve"> PAGEREF _Toc218440788 \h </w:instrText>
+          <w:instrText xml:space="preserve"> PAGEREF _Toc221968719 \h </w:instrText>
         </w:r>
         <w:r>
           <w:rPr>
@@ -2706,7 +2817,7 @@
             <w:noProof/>
             <w:webHidden/>
           </w:rPr>
-          <w:t>12</w:t>
+          <w:t>14</w:t>
         </w:r>
         <w:r>
           <w:rPr>
@@ -2732,7 +2843,7 @@
           <w14:ligatures w14:val="standardContextual"/>
         </w:rPr>
       </w:pPr>
-      <w:hyperlink w:anchor="_Toc218440789" w:history="1">
+      <w:hyperlink w:anchor="_Toc221968720" w:history="1">
         <w:r>
           <w:rPr>
             <w:rStyle w:val="Hyperlink"/>
@@ -2805,153 +2916,7 @@
             <w:noProof/>
             <w:webHidden/>
           </w:rPr>
-          <w:instrText xml:space="preserve"> PAGEREF _Toc218440789 \h </w:instrText>
-        </w:r>
-        <w:r>
-          <w:rPr>
-            <w:noProof/>
-            <w:webHidden/>
-          </w:rPr>
-        </w:r>
-        <w:r>
-          <w:rPr>
-            <w:noProof/>
-            <w:webHidden/>
-          </w:rPr>
-          <w:fldChar w:fldCharType="separate"/>
-        </w:r>
-        <w:r>
-          <w:rPr>
-            <w:noProof/>
-            <w:webHidden/>
-          </w:rPr>
-          <w:t>13</w:t>
-        </w:r>
-        <w:r>
-          <w:rPr>
-            <w:noProof/>
-            <w:webHidden/>
-          </w:rPr>
-          <w:fldChar w:fldCharType="end"/>
-        </w:r>
-      </w:hyperlink>
-    </w:p>
-    <w:p>
-      <w:pPr>
-        <w:pStyle w:val="TableofFigures"/>
-        <w:tabs>
-          <w:tab w:val="right" w:leader="dot" w:pos="9350"/>
-        </w:tabs>
-        <w:rPr>
-          <w:rFonts w:eastAsiaTheme="minorEastAsia"/>
-          <w:noProof/>
-          <w:kern w:val="2"/>
-          <w:sz w:val="24"/>
-          <w:szCs w:val="24"/>
-          <w14:ligatures w14:val="standardContextual"/>
-        </w:rPr>
-      </w:pPr>
-      <w:hyperlink w:anchor="_Toc218440790" w:history="1">
-        <w:r>
-          <w:rPr>
-            <w:rStyle w:val="Hyperlink"/>
-            <w:noProof/>
-          </w:rPr>
-          <w:t>Εικόνα 4 Training Pipeline</w:t>
-        </w:r>
-        <w:r>
-          <w:rPr>
-            <w:noProof/>
-            <w:webHidden/>
-          </w:rPr>
-          <w:tab/>
-        </w:r>
-        <w:r>
-          <w:rPr>
-            <w:noProof/>
-            <w:webHidden/>
-          </w:rPr>
-          <w:fldChar w:fldCharType="begin"/>
-        </w:r>
-        <w:r>
-          <w:rPr>
-            <w:noProof/>
-            <w:webHidden/>
-          </w:rPr>
-          <w:instrText xml:space="preserve"> PAGEREF _Toc218440790 \h </w:instrText>
-        </w:r>
-        <w:r>
-          <w:rPr>
-            <w:noProof/>
-            <w:webHidden/>
-          </w:rPr>
-        </w:r>
-        <w:r>
-          <w:rPr>
-            <w:noProof/>
-            <w:webHidden/>
-          </w:rPr>
-          <w:fldChar w:fldCharType="separate"/>
-        </w:r>
-        <w:r>
-          <w:rPr>
-            <w:noProof/>
-            <w:webHidden/>
-          </w:rPr>
-          <w:t>14</w:t>
-        </w:r>
-        <w:r>
-          <w:rPr>
-            <w:noProof/>
-            <w:webHidden/>
-          </w:rPr>
-          <w:fldChar w:fldCharType="end"/>
-        </w:r>
-      </w:hyperlink>
-    </w:p>
-    <w:p>
-      <w:pPr>
-        <w:pStyle w:val="TableofFigures"/>
-        <w:tabs>
-          <w:tab w:val="right" w:leader="dot" w:pos="9350"/>
-        </w:tabs>
-        <w:rPr>
-          <w:rFonts w:eastAsiaTheme="minorEastAsia"/>
-          <w:noProof/>
-          <w:kern w:val="2"/>
-          <w:sz w:val="24"/>
-          <w:szCs w:val="24"/>
-          <w14:ligatures w14:val="standardContextual"/>
-        </w:rPr>
-      </w:pPr>
-      <w:hyperlink w:anchor="_Toc218440791" w:history="1">
-        <w:r>
-          <w:rPr>
-            <w:rStyle w:val="Hyperlink"/>
-            <w:noProof/>
-          </w:rPr>
-          <w:t>Εικόνα 5 YAML File Training Pipeline</w:t>
-        </w:r>
-        <w:r>
-          <w:rPr>
-            <w:noProof/>
-            <w:webHidden/>
-          </w:rPr>
-          <w:tab/>
-        </w:r>
-        <w:r>
-          <w:rPr>
-            <w:noProof/>
-            <w:webHidden/>
-          </w:rPr>
-          <w:fldChar w:fldCharType="begin"/>
-        </w:r>
-        <w:r>
-          <w:rPr>
-            <w:noProof/>
-            <w:webHidden/>
-          </w:rPr>
-          <w:instrText xml:space="preserve"> PAGEREF _Toc218440791 \h </w:instrText>
+          <w:instrText xml:space="preserve"> PAGEREF _Toc221968720 \h </w:instrText>
         </w:r>
         <w:r>
           <w:rPr>
@@ -2997,7 +2962,153 @@
           <w14:ligatures w14:val="standardContextual"/>
         </w:rPr>
       </w:pPr>
-      <w:hyperlink w:anchor="_Toc218440792" w:history="1">
+      <w:hyperlink w:anchor="_Toc221968721" w:history="1">
+        <w:r>
+          <w:rPr>
+            <w:rStyle w:val="Hyperlink"/>
+            <w:noProof/>
+          </w:rPr>
+          <w:t>Εικόνα 4 Training Pipeline</w:t>
+        </w:r>
+        <w:r>
+          <w:rPr>
+            <w:noProof/>
+            <w:webHidden/>
+          </w:rPr>
+          <w:tab/>
+        </w:r>
+        <w:r>
+          <w:rPr>
+            <w:noProof/>
+            <w:webHidden/>
+          </w:rPr>
+          <w:fldChar w:fldCharType="begin"/>
+        </w:r>
+        <w:r>
+          <w:rPr>
+            <w:noProof/>
+            <w:webHidden/>
+          </w:rPr>
+          <w:instrText xml:space="preserve"> PAGEREF _Toc221968721 \h </w:instrText>
+        </w:r>
+        <w:r>
+          <w:rPr>
+            <w:noProof/>
+            <w:webHidden/>
+          </w:rPr>
+        </w:r>
+        <w:r>
+          <w:rPr>
+            <w:noProof/>
+            <w:webHidden/>
+          </w:rPr>
+          <w:fldChar w:fldCharType="separate"/>
+        </w:r>
+        <w:r>
+          <w:rPr>
+            <w:noProof/>
+            <w:webHidden/>
+          </w:rPr>
+          <w:t>16</w:t>
+        </w:r>
+        <w:r>
+          <w:rPr>
+            <w:noProof/>
+            <w:webHidden/>
+          </w:rPr>
+          <w:fldChar w:fldCharType="end"/>
+        </w:r>
+      </w:hyperlink>
+    </w:p>
+    <w:p>
+      <w:pPr>
+        <w:pStyle w:val="TableofFigures"/>
+        <w:tabs>
+          <w:tab w:val="right" w:leader="dot" w:pos="9350"/>
+        </w:tabs>
+        <w:rPr>
+          <w:rFonts w:eastAsiaTheme="minorEastAsia"/>
+          <w:noProof/>
+          <w:kern w:val="2"/>
+          <w:sz w:val="24"/>
+          <w:szCs w:val="24"/>
+          <w14:ligatures w14:val="standardContextual"/>
+        </w:rPr>
+      </w:pPr>
+      <w:hyperlink w:anchor="_Toc221968722" w:history="1">
+        <w:r>
+          <w:rPr>
+            <w:rStyle w:val="Hyperlink"/>
+            <w:noProof/>
+          </w:rPr>
+          <w:t>Εικόνα 5 YAML File Training Pipeline</w:t>
+        </w:r>
+        <w:r>
+          <w:rPr>
+            <w:noProof/>
+            <w:webHidden/>
+          </w:rPr>
+          <w:tab/>
+        </w:r>
+        <w:r>
+          <w:rPr>
+            <w:noProof/>
+            <w:webHidden/>
+          </w:rPr>
+          <w:fldChar w:fldCharType="begin"/>
+        </w:r>
+        <w:r>
+          <w:rPr>
+            <w:noProof/>
+            <w:webHidden/>
+          </w:rPr>
+          <w:instrText xml:space="preserve"> PAGEREF _Toc221968722 \h </w:instrText>
+        </w:r>
+        <w:r>
+          <w:rPr>
+            <w:noProof/>
+            <w:webHidden/>
+          </w:rPr>
+        </w:r>
+        <w:r>
+          <w:rPr>
+            <w:noProof/>
+            <w:webHidden/>
+          </w:rPr>
+          <w:fldChar w:fldCharType="separate"/>
+        </w:r>
+        <w:r>
+          <w:rPr>
+            <w:noProof/>
+            <w:webHidden/>
+          </w:rPr>
+          <w:t>17</w:t>
+        </w:r>
+        <w:r>
+          <w:rPr>
+            <w:noProof/>
+            <w:webHidden/>
+          </w:rPr>
+          <w:fldChar w:fldCharType="end"/>
+        </w:r>
+      </w:hyperlink>
+    </w:p>
+    <w:p>
+      <w:pPr>
+        <w:pStyle w:val="TableofFigures"/>
+        <w:tabs>
+          <w:tab w:val="right" w:leader="dot" w:pos="9350"/>
+        </w:tabs>
+        <w:rPr>
+          <w:rFonts w:eastAsiaTheme="minorEastAsia"/>
+          <w:noProof/>
+          <w:kern w:val="2"/>
+          <w:sz w:val="24"/>
+          <w:szCs w:val="24"/>
+          <w14:ligatures w14:val="standardContextual"/>
+        </w:rPr>
+      </w:pPr>
+      <w:hyperlink w:anchor="_Toc221968723" w:history="1">
         <w:r>
           <w:rPr>
             <w:rStyle w:val="Hyperlink"/>
@@ -3055,7 +3166,7 @@
             <w:noProof/>
             <w:webHidden/>
           </w:rPr>
-          <w:instrText xml:space="preserve"> PAGEREF _Toc218440792 \h </w:instrText>
+          <w:instrText xml:space="preserve"> PAGEREF _Toc221968723 \h </w:instrText>
         </w:r>
         <w:r>
           <w:rPr>
@@ -3075,7 +3186,7 @@
             <w:noProof/>
             <w:webHidden/>
           </w:rPr>
-          <w:t>16</w:t>
+          <w:t>18</w:t>
         </w:r>
         <w:r>
           <w:rPr>
@@ -3101,7 +3212,7 @@
           <w14:ligatures w14:val="standardContextual"/>
         </w:rPr>
       </w:pPr>
-      <w:hyperlink w:anchor="_Toc218440793" w:history="1">
+      <w:hyperlink w:anchor="_Toc221968724" w:history="1">
         <w:r>
           <w:rPr>
             <w:rStyle w:val="Hyperlink"/>
@@ -3144,7 +3255,7 @@
             <w:noProof/>
             <w:webHidden/>
           </w:rPr>
-          <w:instrText xml:space="preserve"> PAGEREF _Toc218440793 \h </w:instrText>
+          <w:instrText xml:space="preserve"> PAGEREF _Toc221968724 \h </w:instrText>
         </w:r>
         <w:r>
           <w:rPr>
@@ -3164,7 +3275,7 @@
             <w:noProof/>
             <w:webHidden/>
           </w:rPr>
-          <w:t>17</w:t>
+          <w:t>19</w:t>
         </w:r>
         <w:r>
           <w:rPr>
@@ -3182,6 +3293,125 @@
           <w:tab w:val="right" w:leader="dot" w:pos="9350"/>
         </w:tabs>
         <w:rPr>
+          <w:rFonts w:eastAsiaTheme="minorEastAsia"/>
+          <w:noProof/>
+          <w:kern w:val="2"/>
+          <w:sz w:val="24"/>
+          <w:szCs w:val="24"/>
+          <w14:ligatures w14:val="standardContextual"/>
+        </w:rPr>
+      </w:pPr>
+      <w:hyperlink w:anchor="_Toc221968725" w:history="1">
+        <w:r>
+          <w:rPr>
+            <w:rStyle w:val="Hyperlink"/>
+            <w:noProof/>
+            <w:lang w:val="el-GR"/>
+          </w:rPr>
+          <w:t xml:space="preserve">Εικόνα 8 </w:t>
+        </w:r>
+        <w:r>
+          <w:rPr>
+            <w:rStyle w:val="Hyperlink"/>
+            <w:noProof/>
+          </w:rPr>
+          <w:t>Screenshot</w:t>
+        </w:r>
+        <w:r>
+          <w:rPr>
+            <w:rStyle w:val="Hyperlink"/>
+            <w:noProof/>
+            <w:lang w:val="el-GR"/>
+          </w:rPr>
+          <w:t xml:space="preserve"> από τη δοκιμή του </w:t>
+        </w:r>
+        <w:r>
+          <w:rPr>
+            <w:rStyle w:val="Hyperlink"/>
+            <w:noProof/>
+          </w:rPr>
+          <w:t>Inference</w:t>
+        </w:r>
+        <w:r>
+          <w:rPr>
+            <w:rStyle w:val="Hyperlink"/>
+            <w:noProof/>
+            <w:lang w:val="el-GR"/>
+          </w:rPr>
+          <w:t xml:space="preserve"> </w:t>
+        </w:r>
+        <w:r>
+          <w:rPr>
+            <w:rStyle w:val="Hyperlink"/>
+            <w:noProof/>
+          </w:rPr>
+          <w:t>API</w:t>
+        </w:r>
+        <w:r>
+          <w:rPr>
+            <w:rStyle w:val="Hyperlink"/>
+            <w:noProof/>
+            <w:lang w:val="el-GR"/>
+          </w:rPr>
+          <w:t>.</w:t>
+        </w:r>
+        <w:r>
+          <w:rPr>
+            <w:noProof/>
+            <w:webHidden/>
+          </w:rPr>
+          <w:tab/>
+        </w:r>
+        <w:r>
+          <w:rPr>
+            <w:noProof/>
+            <w:webHidden/>
+          </w:rPr>
+          <w:fldChar w:fldCharType="begin"/>
+        </w:r>
+        <w:r>
+          <w:rPr>
+            <w:noProof/>
+            <w:webHidden/>
+          </w:rPr>
+          <w:instrText xml:space="preserve"> PAGEREF _Toc221968725 \h </w:instrText>
+        </w:r>
+        <w:r>
+          <w:rPr>
+            <w:noProof/>
+            <w:webHidden/>
+          </w:rPr>
+        </w:r>
+        <w:r>
+          <w:rPr>
+            <w:noProof/>
+            <w:webHidden/>
+          </w:rPr>
+          <w:fldChar w:fldCharType="separate"/>
+        </w:r>
+        <w:r>
+          <w:rPr>
+            <w:noProof/>
+            <w:webHidden/>
+          </w:rPr>
+          <w:t>21</w:t>
+        </w:r>
+        <w:r>
+          <w:rPr>
+            <w:noProof/>
+            <w:webHidden/>
+          </w:rPr>
+          <w:fldChar w:fldCharType="end"/>
+        </w:r>
+      </w:hyperlink>
+    </w:p>
+    <w:p>
+      <w:pPr>
+        <w:pStyle w:val="TableofFigures"/>
+        <w:tabs>
+          <w:tab w:val="right" w:leader="dot" w:pos="9350"/>
+        </w:tabs>
+        <w:rPr>
           <w:sz w:val="32"/>
           <w:szCs w:val="32"/>
           <w:lang w:val="el-GR"/>
@@ -3195,6 +3425,159 @@
         </w:rPr>
         <w:fldChar w:fldCharType="end"/>
       </w:r>
+    </w:p>
+    <w:p>
+      <w:pPr>
+        <w:rPr>
+          <w:sz w:val="32"/>
+          <w:szCs w:val="32"/>
+          <w:lang w:val="el-GR"/>
+        </w:rPr>
+      </w:pPr>
+    </w:p>
+    <w:p>
+      <w:pPr>
+        <w:rPr>
+          <w:sz w:val="32"/>
+          <w:szCs w:val="32"/>
+          <w:lang w:val="el-GR"/>
+        </w:rPr>
+      </w:pPr>
+    </w:p>
+    <w:p>
+      <w:pPr>
+        <w:rPr>
+          <w:sz w:val="32"/>
+          <w:szCs w:val="32"/>
+          <w:lang w:val="el-GR"/>
+        </w:rPr>
+      </w:pPr>
+    </w:p>
+    <w:p>
+      <w:pPr>
+        <w:rPr>
+          <w:sz w:val="32"/>
+          <w:szCs w:val="32"/>
+          <w:lang w:val="el-GR"/>
+        </w:rPr>
+      </w:pPr>
+    </w:p>
+    <w:p>
+      <w:pPr>
+        <w:rPr>
+          <w:sz w:val="32"/>
+          <w:szCs w:val="32"/>
+          <w:lang w:val="el-GR"/>
+        </w:rPr>
+      </w:pPr>
+    </w:p>
+    <w:p>
+      <w:pPr>
+        <w:rPr>
+          <w:sz w:val="32"/>
+          <w:szCs w:val="32"/>
+          <w:lang w:val="el-GR"/>
+        </w:rPr>
+      </w:pPr>
+    </w:p>
+    <w:p>
+      <w:pPr>
+        <w:rPr>
+          <w:sz w:val="32"/>
+          <w:szCs w:val="32"/>
+          <w:lang w:val="el-GR"/>
+        </w:rPr>
+      </w:pPr>
+    </w:p>
+    <w:p>
+      <w:pPr>
+        <w:rPr>
+          <w:sz w:val="32"/>
+          <w:szCs w:val="32"/>
+          <w:lang w:val="el-GR"/>
+        </w:rPr>
+      </w:pPr>
+    </w:p>
+    <w:p>
+      <w:pPr>
+        <w:rPr>
+          <w:sz w:val="32"/>
+          <w:szCs w:val="32"/>
+          <w:lang w:val="el-GR"/>
+        </w:rPr>
+      </w:pPr>
+    </w:p>
+    <w:p>
+      <w:pPr>
+        <w:rPr>
+          <w:sz w:val="32"/>
+          <w:szCs w:val="32"/>
+          <w:lang w:val="el-GR"/>
+        </w:rPr>
+      </w:pPr>
+    </w:p>
+    <w:p>
+      <w:pPr>
+        <w:rPr>
+          <w:sz w:val="32"/>
+          <w:szCs w:val="32"/>
+          <w:lang w:val="el-GR"/>
+        </w:rPr>
+      </w:pPr>
+    </w:p>
+    <w:p>
+      <w:pPr>
+        <w:rPr>
+          <w:sz w:val="32"/>
+          <w:szCs w:val="32"/>
+          <w:lang w:val="el-GR"/>
+        </w:rPr>
+      </w:pPr>
+    </w:p>
+    <w:p>
+      <w:pPr>
+        <w:rPr>
+          <w:sz w:val="32"/>
+          <w:szCs w:val="32"/>
+          <w:lang w:val="el-GR"/>
+        </w:rPr>
+      </w:pPr>
+    </w:p>
+    <w:p>
+      <w:pPr>
+        <w:rPr>
+          <w:sz w:val="32"/>
+          <w:szCs w:val="32"/>
+          <w:lang w:val="el-GR"/>
+        </w:rPr>
+      </w:pPr>
+    </w:p>
+    <w:p>
+      <w:pPr>
+        <w:rPr>
+          <w:sz w:val="32"/>
+          <w:szCs w:val="32"/>
+          <w:lang w:val="el-GR"/>
+        </w:rPr>
+      </w:pPr>
+    </w:p>
+    <w:p>
+      <w:pPr>
+        <w:rPr>
+          <w:sz w:val="32"/>
+          <w:szCs w:val="32"/>
+          <w:lang w:val="el-GR"/>
+        </w:rPr>
+      </w:pPr>
+    </w:p>
+    <w:p>
+      <w:pPr>
+        <w:rPr>
+          <w:sz w:val="32"/>
+          <w:szCs w:val="32"/>
+          <w:lang w:val="el-GR"/>
+        </w:rPr>
+      </w:pPr>
     </w:p>
     <w:p>
       <w:pPr>
@@ -3208,27 +3591,126 @@
           <w:lang w:val="el-GR"/>
         </w:rPr>
       </w:pPr>
-      <w:bookmarkStart w:id="2" w:name="_Toc221958618"/>
+      <w:bookmarkStart w:id="2" w:name="_Toc221969079"/>
       <w:r>
         <w:rPr>
           <w:lang w:val="el-GR"/>
         </w:rPr>
         <w:lastRenderedPageBreak/>
-        <w:t>Ευρετήριο Πινά</w:t>
-      </w:r>
-      <w:r>
-        <w:rPr>
-          <w:lang w:val="el-GR"/>
-        </w:rPr>
-        <w:t>κ</w:t>
-      </w:r>
-      <w:r>
-        <w:rPr>
-          <w:lang w:val="el-GR"/>
-        </w:rPr>
-        <w:t>ων</w:t>
+        <w:t xml:space="preserve">Ευρετήριο </w:t>
+      </w:r>
+      <w:r>
+        <w:rPr>
+          <w:lang w:val="el-GR"/>
+        </w:rPr>
+        <w:t>Πινάκων</w:t>
       </w:r>
       <w:bookmarkEnd w:id="2"/>
+    </w:p>
+    <w:p>
+      <w:pPr>
+        <w:pStyle w:val="TableofFigures"/>
+        <w:tabs>
+          <w:tab w:val="right" w:leader="dot" w:pos="9350"/>
+        </w:tabs>
+        <w:rPr>
+          <w:rFonts w:eastAsiaTheme="minorEastAsia"/>
+          <w:noProof/>
+          <w:kern w:val="2"/>
+          <w:sz w:val="24"/>
+          <w:szCs w:val="24"/>
+          <w14:ligatures w14:val="standardContextual"/>
+        </w:rPr>
+      </w:pPr>
+      <w:r>
+        <w:rPr>
+          <w:lang w:val="el-GR"/>
+        </w:rPr>
+        <w:fldChar w:fldCharType="begin"/>
+      </w:r>
+      <w:r>
+        <w:rPr>
+          <w:lang w:val="el-GR"/>
+        </w:rPr>
+        <w:instrText xml:space="preserve"> TOC \h \z \c "Πίνακας" </w:instrText>
+      </w:r>
+      <w:r>
+        <w:rPr>
+          <w:lang w:val="el-GR"/>
+        </w:rPr>
+        <w:fldChar w:fldCharType="separate"/>
+      </w:r>
+      <w:hyperlink w:anchor="_Toc221963665" w:history="1">
+        <w:r>
+          <w:rPr>
+            <w:rStyle w:val="Hyperlink"/>
+            <w:noProof/>
+            <w:lang w:val="el-GR"/>
+          </w:rPr>
+          <w:t>Πίνακας 1 Επισκόπηση Τεχνολογιών και Εργαλείων MLOps που χρησιμοποιήθηκαν</w:t>
+        </w:r>
+        <w:r>
+          <w:rPr>
+            <w:noProof/>
+            <w:webHidden/>
+          </w:rPr>
+          <w:tab/>
+        </w:r>
+        <w:r>
+          <w:rPr>
+            <w:noProof/>
+            <w:webHidden/>
+          </w:rPr>
+          <w:fldChar w:fldCharType="begin"/>
+        </w:r>
+        <w:r>
+          <w:rPr>
+            <w:noProof/>
+            <w:webHidden/>
+          </w:rPr>
+          <w:instrText xml:space="preserve"> PAGEREF _Toc221963665 \h </w:instrText>
+        </w:r>
+        <w:r>
+          <w:rPr>
+            <w:noProof/>
+            <w:webHidden/>
+          </w:rPr>
+        </w:r>
+        <w:r>
+          <w:rPr>
+            <w:noProof/>
+            <w:webHidden/>
+          </w:rPr>
+          <w:fldChar w:fldCharType="separate"/>
+        </w:r>
+        <w:r>
+          <w:rPr>
+            <w:noProof/>
+            <w:webHidden/>
+          </w:rPr>
+          <w:t>10</w:t>
+        </w:r>
+        <w:r>
+          <w:rPr>
+            <w:noProof/>
+            <w:webHidden/>
+          </w:rPr>
+          <w:fldChar w:fldCharType="end"/>
+        </w:r>
+      </w:hyperlink>
+    </w:p>
+    <w:p>
+      <w:pPr>
+        <w:rPr>
+          <w:lang w:val="el-GR"/>
+        </w:rPr>
+      </w:pPr>
+      <w:r>
+        <w:rPr>
+          <w:lang w:val="el-GR"/>
+        </w:rPr>
+        <w:fldChar w:fldCharType="end"/>
+      </w:r>
     </w:p>
     <w:p>
       <w:pPr>
@@ -3251,7 +3733,7 @@
           <w:lang w:val="el-GR"/>
         </w:rPr>
       </w:pPr>
-      <w:bookmarkStart w:id="3" w:name="_Toc221958619"/>
+      <w:bookmarkStart w:id="3" w:name="_Toc221969080"/>
       <w:r>
         <w:rPr>
           <w:lang w:val="el-GR"/>
@@ -3529,7 +4011,7 @@
         </w:numPr>
         <w:ind w:left="432" w:hanging="432"/>
       </w:pPr>
-      <w:bookmarkStart w:id="5" w:name="_Toc221958620"/>
+      <w:bookmarkStart w:id="5" w:name="_Toc221969081"/>
       <w:r>
         <w:lastRenderedPageBreak/>
         <w:t>Abstract</w:t>
@@ -3581,7 +4063,7 @@
           <w:lang w:val="el-GR"/>
         </w:rPr>
       </w:pPr>
-      <w:bookmarkStart w:id="6" w:name="_Toc221958621"/>
+      <w:bookmarkStart w:id="6" w:name="_Toc221969082"/>
       <w:r>
         <w:rPr>
           <w:lang w:val="el-GR"/>
@@ -4525,7 +5007,7 @@
           <w:lang w:val="el-GR"/>
         </w:rPr>
       </w:pPr>
-      <w:bookmarkStart w:id="7" w:name="_Toc221958622"/>
+      <w:bookmarkStart w:id="7" w:name="_Toc221969083"/>
       <w:proofErr w:type="spellStart"/>
       <w:r>
         <w:lastRenderedPageBreak/>
@@ -4556,7 +5038,7 @@
           <w:lang w:val="el-GR"/>
         </w:rPr>
       </w:pPr>
-      <w:bookmarkStart w:id="8" w:name="_Toc221958623"/>
+      <w:bookmarkStart w:id="8" w:name="_Toc221969084"/>
       <w:proofErr w:type="spellStart"/>
       <w:r>
         <w:t>Αν</w:t>
@@ -4890,7 +5372,7 @@
           <w:lang w:val="el-GR"/>
         </w:rPr>
       </w:pPr>
-      <w:bookmarkStart w:id="9" w:name="_Toc221958624"/>
+      <w:bookmarkStart w:id="9" w:name="_Toc221969085"/>
       <w:r>
         <w:rPr>
           <w:rFonts w:asciiTheme="minorHAnsi" w:hAnsiTheme="minorHAnsi" w:cstheme="minorHAnsi"/>
@@ -5186,7 +5668,7 @@
           <w:lang w:val="el-GR"/>
         </w:rPr>
       </w:pPr>
-      <w:bookmarkStart w:id="10" w:name="_Toc221958625"/>
+      <w:bookmarkStart w:id="10" w:name="_Toc221969086"/>
       <w:r>
         <w:rPr>
           <w:rFonts w:asciiTheme="minorHAnsi" w:eastAsia="Times New Roman" w:hAnsiTheme="minorHAnsi" w:cstheme="minorHAnsi"/>
@@ -5437,7 +5919,7 @@
           <w:lang w:val="el-GR"/>
         </w:rPr>
       </w:pPr>
-      <w:bookmarkStart w:id="11" w:name="_Toc221958626"/>
+      <w:bookmarkStart w:id="11" w:name="_Toc221969087"/>
       <w:proofErr w:type="spellStart"/>
       <w:r>
         <w:rPr>
@@ -5748,7 +6230,7 @@
           <w:lang w:val="el-GR"/>
         </w:rPr>
       </w:pPr>
-      <w:bookmarkStart w:id="12" w:name="_Toc221958627"/>
+      <w:bookmarkStart w:id="12" w:name="_Toc221969088"/>
       <w:r>
         <w:rPr>
           <w:rFonts w:asciiTheme="minorHAnsi" w:hAnsiTheme="minorHAnsi" w:cstheme="minorHAnsi"/>
@@ -5972,7 +6454,7 @@
           <w:lang w:val="el-GR"/>
         </w:rPr>
       </w:pPr>
-      <w:bookmarkStart w:id="13" w:name="_Toc221958628"/>
+      <w:bookmarkStart w:id="13" w:name="_Toc221969089"/>
       <w:proofErr w:type="spellStart"/>
       <w:r>
         <w:rPr>
@@ -6398,19 +6880,13 @@
           <w:lang w:val="el-GR"/>
         </w:rPr>
       </w:pPr>
-      <w:bookmarkStart w:id="14" w:name="_Toc221958629"/>
+      <w:bookmarkStart w:id="14" w:name="_Toc221969090"/>
+      <w:proofErr w:type="spellStart"/>
       <w:r>
         <w:rPr>
           <w:lang w:val="el-GR"/>
         </w:rPr>
         <w:lastRenderedPageBreak/>
-        <w:t xml:space="preserve">Τεχνική </w:t>
-      </w:r>
-      <w:proofErr w:type="spellStart"/>
-      <w:r>
-        <w:rPr>
-          <w:lang w:val="el-GR"/>
-        </w:rPr>
         <w:t>Υλοποιήση</w:t>
       </w:r>
       <w:bookmarkEnd w:id="14"/>
@@ -6445,7 +6921,975 @@
         </w:rPr>
         <w:t>.</w:t>
       </w:r>
-    </w:p>
+      <w:r>
+        <w:rPr>
+          <w:lang w:val="el-GR"/>
+        </w:rPr>
+        <w:t xml:space="preserve"> Στον </w:t>
+      </w:r>
+      <w:hyperlink w:anchor="πινακα1" w:history="1">
+        <w:r>
+          <w:rPr>
+            <w:rStyle w:val="Hyperlink"/>
+            <w:lang w:val="el-GR"/>
+          </w:rPr>
+          <w:t>Πίνακα 1</w:t>
+        </w:r>
+      </w:hyperlink>
+      <w:r>
+        <w:rPr>
+          <w:lang w:val="el-GR"/>
+        </w:rPr>
+        <w:t xml:space="preserve"> φαίνονται συγκεντρωτικά οι τεχνολογίες που χρησιμοποιήθηκαν.</w:t>
+      </w:r>
+    </w:p>
+    <w:tbl>
+      <w:tblPr>
+        <w:tblW w:w="0" w:type="auto"/>
+        <w:tblCellSpacing w:w="15" w:type="dxa"/>
+        <w:tblBorders>
+          <w:top w:val="single" w:sz="4" w:space="0" w:color="auto"/>
+          <w:left w:val="single" w:sz="4" w:space="0" w:color="auto"/>
+          <w:bottom w:val="single" w:sz="4" w:space="0" w:color="auto"/>
+          <w:right w:val="single" w:sz="4" w:space="0" w:color="auto"/>
+          <w:insideH w:val="single" w:sz="4" w:space="0" w:color="auto"/>
+          <w:insideV w:val="single" w:sz="4" w:space="0" w:color="auto"/>
+        </w:tblBorders>
+        <w:tblCellMar>
+          <w:left w:w="0" w:type="dxa"/>
+          <w:right w:w="0" w:type="dxa"/>
+        </w:tblCellMar>
+        <w:tblLook w:val="04A0" w:firstRow="1" w:lastRow="0" w:firstColumn="1" w:lastColumn="0" w:noHBand="0" w:noVBand="1"/>
+      </w:tblPr>
+      <w:tblGrid>
+        <w:gridCol w:w="2241"/>
+        <w:gridCol w:w="2441"/>
+        <w:gridCol w:w="4668"/>
+      </w:tblGrid>
+      <w:tr>
+        <w:trPr>
+          <w:trHeight w:val="737"/>
+          <w:tblHeader/>
+          <w:tblCellSpacing w:w="15" w:type="dxa"/>
+        </w:trPr>
+        <w:tc>
+          <w:tcPr>
+            <w:tcW w:w="0" w:type="auto"/>
+            <w:tcMar>
+              <w:top w:w="120" w:type="dxa"/>
+              <w:left w:w="180" w:type="dxa"/>
+              <w:bottom w:w="120" w:type="dxa"/>
+              <w:right w:w="180" w:type="dxa"/>
+            </w:tcMar>
+            <w:vAlign w:val="center"/>
+            <w:hideMark/>
+          </w:tcPr>
+          <w:p>
+            <w:proofErr w:type="spellStart"/>
+            <w:r>
+              <w:rPr>
+                <w:b/>
+                <w:bCs/>
+              </w:rPr>
+              <w:t>Εργ</w:t>
+            </w:r>
+            <w:proofErr w:type="spellEnd"/>
+            <w:r>
+              <w:rPr>
+                <w:b/>
+                <w:bCs/>
+              </w:rPr>
+              <w:t xml:space="preserve">αλείο / </w:t>
+            </w:r>
+            <w:proofErr w:type="spellStart"/>
+            <w:r>
+              <w:rPr>
+                <w:b/>
+                <w:bCs/>
+              </w:rPr>
+              <w:t>Βι</w:t>
+            </w:r>
+            <w:proofErr w:type="spellEnd"/>
+            <w:r>
+              <w:rPr>
+                <w:b/>
+                <w:bCs/>
+              </w:rPr>
+              <w:t>βλιοθήκη</w:t>
+            </w:r>
+          </w:p>
+        </w:tc>
+        <w:tc>
+          <w:tcPr>
+            <w:tcW w:w="0" w:type="auto"/>
+            <w:tcMar>
+              <w:top w:w="120" w:type="dxa"/>
+              <w:left w:w="180" w:type="dxa"/>
+              <w:bottom w:w="120" w:type="dxa"/>
+              <w:right w:w="180" w:type="dxa"/>
+            </w:tcMar>
+            <w:vAlign w:val="center"/>
+            <w:hideMark/>
+          </w:tcPr>
+          <w:p>
+            <w:r>
+              <w:rPr>
+                <w:b/>
+                <w:bCs/>
+              </w:rPr>
+              <w:t>Κα</w:t>
+            </w:r>
+            <w:proofErr w:type="spellStart"/>
+            <w:r>
+              <w:rPr>
+                <w:b/>
+                <w:bCs/>
+              </w:rPr>
+              <w:t>τηγορί</w:t>
+            </w:r>
+            <w:proofErr w:type="spellEnd"/>
+            <w:r>
+              <w:rPr>
+                <w:b/>
+                <w:bCs/>
+              </w:rPr>
+              <w:t>α</w:t>
+            </w:r>
+          </w:p>
+        </w:tc>
+        <w:tc>
+          <w:tcPr>
+            <w:tcW w:w="0" w:type="auto"/>
+            <w:tcMar>
+              <w:top w:w="120" w:type="dxa"/>
+              <w:left w:w="180" w:type="dxa"/>
+              <w:bottom w:w="120" w:type="dxa"/>
+              <w:right w:w="180" w:type="dxa"/>
+            </w:tcMar>
+            <w:vAlign w:val="center"/>
+            <w:hideMark/>
+          </w:tcPr>
+          <w:p>
+            <w:proofErr w:type="spellStart"/>
+            <w:r>
+              <w:rPr>
+                <w:b/>
+                <w:bCs/>
+              </w:rPr>
+              <w:t>Ρόλος</w:t>
+            </w:r>
+            <w:proofErr w:type="spellEnd"/>
+            <w:r>
+              <w:rPr>
+                <w:b/>
+                <w:bCs/>
+              </w:rPr>
+              <w:t xml:space="preserve"> </w:t>
+            </w:r>
+            <w:proofErr w:type="spellStart"/>
+            <w:r>
+              <w:rPr>
+                <w:b/>
+                <w:bCs/>
+              </w:rPr>
+              <w:t>στο</w:t>
+            </w:r>
+            <w:proofErr w:type="spellEnd"/>
+            <w:r>
+              <w:rPr>
+                <w:b/>
+                <w:bCs/>
+              </w:rPr>
+              <w:t xml:space="preserve"> </w:t>
+            </w:r>
+            <w:proofErr w:type="spellStart"/>
+            <w:r>
+              <w:rPr>
+                <w:b/>
+                <w:bCs/>
+              </w:rPr>
+              <w:t>Έργο</w:t>
+            </w:r>
+            <w:proofErr w:type="spellEnd"/>
+          </w:p>
+        </w:tc>
+      </w:tr>
+      <w:tr>
+        <w:trPr>
+          <w:trHeight w:val="737"/>
+          <w:tblCellSpacing w:w="15" w:type="dxa"/>
+        </w:trPr>
+        <w:tc>
+          <w:tcPr>
+            <w:tcW w:w="0" w:type="auto"/>
+            <w:tcMar>
+              <w:top w:w="120" w:type="dxa"/>
+              <w:left w:w="180" w:type="dxa"/>
+              <w:bottom w:w="120" w:type="dxa"/>
+              <w:right w:w="180" w:type="dxa"/>
+            </w:tcMar>
+            <w:vAlign w:val="center"/>
+            <w:hideMark/>
+          </w:tcPr>
+          <w:p>
+            <w:proofErr w:type="spellStart"/>
+            <w:r>
+              <w:t>PyTorch</w:t>
+            </w:r>
+            <w:proofErr w:type="spellEnd"/>
+          </w:p>
+        </w:tc>
+        <w:tc>
+          <w:tcPr>
+            <w:tcW w:w="0" w:type="auto"/>
+            <w:tcMar>
+              <w:top w:w="120" w:type="dxa"/>
+              <w:left w:w="180" w:type="dxa"/>
+              <w:bottom w:w="120" w:type="dxa"/>
+              <w:right w:w="180" w:type="dxa"/>
+            </w:tcMar>
+            <w:vAlign w:val="center"/>
+            <w:hideMark/>
+          </w:tcPr>
+          <w:p>
+            <w:r>
+              <w:t>Deep Learning Framework</w:t>
+            </w:r>
+          </w:p>
+        </w:tc>
+        <w:tc>
+          <w:tcPr>
+            <w:tcW w:w="0" w:type="auto"/>
+            <w:tcMar>
+              <w:top w:w="120" w:type="dxa"/>
+              <w:left w:w="180" w:type="dxa"/>
+              <w:bottom w:w="120" w:type="dxa"/>
+              <w:right w:w="180" w:type="dxa"/>
+            </w:tcMar>
+            <w:vAlign w:val="center"/>
+            <w:hideMark/>
+          </w:tcPr>
+          <w:p>
+            <w:pPr>
+              <w:rPr>
+                <w:lang w:val="el-GR"/>
+              </w:rPr>
+            </w:pPr>
+            <w:r>
+              <w:rPr>
+                <w:lang w:val="el-GR"/>
+              </w:rPr>
+              <w:t xml:space="preserve">Υλοποίηση και εκπαίδευση του μοντέλου </w:t>
+            </w:r>
+            <w:r>
+              <w:t>GPT</w:t>
+            </w:r>
+            <w:r>
+              <w:rPr>
+                <w:lang w:val="el-GR"/>
+              </w:rPr>
+              <w:t>-2.</w:t>
+            </w:r>
+          </w:p>
+        </w:tc>
+      </w:tr>
+      <w:tr>
+        <w:trPr>
+          <w:trHeight w:val="737"/>
+          <w:tblCellSpacing w:w="15" w:type="dxa"/>
+        </w:trPr>
+        <w:tc>
+          <w:tcPr>
+            <w:tcW w:w="0" w:type="auto"/>
+            <w:tcMar>
+              <w:top w:w="120" w:type="dxa"/>
+              <w:left w:w="180" w:type="dxa"/>
+              <w:bottom w:w="120" w:type="dxa"/>
+              <w:right w:w="180" w:type="dxa"/>
+            </w:tcMar>
+            <w:vAlign w:val="center"/>
+            <w:hideMark/>
+          </w:tcPr>
+          <w:p>
+            <w:r>
+              <w:t>DVC (Data Version Control)</w:t>
+            </w:r>
+          </w:p>
+        </w:tc>
+        <w:tc>
+          <w:tcPr>
+            <w:tcW w:w="0" w:type="auto"/>
+            <w:tcMar>
+              <w:top w:w="120" w:type="dxa"/>
+              <w:left w:w="180" w:type="dxa"/>
+              <w:bottom w:w="120" w:type="dxa"/>
+              <w:right w:w="180" w:type="dxa"/>
+            </w:tcMar>
+            <w:vAlign w:val="center"/>
+            <w:hideMark/>
+          </w:tcPr>
+          <w:p>
+            <w:r>
+              <w:t>Data &amp; Model Versioning</w:t>
+            </w:r>
+          </w:p>
+        </w:tc>
+        <w:tc>
+          <w:tcPr>
+            <w:tcW w:w="0" w:type="auto"/>
+            <w:tcMar>
+              <w:top w:w="120" w:type="dxa"/>
+              <w:left w:w="180" w:type="dxa"/>
+              <w:bottom w:w="120" w:type="dxa"/>
+              <w:right w:w="180" w:type="dxa"/>
+            </w:tcMar>
+            <w:vAlign w:val="center"/>
+            <w:hideMark/>
+          </w:tcPr>
+          <w:p>
+            <w:pPr>
+              <w:rPr>
+                <w:lang w:val="el-GR"/>
+              </w:rPr>
+            </w:pPr>
+            <w:r>
+              <w:rPr>
+                <w:lang w:val="el-GR"/>
+              </w:rPr>
+              <w:t xml:space="preserve">Διαχείριση εκδόσεων </w:t>
+            </w:r>
+            <w:r>
+              <w:t>datasets</w:t>
+            </w:r>
+            <w:r>
+              <w:rPr>
+                <w:lang w:val="el-GR"/>
+              </w:rPr>
+              <w:t xml:space="preserve"> και μοντέλων, ορισμός </w:t>
+            </w:r>
+            <w:r>
+              <w:t>pipelines</w:t>
+            </w:r>
+            <w:r>
+              <w:rPr>
+                <w:lang w:val="el-GR"/>
+              </w:rPr>
+              <w:t xml:space="preserve"> (</w:t>
+            </w:r>
+            <w:r>
+              <w:t>DAGs</w:t>
+            </w:r>
+            <w:r>
+              <w:rPr>
+                <w:lang w:val="el-GR"/>
+              </w:rPr>
+              <w:t>).</w:t>
+            </w:r>
+          </w:p>
+        </w:tc>
+      </w:tr>
+      <w:tr>
+        <w:trPr>
+          <w:trHeight w:val="737"/>
+          <w:tblCellSpacing w:w="15" w:type="dxa"/>
+        </w:trPr>
+        <w:tc>
+          <w:tcPr>
+            <w:tcW w:w="0" w:type="auto"/>
+            <w:tcMar>
+              <w:top w:w="120" w:type="dxa"/>
+              <w:left w:w="180" w:type="dxa"/>
+              <w:bottom w:w="120" w:type="dxa"/>
+              <w:right w:w="180" w:type="dxa"/>
+            </w:tcMar>
+            <w:vAlign w:val="center"/>
+            <w:hideMark/>
+          </w:tcPr>
+          <w:p>
+            <w:proofErr w:type="spellStart"/>
+            <w:r>
+              <w:t>MLflow</w:t>
+            </w:r>
+            <w:proofErr w:type="spellEnd"/>
+          </w:p>
+        </w:tc>
+        <w:tc>
+          <w:tcPr>
+            <w:tcW w:w="0" w:type="auto"/>
+            <w:tcMar>
+              <w:top w:w="120" w:type="dxa"/>
+              <w:left w:w="180" w:type="dxa"/>
+              <w:bottom w:w="120" w:type="dxa"/>
+              <w:right w:w="180" w:type="dxa"/>
+            </w:tcMar>
+            <w:vAlign w:val="center"/>
+            <w:hideMark/>
+          </w:tcPr>
+          <w:p>
+            <w:r>
+              <w:t>Experiment Tracking</w:t>
+            </w:r>
+          </w:p>
+        </w:tc>
+        <w:tc>
+          <w:tcPr>
+            <w:tcW w:w="0" w:type="auto"/>
+            <w:tcMar>
+              <w:top w:w="120" w:type="dxa"/>
+              <w:left w:w="180" w:type="dxa"/>
+              <w:bottom w:w="120" w:type="dxa"/>
+              <w:right w:w="180" w:type="dxa"/>
+            </w:tcMar>
+            <w:vAlign w:val="center"/>
+            <w:hideMark/>
+          </w:tcPr>
+          <w:p>
+            <w:pPr>
+              <w:rPr>
+                <w:lang w:val="el-GR"/>
+              </w:rPr>
+            </w:pPr>
+            <w:r>
+              <w:rPr>
+                <w:lang w:val="el-GR"/>
+              </w:rPr>
+              <w:t xml:space="preserve">Καταγραφή μετρικών, παραμέτρων και </w:t>
+            </w:r>
+            <w:r>
+              <w:t>artifacts</w:t>
+            </w:r>
+            <w:r>
+              <w:rPr>
+                <w:lang w:val="el-GR"/>
+              </w:rPr>
+              <w:t xml:space="preserve"> πειραμάτων.</w:t>
+            </w:r>
+          </w:p>
+        </w:tc>
+      </w:tr>
+      <w:tr>
+        <w:trPr>
+          <w:trHeight w:val="737"/>
+          <w:tblCellSpacing w:w="15" w:type="dxa"/>
+        </w:trPr>
+        <w:tc>
+          <w:tcPr>
+            <w:tcW w:w="0" w:type="auto"/>
+            <w:tcMar>
+              <w:top w:w="120" w:type="dxa"/>
+              <w:left w:w="180" w:type="dxa"/>
+              <w:bottom w:w="120" w:type="dxa"/>
+              <w:right w:w="180" w:type="dxa"/>
+            </w:tcMar>
+            <w:vAlign w:val="center"/>
+            <w:hideMark/>
+          </w:tcPr>
+          <w:p>
+            <w:proofErr w:type="spellStart"/>
+            <w:r>
+              <w:t>DagsHub</w:t>
+            </w:r>
+            <w:proofErr w:type="spellEnd"/>
+          </w:p>
+        </w:tc>
+        <w:tc>
+          <w:tcPr>
+            <w:tcW w:w="0" w:type="auto"/>
+            <w:tcMar>
+              <w:top w:w="120" w:type="dxa"/>
+              <w:left w:w="180" w:type="dxa"/>
+              <w:bottom w:w="120" w:type="dxa"/>
+              <w:right w:w="180" w:type="dxa"/>
+            </w:tcMar>
+            <w:vAlign w:val="center"/>
+            <w:hideMark/>
+          </w:tcPr>
+          <w:p>
+            <w:r>
+              <w:t>Collaboration Platform</w:t>
+            </w:r>
+          </w:p>
+        </w:tc>
+        <w:tc>
+          <w:tcPr>
+            <w:tcW w:w="0" w:type="auto"/>
+            <w:tcMar>
+              <w:top w:w="120" w:type="dxa"/>
+              <w:left w:w="180" w:type="dxa"/>
+              <w:bottom w:w="120" w:type="dxa"/>
+              <w:right w:w="180" w:type="dxa"/>
+            </w:tcMar>
+            <w:vAlign w:val="center"/>
+            <w:hideMark/>
+          </w:tcPr>
+          <w:p>
+            <w:proofErr w:type="spellStart"/>
+            <w:r>
+              <w:t>Κεντρικό</w:t>
+            </w:r>
+            <w:proofErr w:type="spellEnd"/>
+            <w:r>
+              <w:t xml:space="preserve"> repository </w:t>
+            </w:r>
+            <w:proofErr w:type="spellStart"/>
+            <w:r>
+              <w:t>γι</w:t>
+            </w:r>
+            <w:proofErr w:type="spellEnd"/>
+            <w:r>
+              <w:t xml:space="preserve">α Git, DVC και </w:t>
+            </w:r>
+            <w:proofErr w:type="spellStart"/>
+            <w:r>
+              <w:t>MLflow</w:t>
+            </w:r>
+            <w:proofErr w:type="spellEnd"/>
+            <w:r>
+              <w:t xml:space="preserve"> experiments.</w:t>
+            </w:r>
+          </w:p>
+        </w:tc>
+      </w:tr>
+      <w:tr>
+        <w:trPr>
+          <w:trHeight w:val="737"/>
+          <w:tblCellSpacing w:w="15" w:type="dxa"/>
+        </w:trPr>
+        <w:tc>
+          <w:tcPr>
+            <w:tcW w:w="0" w:type="auto"/>
+            <w:tcMar>
+              <w:top w:w="120" w:type="dxa"/>
+              <w:left w:w="180" w:type="dxa"/>
+              <w:bottom w:w="120" w:type="dxa"/>
+              <w:right w:w="180" w:type="dxa"/>
+            </w:tcMar>
+            <w:vAlign w:val="center"/>
+            <w:hideMark/>
+          </w:tcPr>
+          <w:p>
+            <w:r>
+              <w:t>Docker</w:t>
+            </w:r>
+          </w:p>
+        </w:tc>
+        <w:tc>
+          <w:tcPr>
+            <w:tcW w:w="0" w:type="auto"/>
+            <w:tcMar>
+              <w:top w:w="120" w:type="dxa"/>
+              <w:left w:w="180" w:type="dxa"/>
+              <w:bottom w:w="120" w:type="dxa"/>
+              <w:right w:w="180" w:type="dxa"/>
+            </w:tcMar>
+            <w:vAlign w:val="center"/>
+            <w:hideMark/>
+          </w:tcPr>
+          <w:p>
+            <w:r>
+              <w:t>Containerization</w:t>
+            </w:r>
+          </w:p>
+        </w:tc>
+        <w:tc>
+          <w:tcPr>
+            <w:tcW w:w="0" w:type="auto"/>
+            <w:tcMar>
+              <w:top w:w="120" w:type="dxa"/>
+              <w:left w:w="180" w:type="dxa"/>
+              <w:bottom w:w="120" w:type="dxa"/>
+              <w:right w:w="180" w:type="dxa"/>
+            </w:tcMar>
+            <w:vAlign w:val="center"/>
+            <w:hideMark/>
+          </w:tcPr>
+          <w:p>
+            <w:pPr>
+              <w:rPr>
+                <w:lang w:val="el-GR"/>
+              </w:rPr>
+            </w:pPr>
+            <w:r>
+              <w:rPr>
+                <w:lang w:val="el-GR"/>
+              </w:rPr>
+              <w:t>Δημιουργία απομονωμένου περιβάλλοντος εκτέλεσης (</w:t>
+            </w:r>
+            <w:r>
+              <w:t>reproducibility</w:t>
+            </w:r>
+            <w:r>
+              <w:rPr>
+                <w:lang w:val="el-GR"/>
+              </w:rPr>
+              <w:t>).</w:t>
+            </w:r>
+          </w:p>
+        </w:tc>
+      </w:tr>
+      <w:tr>
+        <w:trPr>
+          <w:trHeight w:val="737"/>
+          <w:tblCellSpacing w:w="15" w:type="dxa"/>
+        </w:trPr>
+        <w:tc>
+          <w:tcPr>
+            <w:tcW w:w="0" w:type="auto"/>
+            <w:tcMar>
+              <w:top w:w="120" w:type="dxa"/>
+              <w:left w:w="180" w:type="dxa"/>
+              <w:bottom w:w="120" w:type="dxa"/>
+              <w:right w:w="180" w:type="dxa"/>
+            </w:tcMar>
+            <w:vAlign w:val="center"/>
+            <w:hideMark/>
+          </w:tcPr>
+          <w:p>
+            <w:r>
+              <w:t>GitHub Actions</w:t>
+            </w:r>
+          </w:p>
+        </w:tc>
+        <w:tc>
+          <w:tcPr>
+            <w:tcW w:w="0" w:type="auto"/>
+            <w:tcMar>
+              <w:top w:w="120" w:type="dxa"/>
+              <w:left w:w="180" w:type="dxa"/>
+              <w:bottom w:w="120" w:type="dxa"/>
+              <w:right w:w="180" w:type="dxa"/>
+            </w:tcMar>
+            <w:vAlign w:val="center"/>
+            <w:hideMark/>
+          </w:tcPr>
+          <w:p>
+            <w:r>
+              <w:t>CI/CD</w:t>
+            </w:r>
+          </w:p>
+        </w:tc>
+        <w:tc>
+          <w:tcPr>
+            <w:tcW w:w="0" w:type="auto"/>
+            <w:tcMar>
+              <w:top w:w="120" w:type="dxa"/>
+              <w:left w:w="180" w:type="dxa"/>
+              <w:bottom w:w="120" w:type="dxa"/>
+              <w:right w:w="180" w:type="dxa"/>
+            </w:tcMar>
+            <w:vAlign w:val="center"/>
+            <w:hideMark/>
+          </w:tcPr>
+          <w:p>
+            <w:pPr>
+              <w:rPr>
+                <w:lang w:val="el-GR"/>
+              </w:rPr>
+            </w:pPr>
+            <w:r>
+              <w:rPr>
+                <w:lang w:val="el-GR"/>
+              </w:rPr>
+              <w:t>Αυτοματοποίηση ελέγχων (</w:t>
+            </w:r>
+            <w:r>
+              <w:t>tests</w:t>
+            </w:r>
+            <w:r>
+              <w:rPr>
+                <w:lang w:val="el-GR"/>
+              </w:rPr>
+              <w:t xml:space="preserve">) και </w:t>
+            </w:r>
+            <w:r>
+              <w:t>evaluation</w:t>
+            </w:r>
+            <w:r>
+              <w:rPr>
+                <w:lang w:val="el-GR"/>
+              </w:rPr>
+              <w:t xml:space="preserve"> σε κάθε </w:t>
+            </w:r>
+            <w:r>
+              <w:t>commit</w:t>
+            </w:r>
+            <w:r>
+              <w:rPr>
+                <w:lang w:val="el-GR"/>
+              </w:rPr>
+              <w:t>.</w:t>
+            </w:r>
+          </w:p>
+        </w:tc>
+      </w:tr>
+      <w:tr>
+        <w:trPr>
+          <w:trHeight w:val="737"/>
+          <w:tblCellSpacing w:w="15" w:type="dxa"/>
+        </w:trPr>
+        <w:tc>
+          <w:tcPr>
+            <w:tcW w:w="0" w:type="auto"/>
+            <w:tcMar>
+              <w:top w:w="120" w:type="dxa"/>
+              <w:left w:w="180" w:type="dxa"/>
+              <w:bottom w:w="120" w:type="dxa"/>
+              <w:right w:w="180" w:type="dxa"/>
+            </w:tcMar>
+            <w:vAlign w:val="center"/>
+            <w:hideMark/>
+          </w:tcPr>
+          <w:p>
+            <w:proofErr w:type="spellStart"/>
+            <w:r>
+              <w:t>FastAPI</w:t>
+            </w:r>
+            <w:proofErr w:type="spellEnd"/>
+            <w:r>
+              <w:t xml:space="preserve"> / </w:t>
+            </w:r>
+            <w:proofErr w:type="spellStart"/>
+            <w:r>
+              <w:t>Uvicorn</w:t>
+            </w:r>
+            <w:proofErr w:type="spellEnd"/>
+          </w:p>
+        </w:tc>
+        <w:tc>
+          <w:tcPr>
+            <w:tcW w:w="0" w:type="auto"/>
+            <w:tcMar>
+              <w:top w:w="120" w:type="dxa"/>
+              <w:left w:w="180" w:type="dxa"/>
+              <w:bottom w:w="120" w:type="dxa"/>
+              <w:right w:w="180" w:type="dxa"/>
+            </w:tcMar>
+            <w:vAlign w:val="center"/>
+            <w:hideMark/>
+          </w:tcPr>
+          <w:p>
+            <w:r>
+              <w:t>Model Serving</w:t>
+            </w:r>
+          </w:p>
+        </w:tc>
+        <w:tc>
+          <w:tcPr>
+            <w:tcW w:w="0" w:type="auto"/>
+            <w:tcMar>
+              <w:top w:w="120" w:type="dxa"/>
+              <w:left w:w="180" w:type="dxa"/>
+              <w:bottom w:w="120" w:type="dxa"/>
+              <w:right w:w="180" w:type="dxa"/>
+            </w:tcMar>
+            <w:vAlign w:val="center"/>
+            <w:hideMark/>
+          </w:tcPr>
+          <w:p>
+            <w:pPr>
+              <w:rPr>
+                <w:lang w:val="el-GR"/>
+              </w:rPr>
+            </w:pPr>
+            <w:r>
+              <w:rPr>
+                <w:lang w:val="el-GR"/>
+              </w:rPr>
+              <w:t xml:space="preserve">Δημιουργία </w:t>
+            </w:r>
+            <w:r>
+              <w:t>REST</w:t>
+            </w:r>
+            <w:r>
+              <w:rPr>
+                <w:lang w:val="el-GR"/>
+              </w:rPr>
+              <w:t xml:space="preserve"> </w:t>
+            </w:r>
+            <w:r>
+              <w:t>API</w:t>
+            </w:r>
+            <w:r>
+              <w:rPr>
+                <w:lang w:val="el-GR"/>
+              </w:rPr>
+              <w:t xml:space="preserve"> για την εξυπηρέτηση του μοντέλου (</w:t>
+            </w:r>
+            <w:r>
+              <w:t>Inference</w:t>
+            </w:r>
+            <w:r>
+              <w:rPr>
+                <w:lang w:val="el-GR"/>
+              </w:rPr>
+              <w:t>).</w:t>
+            </w:r>
+          </w:p>
+        </w:tc>
+      </w:tr>
+      <w:tr>
+        <w:trPr>
+          <w:trHeight w:val="738"/>
+          <w:tblCellSpacing w:w="15" w:type="dxa"/>
+        </w:trPr>
+        <w:tc>
+          <w:tcPr>
+            <w:tcW w:w="0" w:type="auto"/>
+            <w:tcMar>
+              <w:top w:w="120" w:type="dxa"/>
+              <w:left w:w="180" w:type="dxa"/>
+              <w:bottom w:w="120" w:type="dxa"/>
+              <w:right w:w="180" w:type="dxa"/>
+            </w:tcMar>
+            <w:vAlign w:val="center"/>
+            <w:hideMark/>
+          </w:tcPr>
+          <w:p>
+            <w:r>
+              <w:t>Hydra</w:t>
+            </w:r>
+          </w:p>
+        </w:tc>
+        <w:tc>
+          <w:tcPr>
+            <w:tcW w:w="0" w:type="auto"/>
+            <w:tcMar>
+              <w:top w:w="120" w:type="dxa"/>
+              <w:left w:w="180" w:type="dxa"/>
+              <w:bottom w:w="120" w:type="dxa"/>
+              <w:right w:w="180" w:type="dxa"/>
+            </w:tcMar>
+            <w:vAlign w:val="center"/>
+            <w:hideMark/>
+          </w:tcPr>
+          <w:p>
+            <w:r>
+              <w:t>Configuration Management</w:t>
+            </w:r>
+          </w:p>
+        </w:tc>
+        <w:tc>
+          <w:tcPr>
+            <w:tcW w:w="0" w:type="auto"/>
+            <w:tcMar>
+              <w:top w:w="120" w:type="dxa"/>
+              <w:left w:w="180" w:type="dxa"/>
+              <w:bottom w:w="120" w:type="dxa"/>
+              <w:right w:w="180" w:type="dxa"/>
+            </w:tcMar>
+            <w:vAlign w:val="center"/>
+            <w:hideMark/>
+          </w:tcPr>
+          <w:p>
+            <w:pPr>
+              <w:keepNext/>
+              <w:rPr>
+                <w:lang w:val="el-GR"/>
+              </w:rPr>
+            </w:pPr>
+            <w:r>
+              <w:rPr>
+                <w:lang w:val="el-GR"/>
+              </w:rPr>
+              <w:t xml:space="preserve">Διαχείριση ρυθμίσεων μέσω αρχείων </w:t>
+            </w:r>
+            <w:r>
+              <w:t>YAML</w:t>
+            </w:r>
+            <w:r>
+              <w:rPr>
+                <w:lang w:val="el-GR"/>
+              </w:rPr>
+              <w:t>.</w:t>
+            </w:r>
+          </w:p>
+        </w:tc>
+      </w:tr>
+    </w:tbl>
+    <w:p>
+      <w:pPr>
+        <w:pStyle w:val="Caption"/>
+        <w:rPr>
+          <w:lang w:val="el-GR"/>
+        </w:rPr>
+      </w:pPr>
+      <w:bookmarkStart w:id="15" w:name="πινακα1"/>
+      <w:bookmarkStart w:id="16" w:name="_Toc221963665"/>
+      <w:r>
+        <w:rPr>
+          <w:lang w:val="el-GR"/>
+        </w:rPr>
+        <w:t xml:space="preserve">Πίνακας </w:t>
+      </w:r>
+      <w:r>
+        <w:fldChar w:fldCharType="begin"/>
+      </w:r>
+      <w:r>
+        <w:rPr>
+          <w:lang w:val="el-GR"/>
+        </w:rPr>
+        <w:instrText xml:space="preserve"> </w:instrText>
+      </w:r>
+      <w:r>
+        <w:instrText>SEQ</w:instrText>
+      </w:r>
+      <w:r>
+        <w:rPr>
+          <w:lang w:val="el-GR"/>
+        </w:rPr>
+        <w:instrText xml:space="preserve"> Πίνακας \* </w:instrText>
+      </w:r>
+      <w:r>
+        <w:instrText>ARABIC</w:instrText>
+      </w:r>
+      <w:r>
+        <w:rPr>
+          <w:lang w:val="el-GR"/>
+        </w:rPr>
+        <w:instrText xml:space="preserve"> </w:instrText>
+      </w:r>
+      <w:r>
+        <w:fldChar w:fldCharType="separate"/>
+      </w:r>
+      <w:r>
+        <w:rPr>
+          <w:noProof/>
+          <w:lang w:val="el-GR"/>
+        </w:rPr>
+        <w:t>1</w:t>
+      </w:r>
+      <w:r>
+        <w:fldChar w:fldCharType="end"/>
+      </w:r>
+      <w:r>
+        <w:rPr>
+          <w:lang w:val="el-GR"/>
+        </w:rPr>
+        <w:t xml:space="preserve"> </w:t>
+      </w:r>
+      <w:r>
+        <w:rPr>
+          <w:lang w:val="el-GR"/>
+        </w:rPr>
+        <w:t xml:space="preserve">Επισκόπηση Τεχνολογιών και Εργαλείων </w:t>
+      </w:r>
+      <w:proofErr w:type="spellStart"/>
+      <w:r>
+        <w:rPr>
+          <w:lang w:val="el-GR"/>
+        </w:rPr>
+        <w:t>MLOps</w:t>
+      </w:r>
+      <w:proofErr w:type="spellEnd"/>
+      <w:r>
+        <w:rPr>
+          <w:lang w:val="el-GR"/>
+        </w:rPr>
+        <w:t xml:space="preserve"> που χρησιμοποιήθηκαν</w:t>
+      </w:r>
+      <w:bookmarkEnd w:id="16"/>
+    </w:p>
+    <w:bookmarkEnd w:id="15"/>
     <w:p>
       <w:pPr>
         <w:rPr>
@@ -6457,7 +7901,7 @@
       <w:pPr>
         <w:pStyle w:val="Heading2"/>
       </w:pPr>
-      <w:bookmarkStart w:id="15" w:name="_Toc221958630"/>
+      <w:bookmarkStart w:id="17" w:name="_Toc221969091"/>
       <w:r>
         <w:rPr>
           <w:lang w:val="el-GR"/>
@@ -6467,7 +7911,7 @@
       <w:r>
         <w:t>project</w:t>
       </w:r>
-      <w:bookmarkEnd w:id="15"/>
+      <w:bookmarkEnd w:id="17"/>
       <w:r>
         <w:t xml:space="preserve"> </w:t>
       </w:r>
@@ -6531,7 +7975,15 @@
           <w:rFonts w:eastAsia="Times New Roman" w:cstheme="minorHAnsi"/>
           <w:lang w:val="el-GR"/>
         </w:rPr>
-        <w:t>, ο οποίος περιλαμβάνει τη λογική εκπαίδευσης, αξιολόγησης και προώθησης (</w:t>
+        <w:t xml:space="preserve">, ο οποίος περιλαμβάνει τη λογική εκπαίδευσης, αξιολόγησης και προώθησης </w:t>
+      </w:r>
+      <w:r>
+        <w:rPr>
+          <w:rFonts w:eastAsia="Times New Roman" w:cstheme="minorHAnsi"/>
+          <w:lang w:val="el-GR"/>
+        </w:rPr>
+        <w:lastRenderedPageBreak/>
+        <w:t>(</w:t>
       </w:r>
       <w:r>
         <w:rPr>
@@ -7100,7 +8552,7 @@
           <w:lang w:val="el-GR"/>
         </w:rPr>
       </w:pPr>
-      <w:bookmarkStart w:id="16" w:name="_Toc218440787"/>
+      <w:bookmarkStart w:id="18" w:name="_Toc221968718"/>
       <w:proofErr w:type="spellStart"/>
       <w:r>
         <w:t>Εικόν</w:t>
@@ -7142,7 +8594,7 @@
       <w:r>
         <w:t>Project</w:t>
       </w:r>
-      <w:bookmarkEnd w:id="16"/>
+      <w:bookmarkEnd w:id="18"/>
     </w:p>
     <w:p>
       <w:pPr>
@@ -7193,7 +8645,7 @@
           <w:lang w:val="el-GR"/>
         </w:rPr>
       </w:pPr>
-      <w:bookmarkStart w:id="17" w:name="_Toc221958631"/>
+      <w:bookmarkStart w:id="19" w:name="_Toc221969092"/>
       <w:r>
         <w:rPr>
           <w:lang w:val="el-GR"/>
@@ -7216,7 +8668,7 @@
       <w:r>
         <w:t>DagsHub</w:t>
       </w:r>
-      <w:bookmarkEnd w:id="17"/>
+      <w:bookmarkEnd w:id="19"/>
       <w:proofErr w:type="spellEnd"/>
     </w:p>
     <w:p>
@@ -7494,7 +8946,7 @@
           <w:lang w:val="el-GR"/>
         </w:rPr>
       </w:pPr>
-      <w:bookmarkStart w:id="18" w:name="_Toc218440788"/>
+      <w:bookmarkStart w:id="20" w:name="_Toc221968719"/>
       <w:r>
         <w:rPr>
           <w:lang w:val="el-GR"/>
@@ -7582,7 +9034,7 @@
       <w:r>
         <w:t>MLFLOW</w:t>
       </w:r>
-      <w:bookmarkEnd w:id="18"/>
+      <w:bookmarkEnd w:id="20"/>
     </w:p>
     <w:p>
       <w:pPr>
@@ -7644,7 +9096,7 @@
           <w:lang w:val="el-GR"/>
         </w:rPr>
       </w:pPr>
-      <w:bookmarkStart w:id="19" w:name="_Toc218440789"/>
+      <w:bookmarkStart w:id="21" w:name="_Toc221968720"/>
       <w:r>
         <w:rPr>
           <w:lang w:val="el-GR"/>
@@ -7744,7 +9196,7 @@
         </w:rPr>
         <w:t>εκπαίδευση.</w:t>
       </w:r>
-      <w:bookmarkEnd w:id="19"/>
+      <w:bookmarkEnd w:id="21"/>
     </w:p>
     <w:p>
       <w:pPr>
@@ -7913,7 +9365,13 @@
         <w:rPr>
           <w:lang w:val="el-GR"/>
         </w:rPr>
-        <w:t>ές</w:t>
+        <w:t>ε</w:t>
+      </w:r>
+      <w:r>
+        <w:rPr>
+          <w:lang w:val="el-GR"/>
+        </w:rPr>
+        <w:t>ς</w:t>
       </w:r>
       <w:r>
         <w:rPr>
@@ -7955,11 +9413,11 @@
       <w:pPr>
         <w:pStyle w:val="Heading2"/>
       </w:pPr>
-      <w:bookmarkStart w:id="20" w:name="_Toc221958632"/>
+      <w:bookmarkStart w:id="22" w:name="_Toc221969093"/>
       <w:r>
         <w:t>DVC Pipeline</w:t>
       </w:r>
-      <w:bookmarkEnd w:id="20"/>
+      <w:bookmarkEnd w:id="22"/>
     </w:p>
     <w:p/>
     <w:p>
@@ -8577,7 +10035,50 @@
         <w:rPr>
           <w:lang w:val="el-GR"/>
         </w:rPr>
-        <w:t xml:space="preserve">Στην παρακάτω εικόνα φαίνεται η γραφική απεικόνιση του </w:t>
+        <w:t xml:space="preserve">Στην παρακάτω </w:t>
+      </w:r>
+      <w:hyperlink w:anchor="εικονα4" w:history="1">
+        <w:r>
+          <w:rPr>
+            <w:rStyle w:val="Hyperlink"/>
+            <w:lang w:val="el-GR"/>
+          </w:rPr>
+          <w:t>Ε</w:t>
+        </w:r>
+        <w:r>
+          <w:rPr>
+            <w:rStyle w:val="Hyperlink"/>
+            <w:lang w:val="el-GR"/>
+          </w:rPr>
+          <w:t>ικό</w:t>
+        </w:r>
+        <w:r>
+          <w:rPr>
+            <w:rStyle w:val="Hyperlink"/>
+            <w:lang w:val="el-GR"/>
+          </w:rPr>
+          <w:t>ν</w:t>
+        </w:r>
+        <w:r>
+          <w:rPr>
+            <w:rStyle w:val="Hyperlink"/>
+            <w:lang w:val="el-GR"/>
+          </w:rPr>
+          <w:t>α</w:t>
+        </w:r>
+        <w:r>
+          <w:rPr>
+            <w:rStyle w:val="Hyperlink"/>
+            <w:lang w:val="el-GR"/>
+          </w:rPr>
+          <w:t xml:space="preserve"> 4</w:t>
+        </w:r>
+      </w:hyperlink>
+      <w:r>
+        <w:rPr>
+          <w:lang w:val="el-GR"/>
+        </w:rPr>
+        <w:t xml:space="preserve"> φαίνεται η γραφική απεικόνιση του </w:t>
       </w:r>
       <w:r>
         <w:t>pipeline</w:t>
@@ -8650,7 +10151,8 @@
       <w:pPr>
         <w:pStyle w:val="Caption"/>
       </w:pPr>
-      <w:bookmarkStart w:id="21" w:name="_Toc218440790"/>
+      <w:bookmarkStart w:id="23" w:name="εικονα4"/>
+      <w:bookmarkStart w:id="24" w:name="_Toc221968721"/>
       <w:proofErr w:type="spellStart"/>
       <w:r>
         <w:t>Εικόν</w:t>
@@ -8683,8 +10185,9 @@
       <w:r>
         <w:t xml:space="preserve"> Training Pipeline</w:t>
       </w:r>
-      <w:bookmarkEnd w:id="21"/>
-    </w:p>
+      <w:bookmarkEnd w:id="24"/>
+    </w:p>
+    <w:bookmarkEnd w:id="23"/>
     <w:p/>
     <w:p>
       <w:r>
@@ -9179,7 +10682,7 @@
       <w:pPr>
         <w:pStyle w:val="Caption"/>
       </w:pPr>
-      <w:bookmarkStart w:id="22" w:name="_Toc218440791"/>
+      <w:bookmarkStart w:id="25" w:name="_Toc221968722"/>
       <w:proofErr w:type="spellStart"/>
       <w:r>
         <w:t>Εικόν</w:t>
@@ -9215,13 +10718,13 @@
       <w:r>
         <w:t>YAML File Training Pipeline</w:t>
       </w:r>
-      <w:bookmarkEnd w:id="22"/>
+      <w:bookmarkEnd w:id="25"/>
     </w:p>
     <w:p>
       <w:pPr>
         <w:pStyle w:val="Heading2"/>
       </w:pPr>
-      <w:bookmarkStart w:id="23" w:name="_Toc221958633"/>
+      <w:bookmarkStart w:id="26" w:name="_Toc221969094"/>
       <w:r>
         <w:t xml:space="preserve">Containerization </w:t>
       </w:r>
@@ -9249,7 +10752,7 @@
       <w:r>
         <w:t xml:space="preserve"> Docker</w:t>
       </w:r>
-      <w:bookmarkEnd w:id="23"/>
+      <w:bookmarkEnd w:id="26"/>
     </w:p>
     <w:p>
       <w:pPr>
@@ -9577,7 +11080,7 @@
           <w:lang w:val="el-GR"/>
         </w:rPr>
       </w:pPr>
-      <w:bookmarkStart w:id="24" w:name="_Toc218440792"/>
+      <w:bookmarkStart w:id="27" w:name="_Toc221968723"/>
       <w:r>
         <w:rPr>
           <w:lang w:val="el-GR"/>
@@ -9668,13 +11171,13 @@
         </w:rPr>
         <w:t>της εφαρμογής.</w:t>
       </w:r>
-      <w:bookmarkEnd w:id="24"/>
+      <w:bookmarkEnd w:id="27"/>
     </w:p>
     <w:p>
       <w:pPr>
         <w:pStyle w:val="Heading2"/>
       </w:pPr>
-      <w:bookmarkStart w:id="25" w:name="_Toc221958634"/>
+      <w:bookmarkStart w:id="28" w:name="_Toc221969095"/>
       <w:r>
         <w:t xml:space="preserve">Continuous Integration και </w:t>
       </w:r>
@@ -9690,7 +11193,7 @@
       <w:r>
         <w:t>Μοντέλου</w:t>
       </w:r>
-      <w:bookmarkEnd w:id="25"/>
+      <w:bookmarkEnd w:id="28"/>
       <w:proofErr w:type="spellEnd"/>
     </w:p>
     <w:p/>
@@ -9901,6 +11404,63 @@
           <w:lang w:val="el-GR"/>
         </w:rPr>
         <w:t xml:space="preserve">. Με τον τρόπο αυτό, κάθε αλλαγή στον κώδικα ελέγχεται άμεσα ως προς τη συμβατότητά της με το ήδη εγκεκριμένο μοντέλο, συμβάλλοντας στη διατήρηση της αξιοπιστίας και της συνέπειας του έργου. </w:t>
+      </w:r>
+      <w:r>
+        <w:rPr>
+          <w:lang w:val="el-GR"/>
+        </w:rPr>
+        <w:t xml:space="preserve">  </w:t>
+      </w:r>
+      <w:r>
+        <w:rPr>
+          <w:lang w:val="el-GR"/>
+        </w:rPr>
+        <w:t xml:space="preserve">Η αξιολόγηση στο </w:t>
+      </w:r>
+      <w:r>
+        <w:t>CI</w:t>
+      </w:r>
+      <w:r>
+        <w:rPr>
+          <w:lang w:val="el-GR"/>
+        </w:rPr>
+        <w:t xml:space="preserve"> χρησιμοποιείται ως γρήγορος έλεγχος συμβατότητας και ανίχνευσης προφανών </w:t>
+      </w:r>
+      <w:r>
+        <w:t>regressions</w:t>
+      </w:r>
+      <w:r>
+        <w:rPr>
+          <w:lang w:val="el-GR"/>
+        </w:rPr>
+        <w:t xml:space="preserve"> και δεν αποτελεί στάδιο επιλογής/προαγωγής μοντέλου, η οποία υλοποιείται αποκλειστικά στο </w:t>
+      </w:r>
+      <w:r>
+        <w:t>DVC</w:t>
+      </w:r>
+      <w:r>
+        <w:rPr>
+          <w:lang w:val="el-GR"/>
+        </w:rPr>
+        <w:t xml:space="preserve"> </w:t>
+      </w:r>
+      <w:r>
+        <w:t>training</w:t>
+      </w:r>
+      <w:r>
+        <w:rPr>
+          <w:lang w:val="el-GR"/>
+        </w:rPr>
+        <w:t xml:space="preserve"> </w:t>
+      </w:r>
+      <w:r>
+        <w:t>pipeline</w:t>
+      </w:r>
+      <w:r>
+        <w:rPr>
+          <w:lang w:val="el-GR"/>
+        </w:rPr>
+        <w:t>.</w:t>
       </w:r>
     </w:p>
     <w:p>
@@ -9934,7 +11494,14 @@
             <w:rStyle w:val="Hyperlink"/>
             <w:lang w:val="el-GR"/>
           </w:rPr>
-          <w:t xml:space="preserve"> 6</w:t>
+          <w:t xml:space="preserve"> </w:t>
+        </w:r>
+        <w:r>
+          <w:rPr>
+            <w:rStyle w:val="Hyperlink"/>
+            <w:lang w:val="el-GR"/>
+          </w:rPr>
+          <w:t>7</w:t>
         </w:r>
         <w:r>
           <w:rPr>
@@ -10041,8 +11608,8 @@
           <w:lang w:val="el-GR"/>
         </w:rPr>
       </w:pPr>
-      <w:bookmarkStart w:id="26" w:name="_Toc218440793"/>
-      <w:bookmarkStart w:id="27" w:name="image6"/>
+      <w:bookmarkStart w:id="29" w:name="image6"/>
+      <w:bookmarkStart w:id="30" w:name="_Toc221968724"/>
       <w:r>
         <w:rPr>
           <w:lang w:val="el-GR"/>
@@ -10142,21 +11709,16 @@
         </w:rPr>
         <w:t>.</w:t>
       </w:r>
-      <w:bookmarkEnd w:id="26"/>
-    </w:p>
-    <w:p>
-      <w:pPr>
-        <w:rPr>
-          <w:lang w:val="el-GR"/>
-        </w:rPr>
-      </w:pPr>
-    </w:p>
-    <w:p>
-      <w:pPr>
-        <w:rPr>
-          <w:lang w:val="el-GR"/>
-        </w:rPr>
-      </w:pPr>
+      <w:bookmarkEnd w:id="30"/>
+    </w:p>
+    <w:p>
+      <w:pPr>
+        <w:rPr>
+          <w:lang w:val="el-GR"/>
+        </w:rPr>
+      </w:pPr>
+    </w:p>
+    <w:p>
       <w:r>
         <w:rPr>
           <w:lang w:val="el-GR"/>
@@ -10260,6 +11822,91 @@
           <w:lang w:val="el-GR"/>
         </w:rPr>
       </w:pPr>
+      <w:r>
+        <w:rPr>
+          <w:lang w:val="el-GR"/>
+        </w:rPr>
+        <w:t xml:space="preserve">Το </w:t>
+      </w:r>
+      <w:r>
+        <w:t>workflow</w:t>
+      </w:r>
+      <w:r>
+        <w:rPr>
+          <w:lang w:val="el-GR"/>
+        </w:rPr>
+        <w:t xml:space="preserve"> ολοκληρώνεται με σαφές </w:t>
+      </w:r>
+      <w:r>
+        <w:t>pass</w:t>
+      </w:r>
+      <w:r>
+        <w:rPr>
+          <w:lang w:val="el-GR"/>
+        </w:rPr>
+        <w:t>/</w:t>
+      </w:r>
+      <w:r>
+        <w:t>fail</w:t>
+      </w:r>
+      <w:r>
+        <w:rPr>
+          <w:lang w:val="el-GR"/>
+        </w:rPr>
+        <w:t xml:space="preserve"> κριτήριο: αποτυχία οποιουδήποτε </w:t>
+      </w:r>
+      <w:r>
+        <w:t>test</w:t>
+      </w:r>
+      <w:r>
+        <w:rPr>
+          <w:lang w:val="el-GR"/>
+        </w:rPr>
+        <w:t xml:space="preserve"> ή/και σφάλμα κατά την αξιολόγηση (μηδενικός κώδικας εξόδου) οδηγεί σε αποτυχία του </w:t>
+      </w:r>
+      <w:r>
+        <w:t>CI</w:t>
+      </w:r>
+      <w:r>
+        <w:rPr>
+          <w:lang w:val="el-GR"/>
+        </w:rPr>
+        <w:t xml:space="preserve"> </w:t>
+      </w:r>
+      <w:r>
+        <w:t>job</w:t>
+      </w:r>
+      <w:r>
+        <w:rPr>
+          <w:lang w:val="el-GR"/>
+        </w:rPr>
+        <w:t xml:space="preserve">, ενώ στα </w:t>
+      </w:r>
+      <w:r>
+        <w:t>logs</w:t>
+      </w:r>
+      <w:r>
+        <w:rPr>
+          <w:lang w:val="el-GR"/>
+        </w:rPr>
+        <w:t xml:space="preserve"> καταγράφονται τα βασικά </w:t>
+      </w:r>
+      <w:r>
+        <w:t>outputs</w:t>
+      </w:r>
+      <w:r>
+        <w:rPr>
+          <w:lang w:val="el-GR"/>
+        </w:rPr>
+        <w:t xml:space="preserve"> της αξιολόγησης</w:t>
+      </w:r>
+    </w:p>
+    <w:p>
+      <w:pPr>
+        <w:rPr>
+          <w:lang w:val="el-GR"/>
+        </w:rPr>
+      </w:pPr>
     </w:p>
     <w:p>
       <w:pPr>
@@ -10296,10 +11943,11 @@
           <w:lang w:val="el-GR"/>
         </w:rPr>
       </w:pPr>
-      <w:r>
-        <w:lastRenderedPageBreak/>
+      <w:bookmarkStart w:id="31" w:name="_Toc221969096"/>
+      <w:r>
         <w:t>Model Serving και Inference API</w:t>
       </w:r>
+      <w:bookmarkEnd w:id="31"/>
     </w:p>
     <w:p>
       <w:pPr>
@@ -10773,61 +12421,13 @@
         <w:rPr>
           <w:lang w:val="el-GR"/>
         </w:rPr>
-        <w:t xml:space="preserve"> στη μνήμη (</w:t>
-      </w:r>
-      <w:r>
-        <w:t>hot</w:t>
-      </w:r>
-      <w:r>
-        <w:rPr>
-          <w:lang w:val="el-GR"/>
-        </w:rPr>
-        <w:t xml:space="preserve"> </w:t>
-      </w:r>
-      <w:r>
-        <w:t>reloading</w:t>
-      </w:r>
-      <w:r>
-        <w:rPr>
-          <w:lang w:val="el-GR"/>
-        </w:rPr>
-        <w:t xml:space="preserve">). Αυτή η λειτουργία επιτρέπει την ενημέρωση του μοντέλου παραγωγής χωρίς να απαιτείται επανεκκίνηση του </w:t>
-      </w:r>
-      <w:r>
-        <w:t>container</w:t>
-      </w:r>
-      <w:r>
-        <w:rPr>
-          <w:lang w:val="el-GR"/>
-        </w:rPr>
-        <w:t xml:space="preserve"> (</w:t>
-      </w:r>
-      <w:r>
-        <w:t>Zero</w:t>
-      </w:r>
-      <w:r>
-        <w:rPr>
-          <w:lang w:val="el-GR"/>
-        </w:rPr>
-        <w:t xml:space="preserve"> </w:t>
-      </w:r>
-      <w:r>
-        <w:t>Downtime</w:t>
-      </w:r>
-      <w:r>
-        <w:rPr>
-          <w:lang w:val="el-GR"/>
-        </w:rPr>
-        <w:t xml:space="preserve"> </w:t>
-      </w:r>
-      <w:r>
-        <w:t>Deployment</w:t>
-      </w:r>
-      <w:r>
-        <w:rPr>
-          <w:lang w:val="el-GR"/>
-        </w:rPr>
-        <w:t>).</w:t>
+        <w:t xml:space="preserve"> στη μνήμη . Αυτή η λειτουργία επιτρέπει την ενημέρωση του μοντέλου παραγωγής χωρίς να απαιτείται επανεκκίνηση</w:t>
+      </w:r>
+      <w:r>
+        <w:rPr>
+          <w:lang w:val="el-GR"/>
+        </w:rPr>
+        <w:t>.</w:t>
       </w:r>
     </w:p>
     <w:p>
@@ -10864,7 +12464,7 @@
           <w:b/>
           <w:bCs/>
         </w:rPr>
-        <w:t>Get</w:t>
+        <w:t>GET</w:t>
       </w:r>
       <w:r>
         <w:rPr>
@@ -10980,6 +12580,9 @@
     <w:p>
       <w:pPr>
         <w:ind w:left="431"/>
+        <w:rPr>
+          <w:lang w:val="el-GR"/>
+        </w:rPr>
       </w:pPr>
       <w:r>
         <w:rPr>
@@ -10993,6 +12596,12 @@
         </w:rPr>
         <w:br/>
       </w:r>
+      <w:r>
+        <w:rPr>
+          <w:lang w:val="el-GR"/>
+        </w:rPr>
+        <w:t xml:space="preserve"> </w:t>
+      </w:r>
       <w:proofErr w:type="spellStart"/>
       <w:r>
         <w:t>uvicorn</w:t>
@@ -11066,6 +12675,9 @@
     <w:p>
       <w:pPr>
         <w:ind w:left="431"/>
+        <w:rPr>
+          <w:lang w:val="el-GR"/>
+        </w:rPr>
       </w:pPr>
     </w:p>
     <w:p>
@@ -11161,10 +12773,16 @@
     </w:p>
     <w:p/>
     <w:p>
-      <w:r>
-        <w:rPr>
-          <w:lang w:val="el-GR"/>
-        </w:rPr>
+      <w:pPr>
+        <w:rPr>
+          <w:lang w:val="el-GR"/>
+        </w:rPr>
+      </w:pPr>
+      <w:r>
+        <w:rPr>
+          <w:lang w:val="el-GR"/>
+        </w:rPr>
+        <w:lastRenderedPageBreak/>
         <w:t>Η αρχιτεκτονική αυτή διαχωρίζει πλήρως την εκπαίδευση από την εξυπηρέτηση</w:t>
       </w:r>
       <w:r>
@@ -11177,16 +12795,7 @@
         <w:rPr>
           <w:lang w:val="el-GR"/>
         </w:rPr>
-        <w:t>επιτρέποντας την ανεξάρτητη κλιμάκωση (</w:t>
-      </w:r>
-      <w:r>
-        <w:t>scaling</w:t>
-      </w:r>
-      <w:r>
-        <w:rPr>
-          <w:lang w:val="el-GR"/>
-        </w:rPr>
-        <w:t xml:space="preserve">) της υπηρεσίας </w:t>
+        <w:t xml:space="preserve">επιτρέποντας την ανεξάρτητη κλιμάκωση της υπηρεσίας </w:t>
       </w:r>
       <w:r>
         <w:t>inference</w:t>
@@ -11197,13 +12806,209 @@
         </w:rPr>
         <w:t>.</w:t>
       </w:r>
-    </w:p>
-    <w:p>
-      <w:pPr>
-        <w:rPr>
-          <w:lang w:val="el-GR"/>
-        </w:rPr>
-      </w:pPr>
+      <w:r>
+        <w:rPr>
+          <w:lang w:val="el-GR"/>
+        </w:rPr>
+        <w:t xml:space="preserve"> </w:t>
+      </w:r>
+      <w:r>
+        <w:rPr>
+          <w:lang w:val="el-GR"/>
+        </w:rPr>
+        <w:t xml:space="preserve">Η προσέγγιση αυτή είναι </w:t>
+      </w:r>
+      <w:proofErr w:type="spellStart"/>
+      <w:r>
+        <w:t>MLOps</w:t>
+      </w:r>
+      <w:proofErr w:type="spellEnd"/>
+      <w:r>
+        <w:rPr>
+          <w:lang w:val="el-GR"/>
+        </w:rPr>
+        <w:t>-</w:t>
+      </w:r>
+      <w:r>
+        <w:t>relevant</w:t>
+      </w:r>
+      <w:r>
+        <w:rPr>
+          <w:lang w:val="el-GR"/>
+        </w:rPr>
+        <w:t xml:space="preserve"> καθώς υλοποιεί σαφή διαχωρισμό εκπαίδευσης και </w:t>
+      </w:r>
+      <w:r>
+        <w:t>serving</w:t>
+      </w:r>
+      <w:r>
+        <w:rPr>
+          <w:lang w:val="el-GR"/>
+        </w:rPr>
+        <w:t xml:space="preserve">, επιτρέποντας ασφαλή ενημέρωση του </w:t>
+      </w:r>
+      <w:r>
+        <w:t>production</w:t>
+      </w:r>
+      <w:r>
+        <w:rPr>
+          <w:lang w:val="el-GR"/>
+        </w:rPr>
+        <w:t xml:space="preserve"> μοντέλου) χωρίς </w:t>
+      </w:r>
+      <w:r>
+        <w:rPr>
+          <w:b/>
+          <w:bCs/>
+          <w:lang w:val="el-GR"/>
+        </w:rPr>
+        <w:t>αλλαγές κώδικα ή διακοπή της υπηρεσίας.</w:t>
+      </w:r>
+    </w:p>
+    <w:p>
+      <w:pPr>
+        <w:rPr>
+          <w:lang w:val="el-GR"/>
+        </w:rPr>
+      </w:pPr>
+    </w:p>
+    <w:p>
+      <w:pPr>
+        <w:rPr>
+          <w:lang w:val="el-GR"/>
+        </w:rPr>
+      </w:pPr>
+    </w:p>
+    <w:p>
+      <w:pPr>
+        <w:keepNext/>
+      </w:pPr>
+      <w:r>
+        <w:drawing>
+          <wp:inline distT="0" distB="0" distL="0" distR="0" wp14:anchorId="4656AEF4" wp14:editId="4A1ABC3F">
+            <wp:extent cx="5943600" cy="2787650"/>
+            <wp:effectExtent l="0" t="0" r="0" b="0"/>
+            <wp:docPr id="1343669047" name="Picture 1"/>
+            <wp:cNvGraphicFramePr>
+              <a:graphicFrameLocks xmlns:a="http://schemas.openxmlformats.org/drawingml/2006/main" noChangeAspect="1"/>
+            </wp:cNvGraphicFramePr>
+            <a:graphic xmlns:a="http://schemas.openxmlformats.org/drawingml/2006/main">
+              <a:graphicData uri="http://schemas.openxmlformats.org/drawingml/2006/picture">
+                <pic:pic xmlns:pic="http://schemas.openxmlformats.org/drawingml/2006/picture">
+                  <pic:nvPicPr>
+                    <pic:cNvPr id="1343669047" name=""/>
+                    <pic:cNvPicPr/>
+                  </pic:nvPicPr>
+                  <pic:blipFill>
+                    <a:blip r:embed="rId18"/>
+                    <a:stretch>
+                      <a:fillRect/>
+                    </a:stretch>
+                  </pic:blipFill>
+                  <pic:spPr>
+                    <a:xfrm>
+                      <a:off x="0" y="0"/>
+                      <a:ext cx="5943600" cy="2787650"/>
+                    </a:xfrm>
+                    <a:prstGeom prst="rect">
+                      <a:avLst/>
+                    </a:prstGeom>
+                  </pic:spPr>
+                </pic:pic>
+              </a:graphicData>
+            </a:graphic>
+          </wp:inline>
+        </w:drawing>
+      </w:r>
+    </w:p>
+    <w:p>
+      <w:pPr>
+        <w:pStyle w:val="Caption"/>
+        <w:rPr>
+          <w:lang w:val="el-GR"/>
+        </w:rPr>
+      </w:pPr>
+      <w:bookmarkStart w:id="32" w:name="_Toc221968725"/>
+      <w:r>
+        <w:rPr>
+          <w:lang w:val="el-GR"/>
+        </w:rPr>
+        <w:t xml:space="preserve">Εικόνα </w:t>
+      </w:r>
+      <w:r>
+        <w:fldChar w:fldCharType="begin"/>
+      </w:r>
+      <w:r>
+        <w:rPr>
+          <w:lang w:val="el-GR"/>
+        </w:rPr>
+        <w:instrText xml:space="preserve"> </w:instrText>
+      </w:r>
+      <w:r>
+        <w:instrText>SEQ</w:instrText>
+      </w:r>
+      <w:r>
+        <w:rPr>
+          <w:lang w:val="el-GR"/>
+        </w:rPr>
+        <w:instrText xml:space="preserve"> Εικόνα \* </w:instrText>
+      </w:r>
+      <w:r>
+        <w:instrText>ARABIC</w:instrText>
+      </w:r>
+      <w:r>
+        <w:rPr>
+          <w:lang w:val="el-GR"/>
+        </w:rPr>
+        <w:instrText xml:space="preserve"> </w:instrText>
+      </w:r>
+      <w:r>
+        <w:fldChar w:fldCharType="separate"/>
+      </w:r>
+      <w:r>
+        <w:rPr>
+          <w:noProof/>
+          <w:lang w:val="el-GR"/>
+        </w:rPr>
+        <w:t>8</w:t>
+      </w:r>
+      <w:r>
+        <w:fldChar w:fldCharType="end"/>
+      </w:r>
+      <w:r>
+        <w:rPr>
+          <w:lang w:val="el-GR"/>
+        </w:rPr>
+        <w:t xml:space="preserve"> </w:t>
+      </w:r>
+      <w:r>
+        <w:t>Screenshot</w:t>
+      </w:r>
+      <w:r>
+        <w:rPr>
+          <w:lang w:val="el-GR"/>
+        </w:rPr>
+        <w:t xml:space="preserve"> από τη δοκιμή του </w:t>
+      </w:r>
+      <w:r>
+        <w:t>Inference</w:t>
+      </w:r>
+      <w:r>
+        <w:rPr>
+          <w:lang w:val="el-GR"/>
+        </w:rPr>
+        <w:t xml:space="preserve"> </w:t>
+      </w:r>
+      <w:r>
+        <w:t>API</w:t>
+      </w:r>
+      <w:r>
+        <w:rPr>
+          <w:lang w:val="el-GR"/>
+        </w:rPr>
+        <w:t>.</w:t>
+      </w:r>
+      <w:bookmarkEnd w:id="32"/>
     </w:p>
     <w:p>
       <w:pPr>
@@ -11219,8 +13024,8 @@
           <w:lang w:val="el-GR"/>
         </w:rPr>
       </w:pPr>
-      <w:bookmarkStart w:id="28" w:name="_Toc221958635"/>
-      <w:bookmarkEnd w:id="27"/>
+      <w:bookmarkStart w:id="33" w:name="_Toc221969097"/>
+      <w:bookmarkEnd w:id="29"/>
       <w:r>
         <w:rPr>
           <w:lang w:val="el-GR"/>
@@ -11228,7 +13033,7 @@
         <w:lastRenderedPageBreak/>
         <w:t>Συμπεράσματα</w:t>
       </w:r>
-      <w:bookmarkEnd w:id="28"/>
+      <w:bookmarkEnd w:id="33"/>
     </w:p>
     <w:p>
       <w:pPr>
@@ -11552,7 +13357,7 @@
         <w:t xml:space="preserve"> για αυτόματη οριζόντια κλιμάκωση.</w:t>
       </w:r>
     </w:p>
-    <w:bookmarkStart w:id="29" w:name="_Toc221958636" w:displacedByCustomXml="next"/>
+    <w:bookmarkStart w:id="34" w:name="_Toc221969098" w:displacedByCustomXml="next"/>
     <w:sdt>
       <w:sdtPr>
         <w:rPr>
@@ -11602,7 +13407,7 @@
               <w:r>
                 <w:t>References</w:t>
               </w:r>
-              <w:bookmarkEnd w:id="29"/>
+              <w:bookmarkEnd w:id="34"/>
             </w:p>
             <w:sdt>
               <w:sdtPr>
@@ -12039,7 +13844,7 @@
       </w:sdtContent>
     </w:sdt>
     <w:sectPr>
-      <w:footerReference w:type="default" r:id="rId18"/>
+      <w:footerReference w:type="default" r:id="rId19"/>
       <w:pgSz w:w="12240" w:h="15840"/>
       <w:pgMar w:top="1440" w:right="1440" w:bottom="1440" w:left="1440" w:header="720" w:footer="720" w:gutter="0"/>
       <w:cols w:space="720"/>

--- a/MLOPS_Εργασία.docx
+++ b/MLOPS_Εργασία.docx
@@ -3597,13 +3597,7 @@
           <w:lang w:val="el-GR"/>
         </w:rPr>
         <w:lastRenderedPageBreak/>
-        <w:t xml:space="preserve">Ευρετήριο </w:t>
-      </w:r>
-      <w:r>
-        <w:rPr>
-          <w:lang w:val="el-GR"/>
-        </w:rPr>
-        <w:t>Πινάκων</w:t>
+        <w:t>Ευρετήριο Πινάκων</w:t>
       </w:r>
       <w:bookmarkEnd w:id="2"/>
     </w:p>
@@ -4623,7 +4617,19 @@
         <w:rPr>
           <w:lang w:val="el-GR"/>
         </w:rPr>
-        <w:t xml:space="preserve"> Τέλος, χρησιμοποιήθηκε </w:t>
+        <w:t xml:space="preserve"> </w:t>
+      </w:r>
+      <w:r>
+        <w:rPr>
+          <w:lang w:val="el-GR"/>
+        </w:rPr>
+        <w:t>Επίσης</w:t>
+      </w:r>
+      <w:r>
+        <w:rPr>
+          <w:lang w:val="el-GR"/>
+        </w:rPr>
+        <w:t xml:space="preserve">, χρησιμοποιήθηκε </w:t>
       </w:r>
       <w:r>
         <w:t>containerization</w:t>
@@ -4838,6 +4844,72 @@
           </w:sdtContent>
         </w:sdt>
       </w:hyperlink>
+      <w:r>
+        <w:rPr>
+          <w:lang w:val="el-GR"/>
+        </w:rPr>
+        <w:t>. Τέλος αν</w:t>
+      </w:r>
+      <w:r>
+        <w:rPr>
+          <w:lang w:val="el-GR"/>
+        </w:rPr>
+        <w:t>απτύχθηκε μηχανισμός εξυπηρέτησης (</w:t>
+      </w:r>
+      <w:r>
+        <w:t>model</w:t>
+      </w:r>
+      <w:r>
+        <w:rPr>
+          <w:lang w:val="el-GR"/>
+        </w:rPr>
+        <w:t xml:space="preserve"> </w:t>
+      </w:r>
+      <w:r>
+        <w:t>serving</w:t>
+      </w:r>
+      <w:r>
+        <w:rPr>
+          <w:lang w:val="el-GR"/>
+        </w:rPr>
+        <w:t xml:space="preserve">) μέσω </w:t>
+      </w:r>
+      <w:r>
+        <w:t>REST</w:t>
+      </w:r>
+      <w:r>
+        <w:rPr>
+          <w:lang w:val="el-GR"/>
+        </w:rPr>
+        <w:t xml:space="preserve"> </w:t>
+      </w:r>
+      <w:r>
+        <w:t>API</w:t>
+      </w:r>
+      <w:r>
+        <w:rPr>
+          <w:lang w:val="el-GR"/>
+        </w:rPr>
+        <w:t>, ο οποίος καθιστά το βέλτιστο (</w:t>
+      </w:r>
+      <w:r>
+        <w:t>champion</w:t>
+      </w:r>
+      <w:r>
+        <w:rPr>
+          <w:lang w:val="el-GR"/>
+        </w:rPr>
+        <w:t>) μοντέλο άμεσα διαθέσιμο για την παραγωγή αποτελεσμάτων (</w:t>
+      </w:r>
+      <w:r>
+        <w:t>inference</w:t>
+      </w:r>
+      <w:r>
+        <w:rPr>
+          <w:lang w:val="el-GR"/>
+        </w:rPr>
+        <w:t>) σε πραγματικό χρόνο.</w:t>
+      </w:r>
     </w:p>
     <w:p>
       <w:pPr>
@@ -6594,23 +6666,7 @@
                 <w:color w:val="0000FF" w:themeColor="hyperlink"/>
                 <w:lang w:val="el-GR"/>
               </w:rPr>
-              <w:t>[</w:t>
-            </w:r>
-            <w:r>
-              <w:rPr>
-                <w:noProof/>
-                <w:color w:val="0000FF" w:themeColor="hyperlink"/>
-                <w:lang w:val="el-GR"/>
-              </w:rPr>
-              <w:t>1</w:t>
-            </w:r>
-            <w:r>
-              <w:rPr>
-                <w:noProof/>
-                <w:color w:val="0000FF" w:themeColor="hyperlink"/>
-                <w:lang w:val="el-GR"/>
-              </w:rPr>
-              <w:t>]</w:t>
+              <w:t>[1]</w:t>
             </w:r>
             <w:r>
               <w:rPr>
@@ -6783,55 +6839,43 @@
         <w:rPr>
           <w:lang w:val="el-GR"/>
         </w:rPr>
+        <w:t>). Η διαδικασία αυτή είναι απαραίτητη για τη διασφάλιση της ποιότητας των δεδομένων πριν αυτά εισαχθούν στο στάδιο της εκπαίδευσης, αποτρέποντας σφάλματα που προκύπτουν από αλλοιωμένα αρχεία, απουσία τιμών (</w:t>
+      </w:r>
+      <w:r>
+        <w:t>null</w:t>
+      </w:r>
+      <w:r>
+        <w:rPr>
+          <w:lang w:val="el-GR"/>
+        </w:rPr>
+        <w:t xml:space="preserve"> </w:t>
+      </w:r>
+      <w:r>
+        <w:t>values</w:t>
+      </w:r>
+      <w:r>
+        <w:rPr>
+          <w:lang w:val="el-GR"/>
+        </w:rPr>
+        <w:t>) ή απροσδόκητες αλλαγές στο σχήμα των δεδομένων (</w:t>
+      </w:r>
+      <w:r>
+        <w:t>schema</w:t>
+      </w:r>
+      <w:r>
+        <w:rPr>
+          <w:lang w:val="el-GR"/>
+        </w:rPr>
+        <w:t xml:space="preserve"> </w:t>
+      </w:r>
+      <w:r>
+        <w:t>changes</w:t>
+      </w:r>
+      <w:r>
+        <w:rPr>
+          <w:lang w:val="el-GR"/>
+        </w:rPr>
         <w:t xml:space="preserve">). </w:t>
-      </w:r>
-      <w:r>
-        <w:rPr>
-          <w:lang w:val="el-GR"/>
-        </w:rPr>
-        <w:t>Η διαδικασία αυτή είναι απαραίτητη για τη διασφάλιση της ποιότητας των δεδομένων πριν αυτά εισαχθούν στο στάδιο της εκπαίδευσης, αποτρέποντας σφάλματα που προκύπτουν από αλλοιωμένα αρχεία, απουσία τιμών (</w:t>
-      </w:r>
-      <w:r>
-        <w:t>null</w:t>
-      </w:r>
-      <w:r>
-        <w:rPr>
-          <w:lang w:val="el-GR"/>
-        </w:rPr>
-        <w:t xml:space="preserve"> </w:t>
-      </w:r>
-      <w:r>
-        <w:t>values</w:t>
-      </w:r>
-      <w:r>
-        <w:rPr>
-          <w:lang w:val="el-GR"/>
-        </w:rPr>
-        <w:t>) ή απροσδόκητες αλλαγές στο σχήμα των δεδομένων (</w:t>
-      </w:r>
-      <w:r>
-        <w:t>schema</w:t>
-      </w:r>
-      <w:r>
-        <w:rPr>
-          <w:lang w:val="el-GR"/>
-        </w:rPr>
-        <w:t xml:space="preserve"> </w:t>
-      </w:r>
-      <w:r>
-        <w:t>changes</w:t>
-      </w:r>
-      <w:r>
-        <w:rPr>
-          <w:lang w:val="el-GR"/>
-        </w:rPr>
-        <w:t>).</w:t>
-      </w:r>
-      <w:r>
-        <w:rPr>
-          <w:lang w:val="el-GR"/>
-        </w:rPr>
-        <w:t xml:space="preserve"> </w:t>
       </w:r>
       <w:r>
         <w:rPr>
@@ -7813,8 +7857,8 @@
           <w:lang w:val="el-GR"/>
         </w:rPr>
       </w:pPr>
-      <w:bookmarkStart w:id="15" w:name="πινακα1"/>
-      <w:bookmarkStart w:id="16" w:name="_Toc221963665"/>
+      <w:bookmarkStart w:id="15" w:name="_Toc221963665"/>
+      <w:bookmarkStart w:id="16" w:name="πινακα1"/>
       <w:r>
         <w:rPr>
           <w:lang w:val="el-GR"/>
@@ -7887,9 +7931,9 @@
         </w:rPr>
         <w:t xml:space="preserve"> που χρησιμοποιήθηκαν</w:t>
       </w:r>
-      <w:bookmarkEnd w:id="16"/>
-    </w:p>
-    <w:bookmarkEnd w:id="15"/>
+      <w:bookmarkEnd w:id="15"/>
+    </w:p>
+    <w:bookmarkEnd w:id="16"/>
     <w:p>
       <w:pPr>
         <w:rPr>
@@ -7975,28 +8019,89 @@
           <w:rFonts w:eastAsia="Times New Roman" w:cstheme="minorHAnsi"/>
           <w:lang w:val="el-GR"/>
         </w:rPr>
-        <w:t xml:space="preserve">, ο οποίος περιλαμβάνει τη λογική εκπαίδευσης, αξιολόγησης και προώθησης </w:t>
+        <w:t xml:space="preserve">, ο οποίος περιλαμβάνει τη λογική εκπαίδευσης, αξιολόγησης </w:t>
       </w:r>
       <w:r>
         <w:rPr>
           <w:rFonts w:eastAsia="Times New Roman" w:cstheme="minorHAnsi"/>
           <w:lang w:val="el-GR"/>
         </w:rPr>
+        <w:t>,</w:t>
+      </w:r>
+      <w:r>
+        <w:rPr>
+          <w:rFonts w:eastAsia="Times New Roman" w:cstheme="minorHAnsi"/>
+          <w:lang w:val="el-GR"/>
+        </w:rPr>
+        <w:t>προώθησης (</w:t>
+      </w:r>
+      <w:r>
+        <w:rPr>
+          <w:rFonts w:eastAsia="Times New Roman" w:cstheme="minorHAnsi"/>
+        </w:rPr>
+        <w:t>promotion</w:t>
+      </w:r>
+      <w:r>
+        <w:rPr>
+          <w:rFonts w:eastAsia="Times New Roman" w:cstheme="minorHAnsi"/>
+          <w:lang w:val="el-GR"/>
+        </w:rPr>
+        <w:t xml:space="preserve">) </w:t>
+      </w:r>
+      <w:r>
+        <w:rPr>
+          <w:rFonts w:eastAsia="Times New Roman" w:cstheme="minorHAnsi"/>
+          <w:lang w:val="el-GR"/>
+        </w:rPr>
         <w:lastRenderedPageBreak/>
-        <w:t>(</w:t>
+        <w:t>των μοντέλων</w:t>
       </w:r>
       <w:r>
         <w:rPr>
           <w:rFonts w:eastAsia="Times New Roman" w:cstheme="minorHAnsi"/>
-        </w:rPr>
-        <w:t>promotion</w:t>
+          <w:lang w:val="el-GR"/>
+        </w:rPr>
+        <w:t xml:space="preserve"> </w:t>
       </w:r>
       <w:r>
         <w:rPr>
           <w:rFonts w:eastAsia="Times New Roman" w:cstheme="minorHAnsi"/>
           <w:lang w:val="el-GR"/>
         </w:rPr>
-        <w:t xml:space="preserve">) των μοντέλων. Οι ρυθμίσεις εκπαίδευσης και εκτέλεσης ορίζονται μέσω αρχείων </w:t>
+        <w:t xml:space="preserve">και </w:t>
+      </w:r>
+      <w:r>
+        <w:rPr>
+          <w:rFonts w:eastAsia="Times New Roman" w:cstheme="minorHAnsi"/>
+        </w:rPr>
+        <w:t>inference</w:t>
+      </w:r>
+      <w:r>
+        <w:rPr>
+          <w:rFonts w:eastAsia="Times New Roman" w:cstheme="minorHAnsi"/>
+          <w:lang w:val="el-GR"/>
+        </w:rPr>
+        <w:t xml:space="preserve"> </w:t>
+      </w:r>
+      <w:r>
+        <w:rPr>
+          <w:rFonts w:eastAsia="Times New Roman" w:cstheme="minorHAnsi"/>
+          <w:lang w:val="el-GR"/>
+        </w:rPr>
+        <w:t xml:space="preserve">μέσω </w:t>
+      </w:r>
+      <w:r>
+        <w:rPr>
+          <w:rFonts w:eastAsia="Times New Roman" w:cstheme="minorHAnsi"/>
+        </w:rPr>
+        <w:t>API</w:t>
+      </w:r>
+      <w:r>
+        <w:rPr>
+          <w:rFonts w:eastAsia="Times New Roman" w:cstheme="minorHAnsi"/>
+          <w:lang w:val="el-GR"/>
+        </w:rPr>
+        <w:t xml:space="preserve">. Οι ρυθμίσεις εκπαίδευσης και εκτέλεσης ορίζονται μέσω αρχείων </w:t>
       </w:r>
       <w:r>
         <w:rPr>
@@ -8561,27 +8666,14 @@
       <w:r>
         <w:t xml:space="preserve">α </w:t>
       </w:r>
-      <w:r>
-        <w:fldChar w:fldCharType="begin"/>
-      </w:r>
-      <w:r>
-        <w:instrText xml:space="preserve"> SEQ Εικόνα \* ARABIC </w:instrText>
-      </w:r>
-      <w:r>
-        <w:fldChar w:fldCharType="separate"/>
-      </w:r>
-      <w:r>
-        <w:rPr>
-          <w:noProof/>
-        </w:rPr>
-        <w:t>1</w:t>
-      </w:r>
-      <w:r>
-        <w:rPr>
-          <w:noProof/>
-        </w:rPr>
-        <w:fldChar w:fldCharType="end"/>
-      </w:r>
+      <w:fldSimple w:instr=" SEQ Εικόνα \* ARABIC ">
+        <w:r>
+          <w:rPr>
+            <w:noProof/>
+          </w:rPr>
+          <w:t>1</w:t>
+        </w:r>
+      </w:fldSimple>
       <w:r>
         <w:t xml:space="preserve"> </w:t>
       </w:r>
@@ -9832,13 +9924,72 @@
         <w:rPr>
           <w:lang w:val="el-GR"/>
         </w:rPr>
+        <w:t xml:space="preserve"> Συγκεκριμένα, η διαδικασία συγκρίνει την τιμή της συνάρτησης απώλειας (</w:t>
+      </w:r>
+      <w:r>
+        <w:t>loss</w:t>
+      </w:r>
+      <w:r>
+        <w:rPr>
+          <w:lang w:val="el-GR"/>
+        </w:rPr>
+        <w:t xml:space="preserve">) στο </w:t>
+      </w:r>
+      <w:r>
+        <w:t>validation</w:t>
+      </w:r>
+      <w:r>
+        <w:rPr>
+          <w:lang w:val="el-GR"/>
+        </w:rPr>
         <w:t xml:space="preserve"> </w:t>
       </w:r>
       <w:r>
-        <w:rPr>
-          <w:lang w:val="el-GR"/>
-        </w:rPr>
-        <w:t>Συγκεκριμένα, η διαδικασία συγκρίνει την τιμή της συνάρτησης απώλειας (</w:t>
+        <w:t>set</w:t>
+      </w:r>
+      <w:r>
+        <w:rPr>
+          <w:lang w:val="el-GR"/>
+        </w:rPr>
+        <w:t xml:space="preserve"> μεταξύ του τρέχοντος </w:t>
+      </w:r>
+      <w:r>
+        <w:t>champion</w:t>
+      </w:r>
+      <w:r>
+        <w:rPr>
+          <w:lang w:val="el-GR"/>
+        </w:rPr>
+        <w:t xml:space="preserve"> και του νέου </w:t>
+      </w:r>
+      <w:r>
+        <w:t>candidate</w:t>
+      </w:r>
+      <w:r>
+        <w:rPr>
+          <w:lang w:val="el-GR"/>
+        </w:rPr>
+        <w:t xml:space="preserve">, ανακτώντας τα αντίστοιχα αρχεία </w:t>
+      </w:r>
+      <w:r>
+        <w:t>metrics</w:t>
+      </w:r>
+      <w:r>
+        <w:rPr>
+          <w:lang w:val="el-GR"/>
+        </w:rPr>
+        <w:t>.</w:t>
+      </w:r>
+      <w:proofErr w:type="spellStart"/>
+      <w:r>
+        <w:t>json</w:t>
+      </w:r>
+      <w:proofErr w:type="spellEnd"/>
+      <w:r>
+        <w:rPr>
+          <w:lang w:val="el-GR"/>
+        </w:rPr>
+        <w:t xml:space="preserve">. Εάν το νέο μοντέλο επιτύχει χαμηλότερο </w:t>
       </w:r>
       <w:r>
         <w:t>loss</w:t>
@@ -9847,78 +9998,7 @@
         <w:rPr>
           <w:lang w:val="el-GR"/>
         </w:rPr>
-        <w:t xml:space="preserve">) στο </w:t>
-      </w:r>
-      <w:r>
-        <w:t>validation</w:t>
-      </w:r>
-      <w:r>
-        <w:rPr>
-          <w:lang w:val="el-GR"/>
-        </w:rPr>
-        <w:t xml:space="preserve"> </w:t>
-      </w:r>
-      <w:r>
-        <w:t>set</w:t>
-      </w:r>
-      <w:r>
-        <w:rPr>
-          <w:lang w:val="el-GR"/>
-        </w:rPr>
-        <w:t xml:space="preserve"> μεταξύ του τρέχοντος </w:t>
-      </w:r>
-      <w:r>
-        <w:t>champion</w:t>
-      </w:r>
-      <w:r>
-        <w:rPr>
-          <w:lang w:val="el-GR"/>
-        </w:rPr>
-        <w:t xml:space="preserve"> και του νέου </w:t>
-      </w:r>
-      <w:r>
-        <w:t>candidate</w:t>
-      </w:r>
-      <w:r>
-        <w:rPr>
-          <w:lang w:val="el-GR"/>
-        </w:rPr>
-        <w:t xml:space="preserve">, ανακτώντας τα αντίστοιχα αρχεία </w:t>
-      </w:r>
-      <w:r>
-        <w:t>metrics</w:t>
-      </w:r>
-      <w:r>
-        <w:rPr>
-          <w:lang w:val="el-GR"/>
-        </w:rPr>
-        <w:t>.</w:t>
-      </w:r>
-      <w:proofErr w:type="spellStart"/>
-      <w:r>
-        <w:t>json</w:t>
-      </w:r>
-      <w:proofErr w:type="spellEnd"/>
-      <w:r>
-        <w:rPr>
-          <w:lang w:val="el-GR"/>
-        </w:rPr>
-        <w:t xml:space="preserve">. Εάν το νέο μοντέλο επιτύχει χαμηλότερο </w:t>
-      </w:r>
-      <w:r>
-        <w:t>loss</w:t>
-      </w:r>
-      <w:r>
-        <w:rPr>
-          <w:lang w:val="el-GR"/>
-        </w:rPr>
-        <w:t>, τότε θεωρείται βελτιωμένο και η διαδικασία προχωρά στην αντικατάσταση</w:t>
-      </w:r>
-      <w:r>
-        <w:rPr>
-          <w:lang w:val="el-GR"/>
-        </w:rPr>
-        <w:t>.</w:t>
+        <w:t>, τότε θεωρείται βελτιωμένο και η διαδικασία προχωρά στην αντικατάσταση.</w:t>
       </w:r>
       <w:r>
         <w:rPr>
@@ -10050,21 +10130,7 @@
             <w:rStyle w:val="Hyperlink"/>
             <w:lang w:val="el-GR"/>
           </w:rPr>
-          <w:t>ικό</w:t>
-        </w:r>
-        <w:r>
-          <w:rPr>
-            <w:rStyle w:val="Hyperlink"/>
-            <w:lang w:val="el-GR"/>
-          </w:rPr>
-          <w:t>ν</w:t>
-        </w:r>
-        <w:r>
-          <w:rPr>
-            <w:rStyle w:val="Hyperlink"/>
-            <w:lang w:val="el-GR"/>
-          </w:rPr>
-          <w:t>α</w:t>
+          <w:t>ικόνα</w:t>
         </w:r>
         <w:r>
           <w:rPr>
@@ -10151,8 +10217,8 @@
       <w:pPr>
         <w:pStyle w:val="Caption"/>
       </w:pPr>
-      <w:bookmarkStart w:id="23" w:name="εικονα4"/>
-      <w:bookmarkStart w:id="24" w:name="_Toc221968721"/>
+      <w:bookmarkStart w:id="23" w:name="_Toc221968721"/>
+      <w:bookmarkStart w:id="24" w:name="εικονα4"/>
       <w:proofErr w:type="spellStart"/>
       <w:r>
         <w:t>Εικόν</w:t>
@@ -10161,33 +10227,20 @@
       <w:r>
         <w:t xml:space="preserve">α </w:t>
       </w:r>
-      <w:r>
-        <w:fldChar w:fldCharType="begin"/>
-      </w:r>
-      <w:r>
-        <w:instrText xml:space="preserve"> SEQ Εικόνα \* ARABIC </w:instrText>
-      </w:r>
-      <w:r>
-        <w:fldChar w:fldCharType="separate"/>
-      </w:r>
-      <w:r>
-        <w:rPr>
-          <w:noProof/>
-        </w:rPr>
-        <w:t>4</w:t>
-      </w:r>
-      <w:r>
-        <w:rPr>
-          <w:noProof/>
-        </w:rPr>
-        <w:fldChar w:fldCharType="end"/>
-      </w:r>
+      <w:fldSimple w:instr=" SEQ Εικόνα \* ARABIC ">
+        <w:r>
+          <w:rPr>
+            <w:noProof/>
+          </w:rPr>
+          <w:t>4</w:t>
+        </w:r>
+      </w:fldSimple>
       <w:r>
         <w:t xml:space="preserve"> Training Pipeline</w:t>
       </w:r>
-      <w:bookmarkEnd w:id="24"/>
-    </w:p>
-    <w:bookmarkEnd w:id="23"/>
+      <w:bookmarkEnd w:id="23"/>
+    </w:p>
+    <w:bookmarkEnd w:id="24"/>
     <w:p/>
     <w:p>
       <w:r>
@@ -10518,12 +10571,10 @@
         <w:t xml:space="preserve"> </w:t>
       </w:r>
       <w:proofErr w:type="spellStart"/>
-      <w:proofErr w:type="gramStart"/>
       <w:r>
         <w:t>metrics.json</w:t>
       </w:r>
       <w:proofErr w:type="spellEnd"/>
-      <w:proofErr w:type="gramEnd"/>
       <w:r>
         <w:t>.</w:t>
       </w:r>
@@ -10691,27 +10742,14 @@
       <w:r>
         <w:t xml:space="preserve">α </w:t>
       </w:r>
-      <w:r>
-        <w:fldChar w:fldCharType="begin"/>
-      </w:r>
-      <w:r>
-        <w:instrText xml:space="preserve"> SEQ Εικόνα \* ARABIC </w:instrText>
-      </w:r>
-      <w:r>
-        <w:fldChar w:fldCharType="separate"/>
-      </w:r>
-      <w:r>
-        <w:rPr>
-          <w:noProof/>
-        </w:rPr>
-        <w:t>5</w:t>
-      </w:r>
-      <w:r>
-        <w:rPr>
-          <w:noProof/>
-        </w:rPr>
-        <w:fldChar w:fldCharType="end"/>
-      </w:r>
+      <w:fldSimple w:instr=" SEQ Εικόνα \* ARABIC ">
+        <w:r>
+          <w:rPr>
+            <w:noProof/>
+          </w:rPr>
+          <w:t>5</w:t>
+        </w:r>
+      </w:fldSimple>
       <w:r>
         <w:t xml:space="preserve"> </w:t>
       </w:r>
@@ -11608,8 +11646,8 @@
           <w:lang w:val="el-GR"/>
         </w:rPr>
       </w:pPr>
-      <w:bookmarkStart w:id="29" w:name="image6"/>
-      <w:bookmarkStart w:id="30" w:name="_Toc221968724"/>
+      <w:bookmarkStart w:id="29" w:name="_Toc221968724"/>
+      <w:bookmarkStart w:id="30" w:name="image6"/>
       <w:r>
         <w:rPr>
           <w:lang w:val="el-GR"/>
@@ -11709,16 +11747,21 @@
         </w:rPr>
         <w:t>.</w:t>
       </w:r>
-      <w:bookmarkEnd w:id="30"/>
-    </w:p>
-    <w:p>
-      <w:pPr>
-        <w:rPr>
-          <w:lang w:val="el-GR"/>
-        </w:rPr>
-      </w:pPr>
-    </w:p>
-    <w:p>
+      <w:bookmarkEnd w:id="29"/>
+    </w:p>
+    <w:p>
+      <w:pPr>
+        <w:rPr>
+          <w:lang w:val="el-GR"/>
+        </w:rPr>
+      </w:pPr>
+    </w:p>
+    <w:p>
+      <w:pPr>
+        <w:rPr>
+          <w:lang w:val="el-GR"/>
+        </w:rPr>
+      </w:pPr>
       <w:r>
         <w:rPr>
           <w:lang w:val="el-GR"/>
@@ -12164,7 +12207,6 @@
           <w:lang w:val="el-GR"/>
         </w:rPr>
       </w:pPr>
-      <w:proofErr w:type="gramStart"/>
       <w:r>
         <w:t></w:t>
       </w:r>
@@ -12182,7 +12224,6 @@
         </w:rPr>
         <w:t>/</w:t>
       </w:r>
-      <w:proofErr w:type="gramEnd"/>
       <w:r>
         <w:rPr>
           <w:b/>
@@ -12298,7 +12339,6 @@
           <w:lang w:val="el-GR"/>
         </w:rPr>
       </w:pPr>
-      <w:proofErr w:type="gramStart"/>
       <w:r>
         <w:t></w:t>
       </w:r>
@@ -12316,7 +12356,6 @@
         </w:rPr>
         <w:t>/</w:t>
       </w:r>
-      <w:proofErr w:type="gramEnd"/>
       <w:r>
         <w:rPr>
           <w:b/>
@@ -12554,28 +12593,117 @@
         <w:rPr>
           <w:lang w:val="el-GR"/>
         </w:rPr>
-        <w:t xml:space="preserve"> όταν η υπηρεσία τρέχει κανονικά</w:t>
-      </w:r>
+        <w:t xml:space="preserve"> όταν η υπηρεσία τρέχει κανονικά.</w:t>
+      </w:r>
+    </w:p>
+    <w:p>
+      <w:pPr>
+        <w:rPr>
+          <w:lang w:val="el-GR"/>
+        </w:rPr>
+      </w:pPr>
+    </w:p>
+    <w:p>
+      <w:pPr>
+        <w:rPr>
+          <w:lang w:val="el-GR"/>
+        </w:rPr>
+      </w:pPr>
+    </w:p>
+    <w:p>
+      <w:pPr>
+        <w:ind w:left="431"/>
+        <w:rPr>
+          <w:lang w:val="el-GR"/>
+        </w:rPr>
+      </w:pPr>
+      <w:r>
+        <w:rPr>
+          <w:lang w:val="el-GR"/>
+        </w:rPr>
+        <w:t>Η εκκίνηση της υπηρεσίας γίνεται με την εντολή:</w:t>
+      </w:r>
+      <w:r>
+        <w:rPr>
+          <w:lang w:val="el-GR"/>
+        </w:rPr>
+        <w:br/>
+      </w:r>
+      <w:r>
+        <w:rPr>
+          <w:lang w:val="el-GR"/>
+        </w:rPr>
+        <w:t xml:space="preserve"> </w:t>
+      </w:r>
+      <w:proofErr w:type="spellStart"/>
+      <w:r>
+        <w:t>uvicorn</w:t>
+      </w:r>
+      <w:proofErr w:type="spellEnd"/>
+      <w:r>
+        <w:rPr>
+          <w:lang w:val="el-GR"/>
+        </w:rPr>
+        <w:t xml:space="preserve"> </w:t>
+      </w:r>
+      <w:proofErr w:type="spellStart"/>
+      <w:r>
+        <w:t>src</w:t>
+      </w:r>
+      <w:proofErr w:type="spellEnd"/>
       <w:r>
         <w:rPr>
           <w:lang w:val="el-GR"/>
         </w:rPr>
         <w:t>.</w:t>
       </w:r>
-    </w:p>
-    <w:p>
-      <w:pPr>
-        <w:rPr>
-          <w:lang w:val="el-GR"/>
-        </w:rPr>
-      </w:pPr>
-    </w:p>
-    <w:p>
-      <w:pPr>
-        <w:rPr>
-          <w:lang w:val="el-GR"/>
-        </w:rPr>
-      </w:pPr>
+      <w:r>
+        <w:t>inference</w:t>
+      </w:r>
+      <w:r>
+        <w:rPr>
+          <w:lang w:val="el-GR"/>
+        </w:rPr>
+        <w:t>.</w:t>
+      </w:r>
+      <w:proofErr w:type="spellStart"/>
+      <w:r>
+        <w:t>api</w:t>
+      </w:r>
+      <w:proofErr w:type="spellEnd"/>
+      <w:r>
+        <w:rPr>
+          <w:lang w:val="el-GR"/>
+        </w:rPr>
+        <w:t>:</w:t>
+      </w:r>
+      <w:r>
+        <w:t>app</w:t>
+      </w:r>
+      <w:r>
+        <w:rPr>
+          <w:lang w:val="el-GR"/>
+        </w:rPr>
+        <w:t xml:space="preserve"> --</w:t>
+      </w:r>
+      <w:r>
+        <w:t>host</w:t>
+      </w:r>
+      <w:r>
+        <w:rPr>
+          <w:lang w:val="el-GR"/>
+        </w:rPr>
+        <w:t xml:space="preserve"> 0.0.0.0 --</w:t>
+      </w:r>
+      <w:r>
+        <w:t>port</w:t>
+      </w:r>
+      <w:r>
+        <w:rPr>
+          <w:lang w:val="el-GR"/>
+        </w:rPr>
+        <w:t xml:space="preserve"> 8000</w:t>
+      </w:r>
     </w:p>
     <w:p>
       <w:pPr>
@@ -12584,40 +12712,70 @@
           <w:lang w:val="el-GR"/>
         </w:rPr>
       </w:pPr>
-      <w:r>
-        <w:rPr>
-          <w:lang w:val="el-GR"/>
-        </w:rPr>
-        <w:t>Η εκκίνηση της υπηρεσίας γίνεται με την εντολή:</w:t>
-      </w:r>
-      <w:r>
-        <w:rPr>
-          <w:lang w:val="el-GR"/>
-        </w:rPr>
-        <w:br/>
-      </w:r>
-      <w:r>
-        <w:rPr>
-          <w:lang w:val="el-GR"/>
-        </w:rPr>
-        <w:t xml:space="preserve"> </w:t>
+    </w:p>
+    <w:p>
+      <w:pPr>
+        <w:ind w:left="431"/>
+        <w:rPr>
+          <w:lang w:val="el-GR"/>
+        </w:rPr>
+      </w:pPr>
+      <w:r>
+        <w:rPr>
+          <w:lang w:val="el-GR"/>
+        </w:rPr>
+        <w:t>Ένα παράδειγμα κλήσης για παραγωγή κειμένου φαίνεται παρακάτω:</w:t>
+      </w:r>
+    </w:p>
+    <w:p>
+      <w:pPr>
+        <w:ind w:left="431"/>
+      </w:pPr>
+      <w:r>
+        <w:t>curl -X POST "http://127.0.0.1:8000/generate" \</w:t>
+      </w:r>
+    </w:p>
+    <w:p>
+      <w:pPr>
+        <w:ind w:left="431"/>
+      </w:pPr>
+      <w:r>
+        <w:t xml:space="preserve">  -H "Content-Type: application/</w:t>
       </w:r>
       <w:proofErr w:type="spellStart"/>
       <w:r>
-        <w:t>uvicorn</w:t>
+        <w:t>json</w:t>
       </w:r>
       <w:proofErr w:type="spellEnd"/>
       <w:r>
-        <w:rPr>
-          <w:lang w:val="el-GR"/>
-        </w:rPr>
-        <w:t xml:space="preserve"> </w:t>
-      </w:r>
-      <w:proofErr w:type="spellStart"/>
-      <w:r>
-        <w:t>src</w:t>
-      </w:r>
-      <w:proofErr w:type="spellEnd"/>
+        <w:t>" \</w:t>
+      </w:r>
+    </w:p>
+    <w:p>
+      <w:pPr>
+        <w:ind w:left="431"/>
+      </w:pPr>
+      <w:r>
+        <w:t xml:space="preserve">  -d "{\"prompt\":\"The war started\",\"max_new_tokens\":50,\"temperature\":0.8,\"top_k\":25}"</w:t>
+      </w:r>
+    </w:p>
+    <w:p/>
+    <w:p>
+      <w:pPr>
+        <w:rPr>
+          <w:lang w:val="el-GR"/>
+        </w:rPr>
+      </w:pPr>
+      <w:r>
+        <w:rPr>
+          <w:lang w:val="el-GR"/>
+        </w:rPr>
+        <w:lastRenderedPageBreak/>
+        <w:t xml:space="preserve">Η αρχιτεκτονική αυτή διαχωρίζει πλήρως την εκπαίδευση από την εξυπηρέτηση επιτρέποντας την ανεξάρτητη κλιμάκωση της υπηρεσίας </w:t>
+      </w:r>
+      <w:r>
+        <w:t>inference</w:t>
+      </w:r>
       <w:r>
         <w:rPr>
           <w:lang w:val="el-GR"/>
@@ -12625,198 +12783,10 @@
         <w:t>.</w:t>
       </w:r>
       <w:r>
-        <w:t>inference</w:t>
-      </w:r>
-      <w:r>
-        <w:rPr>
-          <w:lang w:val="el-GR"/>
-        </w:rPr>
-        <w:t>.</w:t>
-      </w:r>
-      <w:proofErr w:type="spellStart"/>
-      <w:r>
-        <w:t>api</w:t>
-      </w:r>
-      <w:proofErr w:type="spellEnd"/>
-      <w:r>
-        <w:rPr>
-          <w:lang w:val="el-GR"/>
-        </w:rPr>
-        <w:t>:</w:t>
-      </w:r>
-      <w:r>
-        <w:t>app</w:t>
-      </w:r>
-      <w:r>
-        <w:rPr>
-          <w:lang w:val="el-GR"/>
-        </w:rPr>
-        <w:t xml:space="preserve"> --</w:t>
-      </w:r>
-      <w:r>
-        <w:t>host</w:t>
-      </w:r>
-      <w:r>
-        <w:rPr>
-          <w:lang w:val="el-GR"/>
-        </w:rPr>
-        <w:t xml:space="preserve"> 0.0.0.0 --</w:t>
-      </w:r>
-      <w:r>
-        <w:t>port</w:t>
-      </w:r>
-      <w:r>
-        <w:rPr>
-          <w:lang w:val="el-GR"/>
-        </w:rPr>
-        <w:t xml:space="preserve"> 8000</w:t>
-      </w:r>
-    </w:p>
-    <w:p>
-      <w:pPr>
-        <w:ind w:left="431"/>
-        <w:rPr>
-          <w:lang w:val="el-GR"/>
-        </w:rPr>
-      </w:pPr>
-    </w:p>
-    <w:p>
-      <w:pPr>
-        <w:ind w:left="431"/>
-        <w:rPr>
-          <w:lang w:val="el-GR"/>
-        </w:rPr>
-      </w:pPr>
-      <w:r>
-        <w:rPr>
-          <w:lang w:val="el-GR"/>
-        </w:rPr>
-        <w:t>Ένα παράδειγμα κλήσης για παραγωγή κειμένου φαίνεται παρακάτω:</w:t>
-      </w:r>
-    </w:p>
-    <w:p>
-      <w:pPr>
-        <w:ind w:left="431"/>
-      </w:pPr>
-      <w:r>
-        <w:t>curl -X POST "http://127.0.0.1:8000/generate" \</w:t>
-      </w:r>
-    </w:p>
-    <w:p>
-      <w:pPr>
-        <w:ind w:left="431"/>
-      </w:pPr>
-      <w:r>
-        <w:t xml:space="preserve">  -H "Content-Type: application/</w:t>
-      </w:r>
-      <w:proofErr w:type="spellStart"/>
-      <w:r>
-        <w:t>json</w:t>
-      </w:r>
-      <w:proofErr w:type="spellEnd"/>
-      <w:r>
-        <w:t>" \</w:t>
-      </w:r>
-    </w:p>
-    <w:p>
-      <w:pPr>
-        <w:ind w:left="431"/>
-      </w:pPr>
-      <w:r>
-        <w:t xml:space="preserve">  -</w:t>
-      </w:r>
-      <w:proofErr w:type="gramStart"/>
-      <w:r>
-        <w:t>d "{</w:t>
-      </w:r>
-      <w:proofErr w:type="gramEnd"/>
-      <w:r>
-        <w:t>\"prompt\</w:t>
-      </w:r>
-      <w:proofErr w:type="gramStart"/>
-      <w:r>
-        <w:t>":\</w:t>
-      </w:r>
-      <w:proofErr w:type="gramEnd"/>
-      <w:r>
-        <w:t>"The war started\</w:t>
-      </w:r>
-      <w:proofErr w:type="gramStart"/>
-      <w:r>
-        <w:t>",\</w:t>
-      </w:r>
-      <w:proofErr w:type="gramEnd"/>
-      <w:r>
-        <w:t>"max_new_tokens\":</w:t>
-      </w:r>
-      <w:proofErr w:type="gramStart"/>
-      <w:r>
-        <w:t>50,\</w:t>
-      </w:r>
-      <w:proofErr w:type="gramEnd"/>
-      <w:r>
-        <w:t>"temperature\":0.</w:t>
-      </w:r>
-      <w:proofErr w:type="gramStart"/>
-      <w:r>
-        <w:t>8,\</w:t>
-      </w:r>
-      <w:proofErr w:type="gramEnd"/>
-      <w:r>
-        <w:t>"top_k\":</w:t>
-      </w:r>
-      <w:proofErr w:type="gramStart"/>
-      <w:r>
-        <w:t>25}"</w:t>
-      </w:r>
-      <w:proofErr w:type="gramEnd"/>
-    </w:p>
-    <w:p/>
-    <w:p>
-      <w:pPr>
-        <w:rPr>
-          <w:lang w:val="el-GR"/>
-        </w:rPr>
-      </w:pPr>
-      <w:r>
-        <w:rPr>
-          <w:lang w:val="el-GR"/>
-        </w:rPr>
-        <w:lastRenderedPageBreak/>
-        <w:t>Η αρχιτεκτονική αυτή διαχωρίζει πλήρως την εκπαίδευση από την εξυπηρέτηση</w:t>
-      </w:r>
-      <w:r>
-        <w:rPr>
-          <w:lang w:val="el-GR"/>
-        </w:rPr>
-        <w:t xml:space="preserve"> </w:t>
-      </w:r>
-      <w:r>
-        <w:rPr>
-          <w:lang w:val="el-GR"/>
-        </w:rPr>
-        <w:t xml:space="preserve">επιτρέποντας την ανεξάρτητη κλιμάκωση της υπηρεσίας </w:t>
-      </w:r>
-      <w:r>
-        <w:t>inference</w:t>
-      </w:r>
-      <w:r>
-        <w:rPr>
-          <w:lang w:val="el-GR"/>
-        </w:rPr>
-        <w:t>.</w:t>
-      </w:r>
-      <w:r>
-        <w:rPr>
-          <w:lang w:val="el-GR"/>
-        </w:rPr>
-        <w:t xml:space="preserve"> </w:t>
-      </w:r>
-      <w:r>
-        <w:rPr>
-          <w:lang w:val="el-GR"/>
-        </w:rPr>
-        <w:t xml:space="preserve">Η προσέγγιση αυτή είναι </w:t>
+        <w:rPr>
+          <w:lang w:val="el-GR"/>
+        </w:rPr>
+        <w:t xml:space="preserve"> Η προσέγγιση αυτή είναι </w:t>
       </w:r>
       <w:proofErr w:type="spellStart"/>
       <w:r>
@@ -12884,6 +12854,9 @@
         <w:keepNext/>
       </w:pPr>
       <w:r>
+        <w:rPr>
+          <w:noProof/>
+        </w:rPr>
         <w:drawing>
           <wp:inline distT="0" distB="0" distL="0" distR="0" wp14:anchorId="4656AEF4" wp14:editId="4A1ABC3F">
             <wp:extent cx="5943600" cy="2787650"/>
@@ -13025,7 +12998,7 @@
         </w:rPr>
       </w:pPr>
       <w:bookmarkStart w:id="33" w:name="_Toc221969097"/>
-      <w:bookmarkEnd w:id="29"/>
+      <w:bookmarkEnd w:id="30"/>
       <w:r>
         <w:rPr>
           <w:lang w:val="el-GR"/>
@@ -13184,13 +13157,13 @@
         <w:rPr>
           <w:lang w:val="el-GR"/>
         </w:rPr>
-        <w:t xml:space="preserve"> με επιπλέον στάδια αξιολόγησης πριν την προώθηση ενός μοντέλου</w:t>
-      </w:r>
-      <w:r>
-        <w:rPr>
-          <w:lang w:val="el-GR"/>
-        </w:rPr>
-        <w:t>(</w:t>
+        <w:t xml:space="preserve"> με επιπλέον στάδια αξιολόγησης </w:t>
+      </w:r>
+      <w:r>
+        <w:rPr>
+          <w:lang w:val="el-GR"/>
+        </w:rPr>
+        <w:t xml:space="preserve">για παράδειγμα </w:t>
       </w:r>
       <w:r>
         <w:t>data</w:t>
@@ -13203,12 +13176,6 @@
       </w:r>
       <w:r>
         <w:t>validation</w:t>
-      </w:r>
-      <w:r>
-        <w:rPr>
-          <w:lang w:val="el-GR"/>
-        </w:rPr>
-        <w:t>)</w:t>
       </w:r>
       <w:r>
         <w:rPr>
